--- a/docx/Проект системы.docx
+++ b/docx/Проект системы.docx
@@ -1425,10 +1425,18 @@
         <w:jc w:val="both"/>
       </w:pPr>
       <w:r>
-        <w:t>КОМПАС-3D широко используется для проектирования изделий основного и вспомогательного производств в таких отраслях промышленности, как машиностроение (транспортное, сельскохозяйственное, энергетическое, нефтегазовое, химическое и т.д.), приборостроение, авиастроение, судостроение, станкостроение, вагоностроение, металлургия, промышленное и гражданское строительство, товары народного потребления и т. д.</w:t>
-      </w:r>
-      <w:r>
-        <w:t>[1]</w:t>
+        <w:t xml:space="preserve">КОМПАС-3D широко используется для проектирования изделий основного и вспомогательного производств в таких отраслях промышленности, как машиностроение (транспортное, сельскохозяйственное, энергетическое, нефтегазовое, химическое и т.д.), приборостроение, авиастроение, судостроение, станкостроение, вагоностроение, металлургия, промышленное и гражданское строительство, товары народного потребления и т. </w:t>
+      </w:r>
+      <w:proofErr w:type="gramStart"/>
+      <w:r>
+        <w:t>д.</w:t>
+      </w:r>
+      <w:r>
+        <w:t>[</w:t>
+      </w:r>
+      <w:proofErr w:type="gramEnd"/>
+      <w:r>
+        <w:t>1]</w:t>
       </w:r>
     </w:p>
     <w:p>
@@ -4541,7 +4549,13 @@
         <w:t>К3-Мебель стоит рассматривать как серьёзную систему для компаний, которые делают индивидуальную корпусную мебель на постоянной основе.</w:t>
       </w:r>
       <w:r>
-        <w:t>[5]</w:t>
+        <w:t>[</w:t>
+      </w:r>
+      <w:r>
+        <w:t>3</w:t>
+      </w:r>
+      <w:r>
+        <w:t>]</w:t>
       </w:r>
       <w:r>
         <w:t xml:space="preserve"> </w:t>
@@ -4649,7 +4663,13 @@
         <w:t>PRO100 — программа для проектирования мебели и кухни, а также для дизайна интерьеров. В базу программы уже загружены готовые модели, чтобы быстро спроектировать будущий стиль кухни, ванной комнаты, спальни, гостиной или офиса. Для каждой из комнат при этом есть целые библиотеки отделочных материалов различных текстур и оттенков. Если встроенного каталога окажется недостаточно, пользователь может разработать любой предмет интерьера с нуля. Специальный модуль позволяет создать мебель любого размера, цвета и конструкции.</w:t>
       </w:r>
       <w:r>
-        <w:t>[6]</w:t>
+        <w:t>[</w:t>
+      </w:r>
+      <w:r>
+        <w:t>4</w:t>
+      </w:r>
+      <w:r>
+        <w:t>]</w:t>
       </w:r>
       <w:r>
         <w:t xml:space="preserve"> </w:t>
@@ -5447,7 +5467,7 @@
         <w:t>[</w:t>
       </w:r>
       <w:r>
-        <w:t>7</w:t>
+        <w:t>5</w:t>
       </w:r>
       <w:r>
         <w:t>]</w:t>
@@ -6504,6 +6524,7 @@
               <w:jc w:val="both"/>
             </w:pPr>
             <w:proofErr w:type="spellStart"/>
+            <w:proofErr w:type="gramStart"/>
             <w:r>
               <w:t>Dictionary</w:t>
             </w:r>
@@ -6512,6 +6533,7 @@
               <w:t>&lt;</w:t>
             </w:r>
             <w:proofErr w:type="spellStart"/>
+            <w:proofErr w:type="gramEnd"/>
             <w:r>
               <w:t>ParamType</w:t>
             </w:r>
@@ -6676,6 +6698,7 @@
               <w:jc w:val="both"/>
             </w:pPr>
             <w:proofErr w:type="spellStart"/>
+            <w:proofErr w:type="gramStart"/>
             <w:r>
               <w:t>Dictionary</w:t>
             </w:r>
@@ -6684,6 +6707,7 @@
               <w:t>&lt;</w:t>
             </w:r>
             <w:proofErr w:type="spellStart"/>
+            <w:proofErr w:type="gramEnd"/>
             <w:r>
               <w:t>ParamType</w:t>
             </w:r>
@@ -8478,8 +8502,13 @@
               <w:jc w:val="both"/>
             </w:pPr>
             <w:r>
-              <w:t>Point, double</w:t>
-            </w:r>
+              <w:t xml:space="preserve">Point, </w:t>
+            </w:r>
+            <w:proofErr w:type="spellStart"/>
+            <w:r>
+              <w:t>double</w:t>
+            </w:r>
+            <w:proofErr w:type="spellEnd"/>
           </w:p>
         </w:tc>
         <w:tc>
@@ -8682,6 +8711,9 @@
         <w:jc w:val="center"/>
       </w:pPr>
       <w:r>
+        <w:rPr>
+          <w:noProof/>
+        </w:rPr>
         <w:drawing>
           <wp:inline distT="0" distB="0" distL="0" distR="0" wp14:anchorId="5C3ED34E" wp14:editId="595683D3">
             <wp:extent cx="5014211" cy="3699510"/>
@@ -8750,7 +8782,143 @@
       </w:pPr>
       <w:r>
         <w:lastRenderedPageBreak/>
-        <w:t xml:space="preserve">Также программа содержит валидацию. При </w:t>
+        <w:t xml:space="preserve">Также программа содержит валидацию. </w:t>
+      </w:r>
+      <w:r>
+        <w:t xml:space="preserve">При вводе значения в </w:t>
+      </w:r>
+      <w:proofErr w:type="spellStart"/>
+      <w:r>
+        <w:t>TextBox</w:t>
+      </w:r>
+      <w:proofErr w:type="spellEnd"/>
+      <w:r>
+        <w:t xml:space="preserve"> метод </w:t>
+      </w:r>
+      <w:proofErr w:type="spellStart"/>
+      <w:proofErr w:type="gramStart"/>
+      <w:r>
+        <w:t>ValidateAndSetValue</w:t>
+      </w:r>
+      <w:proofErr w:type="spellEnd"/>
+      <w:r>
+        <w:t>(</w:t>
+      </w:r>
+      <w:proofErr w:type="gramEnd"/>
+      <w:r>
+        <w:t xml:space="preserve">) класса </w:t>
+      </w:r>
+      <w:proofErr w:type="spellStart"/>
+      <w:r>
+        <w:t>MainForm</w:t>
+      </w:r>
+      <w:proofErr w:type="spellEnd"/>
+      <w:r>
+        <w:t xml:space="preserve"> проверяет, не пустое ли поле и является ли введённый текст числом. Если проверка не пройдена, метод </w:t>
+      </w:r>
+      <w:proofErr w:type="spellStart"/>
+      <w:proofErr w:type="gramStart"/>
+      <w:r>
+        <w:t>SetColors</w:t>
+      </w:r>
+      <w:proofErr w:type="spellEnd"/>
+      <w:r>
+        <w:t>(</w:t>
+      </w:r>
+      <w:proofErr w:type="gramEnd"/>
+      <w:r>
+        <w:t>) окрашивает поле в красный цвет.</w:t>
+      </w:r>
+      <w:r>
+        <w:t xml:space="preserve"> </w:t>
+      </w:r>
+      <w:r>
+        <w:t xml:space="preserve">Если текст корректен, вызывается метод </w:t>
+      </w:r>
+      <w:proofErr w:type="spellStart"/>
+      <w:proofErr w:type="gramStart"/>
+      <w:r>
+        <w:t>ValidationParameter</w:t>
+      </w:r>
+      <w:proofErr w:type="spellEnd"/>
+      <w:r>
+        <w:t>(</w:t>
+      </w:r>
+      <w:proofErr w:type="gramEnd"/>
+      <w:r>
+        <w:t xml:space="preserve">) класса </w:t>
+      </w:r>
+      <w:proofErr w:type="spellStart"/>
+      <w:r>
+        <w:t>BracketParameters</w:t>
+      </w:r>
+      <w:proofErr w:type="spellEnd"/>
+      <w:r>
+        <w:t>. Он достаёт из словаря _</w:t>
+      </w:r>
+      <w:proofErr w:type="spellStart"/>
+      <w:r>
+        <w:t>parametersDict</w:t>
+      </w:r>
+      <w:proofErr w:type="spellEnd"/>
+      <w:r>
+        <w:t xml:space="preserve"> нужный объект </w:t>
+      </w:r>
+      <w:proofErr w:type="spellStart"/>
+      <w:r>
+        <w:t>Parameter</w:t>
+      </w:r>
+      <w:proofErr w:type="spellEnd"/>
+      <w:r>
+        <w:t xml:space="preserve"> и проверяет, находится ли введённое число между его </w:t>
+      </w:r>
+      <w:proofErr w:type="spellStart"/>
+      <w:r>
+        <w:t>MinValue</w:t>
+      </w:r>
+      <w:proofErr w:type="spellEnd"/>
+      <w:r>
+        <w:t xml:space="preserve"> и </w:t>
+      </w:r>
+      <w:proofErr w:type="spellStart"/>
+      <w:r>
+        <w:t>MaxValue</w:t>
+      </w:r>
+      <w:proofErr w:type="spellEnd"/>
+      <w:r>
+        <w:t xml:space="preserve">. Если да — метод </w:t>
+      </w:r>
+      <w:proofErr w:type="spellStart"/>
+      <w:proofErr w:type="gramStart"/>
+      <w:r>
+        <w:t>AddValueToParameter</w:t>
+      </w:r>
+      <w:proofErr w:type="spellEnd"/>
+      <w:r>
+        <w:t>(</w:t>
+      </w:r>
+      <w:proofErr w:type="gramEnd"/>
+      <w:r>
+        <w:t>) записывает новое значение в свойство Value, а поле ввода возвращает обычный цвет. Если нет — поле остаётся красным.</w:t>
+      </w:r>
+      <w:r>
+        <w:t xml:space="preserve"> </w:t>
+      </w:r>
+      <w:r>
+        <w:t xml:space="preserve">При нажатии кнопки «Построить» сначала проверяется, нет ли красных полей, а затем вызывается метод </w:t>
+      </w:r>
+      <w:proofErr w:type="spellStart"/>
+      <w:proofErr w:type="gramStart"/>
+      <w:r>
+        <w:t>ValidateDependencies</w:t>
+      </w:r>
+      <w:proofErr w:type="spellEnd"/>
+      <w:r>
+        <w:t>(</w:t>
+      </w:r>
+      <w:proofErr w:type="gramEnd"/>
+      <w:r>
+        <w:t>). Он проверяет, что глубина паза l1 не больше L - 20, а ширина паза b1 не больше B - 40. Если зависимости нарушены, построение блокируется.</w:t>
       </w:r>
     </w:p>
     <w:p>
@@ -9062,40 +9230,6 @@
       <w:r>
         <w:t>(дата обращения 21.09.2024)</w:t>
       </w:r>
-    </w:p>
-    <w:p>
-      <w:pPr>
-        <w:pStyle w:val="a7"/>
-        <w:numPr>
-          <w:ilvl w:val="0"/>
-          <w:numId w:val="1"/>
-        </w:numPr>
-        <w:spacing w:after="0" w:line="360" w:lineRule="auto"/>
-        <w:ind w:left="0" w:firstLine="709"/>
-        <w:jc w:val="both"/>
-      </w:pPr>
-      <w:proofErr w:type="spellStart"/>
-      <w:r>
-        <w:t>Аа</w:t>
-      </w:r>
-      <w:proofErr w:type="spellEnd"/>
-    </w:p>
-    <w:p>
-      <w:pPr>
-        <w:pStyle w:val="a7"/>
-        <w:numPr>
-          <w:ilvl w:val="0"/>
-          <w:numId w:val="1"/>
-        </w:numPr>
-        <w:spacing w:after="0" w:line="360" w:lineRule="auto"/>
-        <w:ind w:left="0" w:firstLine="709"/>
-        <w:jc w:val="both"/>
-      </w:pPr>
-      <w:proofErr w:type="spellStart"/>
-      <w:r>
-        <w:t>Аа</w:t>
-      </w:r>
-      <w:proofErr w:type="spellEnd"/>
     </w:p>
     <w:p>
       <w:pPr>
@@ -10226,7 +10360,6 @@
   <w:style w:type="character" w:default="1" w:styleId="a0">
     <w:name w:val="Default Paragraph Font"/>
     <w:uiPriority w:val="1"/>
-    <w:semiHidden/>
     <w:unhideWhenUsed/>
   </w:style>
   <w:style w:type="table" w:default="1" w:styleId="a1">

--- a/docx/Проект системы.docx
+++ b/docx/Проект системы.docx
@@ -247,17 +247,8 @@
           <w:rFonts w:cs="Times New Roman"/>
           <w:szCs w:val="28"/>
         </w:rPr>
-        <w:t xml:space="preserve">__________ А.Е. </w:t>
-      </w:r>
-      <w:proofErr w:type="spellStart"/>
-      <w:r>
-        <w:rPr>
-          <w:rFonts w:cs="Times New Roman"/>
-          <w:szCs w:val="28"/>
-        </w:rPr>
-        <w:t>Бегайдаров</w:t>
-      </w:r>
-      <w:proofErr w:type="spellEnd"/>
+        <w:t>__________ А.Е. Бегайдаров</w:t>
+      </w:r>
     </w:p>
     <w:p>
       <w:pPr>
@@ -398,23 +389,7 @@
           <w:rFonts w:cs="Times New Roman"/>
           <w:szCs w:val="28"/>
         </w:rPr>
-        <w:t xml:space="preserve">                                                                       _______ __________ А.А. </w:t>
-      </w:r>
-      <w:proofErr w:type="spellStart"/>
-      <w:r>
-        <w:rPr>
-          <w:rFonts w:cs="Times New Roman"/>
-          <w:szCs w:val="28"/>
-        </w:rPr>
-        <w:t>Калентьев</w:t>
-      </w:r>
-      <w:proofErr w:type="spellEnd"/>
-      <w:r>
-        <w:rPr>
-          <w:rFonts w:cs="Times New Roman"/>
-          <w:szCs w:val="28"/>
-        </w:rPr>
-        <w:t xml:space="preserve"> </w:t>
+        <w:t xml:space="preserve">                                                                       _______ __________ А.А. Калентьев </w:t>
       </w:r>
     </w:p>
     <w:p>
@@ -660,13 +635,11 @@
           <w:r>
             <w:fldChar w:fldCharType="separate"/>
           </w:r>
-          <w:hyperlink w:anchor="_Toc242129763" w:history="1">
+          <w:hyperlink w:anchor="_Toc243471361" w:history="1">
             <w:r>
               <w:rPr>
                 <w:rStyle w:val="ae"/>
                 <w:rFonts w:cs="Times New Roman"/>
-                <w:b/>
-                <w:bCs/>
                 <w:noProof/>
               </w:rPr>
               <w:t>1 ОПИСАНИЕ САПР</w:t>
@@ -690,7 +663,7 @@
                 <w:noProof/>
                 <w:webHidden/>
               </w:rPr>
-              <w:instrText xml:space="preserve"> PAGEREF _Toc242129763 \h </w:instrText>
+              <w:instrText xml:space="preserve"> PAGEREF _Toc243471361 \h </w:instrText>
             </w:r>
             <w:r>
               <w:rPr>
@@ -735,13 +708,11 @@
               <w:lang w:eastAsia="ru-RU"/>
             </w:rPr>
           </w:pPr>
-          <w:hyperlink w:anchor="_Toc242129764" w:history="1">
+          <w:hyperlink w:anchor="_Toc243471362" w:history="1">
             <w:r>
               <w:rPr>
                 <w:rStyle w:val="ae"/>
                 <w:rFonts w:cs="Times New Roman"/>
-                <w:b/>
-                <w:bCs/>
                 <w:noProof/>
               </w:rPr>
               <w:t>1.1 Описание выбранной САПР</w:t>
@@ -765,7 +736,7 @@
                 <w:noProof/>
                 <w:webHidden/>
               </w:rPr>
-              <w:instrText xml:space="preserve"> PAGEREF _Toc242129764 \h </w:instrText>
+              <w:instrText xml:space="preserve"> PAGEREF _Toc243471362 \h </w:instrText>
             </w:r>
             <w:r>
               <w:rPr>
@@ -810,13 +781,11 @@
               <w:lang w:eastAsia="ru-RU"/>
             </w:rPr>
           </w:pPr>
-          <w:hyperlink w:anchor="_Toc242129765" w:history="1">
+          <w:hyperlink w:anchor="_Toc243471363" w:history="1">
             <w:r>
               <w:rPr>
                 <w:rStyle w:val="ae"/>
                 <w:rFonts w:cs="Times New Roman"/>
-                <w:b/>
-                <w:bCs/>
                 <w:noProof/>
               </w:rPr>
               <w:t xml:space="preserve">1.2 Описание </w:t>
@@ -825,8 +794,6 @@
               <w:rPr>
                 <w:rStyle w:val="ae"/>
                 <w:rFonts w:cs="Times New Roman"/>
-                <w:b/>
-                <w:bCs/>
                 <w:noProof/>
                 <w:lang w:val="en-US"/>
               </w:rPr>
@@ -851,7 +818,7 @@
                 <w:noProof/>
                 <w:webHidden/>
               </w:rPr>
-              <w:instrText xml:space="preserve"> PAGEREF _Toc242129765 \h </w:instrText>
+              <w:instrText xml:space="preserve"> PAGEREF _Toc243471363 \h </w:instrText>
             </w:r>
             <w:r>
               <w:rPr>
@@ -896,13 +863,11 @@
               <w:lang w:eastAsia="ru-RU"/>
             </w:rPr>
           </w:pPr>
-          <w:hyperlink w:anchor="_Toc242129766" w:history="1">
+          <w:hyperlink w:anchor="_Toc243471364" w:history="1">
             <w:r>
               <w:rPr>
                 <w:rStyle w:val="ae"/>
                 <w:rFonts w:cs="Times New Roman"/>
-                <w:b/>
-                <w:bCs/>
                 <w:noProof/>
               </w:rPr>
               <w:t>1.3 Обзор аналогов плагина</w:t>
@@ -926,7 +891,7 @@
                 <w:noProof/>
                 <w:webHidden/>
               </w:rPr>
-              <w:instrText xml:space="preserve"> PAGEREF _Toc242129766 \h </w:instrText>
+              <w:instrText xml:space="preserve"> PAGEREF _Toc243471364 \h </w:instrText>
             </w:r>
             <w:r>
               <w:rPr>
@@ -971,13 +936,11 @@
               <w:lang w:eastAsia="ru-RU"/>
             </w:rPr>
           </w:pPr>
-          <w:hyperlink w:anchor="_Toc242129767" w:history="1">
+          <w:hyperlink w:anchor="_Toc243471365" w:history="1">
             <w:r>
               <w:rPr>
                 <w:rStyle w:val="ae"/>
                 <w:rFonts w:cs="Times New Roman"/>
-                <w:b/>
-                <w:bCs/>
                 <w:noProof/>
               </w:rPr>
               <w:t>2 Описание предмета проектирования</w:t>
@@ -1001,7 +964,7 @@
                 <w:noProof/>
                 <w:webHidden/>
               </w:rPr>
-              <w:instrText xml:space="preserve"> PAGEREF _Toc242129767 \h </w:instrText>
+              <w:instrText xml:space="preserve"> PAGEREF _Toc243471365 \h </w:instrText>
             </w:r>
             <w:r>
               <w:rPr>
@@ -1021,7 +984,7 @@
                 <w:noProof/>
                 <w:webHidden/>
               </w:rPr>
-              <w:t>9</w:t>
+              <w:t>10</w:t>
             </w:r>
             <w:r>
               <w:rPr>
@@ -1046,13 +1009,11 @@
               <w:lang w:eastAsia="ru-RU"/>
             </w:rPr>
           </w:pPr>
-          <w:hyperlink w:anchor="_Toc242129768" w:history="1">
+          <w:hyperlink w:anchor="_Toc243471366" w:history="1">
             <w:r>
               <w:rPr>
                 <w:rStyle w:val="ae"/>
                 <w:rFonts w:cs="Times New Roman"/>
-                <w:b/>
-                <w:bCs/>
                 <w:noProof/>
               </w:rPr>
               <w:t>3 Проект системы</w:t>
@@ -1076,7 +1037,7 @@
                 <w:noProof/>
                 <w:webHidden/>
               </w:rPr>
-              <w:instrText xml:space="preserve"> PAGEREF _Toc242129768 \h </w:instrText>
+              <w:instrText xml:space="preserve"> PAGEREF _Toc243471366 \h </w:instrText>
             </w:r>
             <w:r>
               <w:rPr>
@@ -1096,7 +1057,7 @@
                 <w:noProof/>
                 <w:webHidden/>
               </w:rPr>
-              <w:t>10</w:t>
+              <w:t>12</w:t>
             </w:r>
             <w:r>
               <w:rPr>
@@ -1121,13 +1082,11 @@
               <w:lang w:eastAsia="ru-RU"/>
             </w:rPr>
           </w:pPr>
-          <w:hyperlink w:anchor="_Toc242129769" w:history="1">
+          <w:hyperlink w:anchor="_Toc243471367" w:history="1">
             <w:r>
               <w:rPr>
                 <w:rStyle w:val="ae"/>
                 <w:rFonts w:cs="Times New Roman"/>
-                <w:b/>
-                <w:bCs/>
                 <w:noProof/>
               </w:rPr>
               <w:t xml:space="preserve">3.1 </w:t>
@@ -1136,8 +1095,6 @@
               <w:rPr>
                 <w:rStyle w:val="ae"/>
                 <w:rFonts w:cs="Times New Roman"/>
-                <w:b/>
-                <w:bCs/>
                 <w:noProof/>
                 <w:lang w:val="en-US"/>
               </w:rPr>
@@ -1147,8 +1104,6 @@
               <w:rPr>
                 <w:rStyle w:val="ae"/>
                 <w:rFonts w:cs="Times New Roman"/>
-                <w:b/>
-                <w:bCs/>
                 <w:noProof/>
               </w:rPr>
               <w:t xml:space="preserve"> диаграмма классов</w:t>
@@ -1172,7 +1127,7 @@
                 <w:noProof/>
                 <w:webHidden/>
               </w:rPr>
-              <w:instrText xml:space="preserve"> PAGEREF _Toc242129769 \h </w:instrText>
+              <w:instrText xml:space="preserve"> PAGEREF _Toc243471367 \h </w:instrText>
             </w:r>
             <w:r>
               <w:rPr>
@@ -1192,7 +1147,80 @@
                 <w:noProof/>
                 <w:webHidden/>
               </w:rPr>
-              <w:t>10</w:t>
+              <w:t>12</w:t>
+            </w:r>
+            <w:r>
+              <w:rPr>
+                <w:noProof/>
+                <w:webHidden/>
+              </w:rPr>
+              <w:fldChar w:fldCharType="end"/>
+            </w:r>
+          </w:hyperlink>
+        </w:p>
+        <w:p>
+          <w:pPr>
+            <w:pStyle w:val="23"/>
+            <w:tabs>
+              <w:tab w:val="right" w:leader="dot" w:pos="9344"/>
+            </w:tabs>
+            <w:rPr>
+              <w:rFonts w:asciiTheme="minorHAnsi" w:eastAsiaTheme="minorEastAsia" w:hAnsiTheme="minorHAnsi"/>
+              <w:noProof/>
+              <w:sz w:val="24"/>
+              <w:szCs w:val="24"/>
+              <w:lang w:eastAsia="ru-RU"/>
+            </w:rPr>
+          </w:pPr>
+          <w:hyperlink w:anchor="_Toc243471368" w:history="1">
+            <w:r>
+              <w:rPr>
+                <w:rStyle w:val="ae"/>
+                <w:rFonts w:cs="Times New Roman"/>
+                <w:noProof/>
+              </w:rPr>
+              <w:t>3.2 Макеты пользовательского интерфейса</w:t>
+            </w:r>
+            <w:r>
+              <w:rPr>
+                <w:noProof/>
+                <w:webHidden/>
+              </w:rPr>
+              <w:tab/>
+            </w:r>
+            <w:r>
+              <w:rPr>
+                <w:noProof/>
+                <w:webHidden/>
+              </w:rPr>
+              <w:fldChar w:fldCharType="begin"/>
+            </w:r>
+            <w:r>
+              <w:rPr>
+                <w:noProof/>
+                <w:webHidden/>
+              </w:rPr>
+              <w:instrText xml:space="preserve"> PAGEREF _Toc243471368 \h </w:instrText>
+            </w:r>
+            <w:r>
+              <w:rPr>
+                <w:noProof/>
+                <w:webHidden/>
+              </w:rPr>
+            </w:r>
+            <w:r>
+              <w:rPr>
+                <w:noProof/>
+                <w:webHidden/>
+              </w:rPr>
+              <w:fldChar w:fldCharType="separate"/>
+            </w:r>
+            <w:r>
+              <w:rPr>
+                <w:noProof/>
+                <w:webHidden/>
+              </w:rPr>
+              <w:t>16</w:t>
             </w:r>
             <w:r>
               <w:rPr>
@@ -1217,13 +1245,11 @@
               <w:lang w:eastAsia="ru-RU"/>
             </w:rPr>
           </w:pPr>
-          <w:hyperlink w:anchor="_Toc242129770" w:history="1">
+          <w:hyperlink w:anchor="_Toc243471369" w:history="1">
             <w:r>
               <w:rPr>
                 <w:rStyle w:val="ae"/>
                 <w:rFonts w:cs="Times New Roman"/>
-                <w:b/>
-                <w:bCs/>
                 <w:noProof/>
               </w:rPr>
               <w:t>4 Список источников</w:t>
@@ -1247,7 +1273,7 @@
                 <w:noProof/>
                 <w:webHidden/>
               </w:rPr>
-              <w:instrText xml:space="preserve"> PAGEREF _Toc242129770 \h </w:instrText>
+              <w:instrText xml:space="preserve"> PAGEREF _Toc243471369 \h </w:instrText>
             </w:r>
             <w:r>
               <w:rPr>
@@ -1267,7 +1293,7 @@
                 <w:noProof/>
                 <w:webHidden/>
               </w:rPr>
-              <w:t>15</w:t>
+              <w:t>18</w:t>
             </w:r>
             <w:r>
               <w:rPr>
@@ -1320,7 +1346,7 @@
           <w:szCs w:val="28"/>
         </w:rPr>
       </w:pPr>
-      <w:bookmarkStart w:id="0" w:name="_Toc242129763"/>
+      <w:bookmarkStart w:id="0" w:name="_Toc243471361"/>
       <w:r>
         <w:rPr>
           <w:rFonts w:ascii="Times New Roman" w:hAnsi="Times New Roman" w:cs="Times New Roman"/>
@@ -1365,7 +1391,7 @@
           <w:szCs w:val="28"/>
         </w:rPr>
       </w:pPr>
-      <w:bookmarkStart w:id="1" w:name="_Toc242129764"/>
+      <w:bookmarkStart w:id="1" w:name="_Toc243471362"/>
       <w:r>
         <w:rPr>
           <w:rFonts w:ascii="Times New Roman" w:hAnsi="Times New Roman" w:cs="Times New Roman"/>
@@ -1427,14 +1453,12 @@
       <w:r>
         <w:t xml:space="preserve">КОМПАС-3D широко используется для проектирования изделий основного и вспомогательного производств в таких отраслях промышленности, как машиностроение (транспортное, сельскохозяйственное, энергетическое, нефтегазовое, химическое и т.д.), приборостроение, авиастроение, судостроение, станкостроение, вагоностроение, металлургия, промышленное и гражданское строительство, товары народного потребления и т. </w:t>
       </w:r>
-      <w:proofErr w:type="gramStart"/>
       <w:r>
         <w:t>д.</w:t>
       </w:r>
       <w:r>
         <w:t>[</w:t>
       </w:r>
-      <w:proofErr w:type="gramEnd"/>
       <w:r>
         <w:t>1]</w:t>
       </w:r>
@@ -1460,7 +1484,7 @@
           <w:szCs w:val="28"/>
         </w:rPr>
       </w:pPr>
-      <w:bookmarkStart w:id="2" w:name="_Toc242129765"/>
+      <w:bookmarkStart w:id="2" w:name="_Toc243471363"/>
       <w:r>
         <w:rPr>
           <w:rFonts w:ascii="Times New Roman" w:hAnsi="Times New Roman" w:cs="Times New Roman"/>
@@ -1713,11 +1737,9 @@
       <w:r>
         <w:t xml:space="preserve"> </w:t>
       </w:r>
-      <w:proofErr w:type="spellStart"/>
       <w:r>
         <w:t>IApplication</w:t>
       </w:r>
-      <w:proofErr w:type="spellEnd"/>
     </w:p>
     <w:tbl>
       <w:tblPr>
@@ -1758,13 +1780,8 @@
               <w:t>Тип</w:t>
             </w:r>
             <w:r>
-              <w:t xml:space="preserve"> </w:t>
-            </w:r>
-            <w:proofErr w:type="spellStart"/>
-            <w:r>
-              <w:t>даныхн</w:t>
-            </w:r>
-            <w:proofErr w:type="spellEnd"/>
+              <w:t xml:space="preserve"> даныхн</w:t>
+            </w:r>
           </w:p>
         </w:tc>
         <w:tc>
@@ -1792,11 +1809,9 @@
               <w:spacing w:line="360" w:lineRule="auto"/>
               <w:jc w:val="both"/>
             </w:pPr>
-            <w:proofErr w:type="spellStart"/>
             <w:r>
               <w:t>ActiveDocument</w:t>
             </w:r>
-            <w:proofErr w:type="spellEnd"/>
           </w:p>
         </w:tc>
         <w:tc>
@@ -1808,11 +1823,9 @@
               <w:spacing w:line="360" w:lineRule="auto"/>
               <w:jc w:val="both"/>
             </w:pPr>
-            <w:proofErr w:type="spellStart"/>
             <w:r>
               <w:t>IKompasDocument</w:t>
             </w:r>
-            <w:proofErr w:type="spellEnd"/>
           </w:p>
         </w:tc>
         <w:tc>
@@ -1840,11 +1853,9 @@
               <w:spacing w:line="360" w:lineRule="auto"/>
               <w:jc w:val="both"/>
             </w:pPr>
-            <w:proofErr w:type="spellStart"/>
             <w:r>
               <w:t>Documents</w:t>
             </w:r>
-            <w:proofErr w:type="spellEnd"/>
           </w:p>
         </w:tc>
         <w:tc>
@@ -1856,11 +1867,9 @@
               <w:spacing w:line="360" w:lineRule="auto"/>
               <w:jc w:val="both"/>
             </w:pPr>
-            <w:proofErr w:type="spellStart"/>
             <w:r>
               <w:t>IDocuments</w:t>
             </w:r>
-            <w:proofErr w:type="spellEnd"/>
           </w:p>
         </w:tc>
         <w:tc>
@@ -1888,11 +1897,9 @@
               <w:spacing w:line="360" w:lineRule="auto"/>
               <w:jc w:val="both"/>
             </w:pPr>
-            <w:proofErr w:type="spellStart"/>
             <w:r>
               <w:t>Visible</w:t>
             </w:r>
-            <w:proofErr w:type="spellEnd"/>
           </w:p>
         </w:tc>
         <w:tc>
@@ -1904,11 +1911,9 @@
               <w:spacing w:line="360" w:lineRule="auto"/>
               <w:jc w:val="both"/>
             </w:pPr>
-            <w:proofErr w:type="spellStart"/>
             <w:r>
               <w:t>bool</w:t>
             </w:r>
-            <w:proofErr w:type="spellEnd"/>
           </w:p>
         </w:tc>
         <w:tc>
@@ -1944,13 +1949,8 @@
         <w:t>Таблица 1.2 –</w:t>
       </w:r>
       <w:r>
-        <w:t xml:space="preserve"> Используемые методы класса </w:t>
-      </w:r>
-      <w:proofErr w:type="spellStart"/>
-      <w:r>
-        <w:t>IApplication</w:t>
-      </w:r>
-      <w:proofErr w:type="spellEnd"/>
+        <w:t xml:space="preserve"> Используемые методы класса IApplication</w:t>
+      </w:r>
     </w:p>
     <w:tbl>
       <w:tblPr>
@@ -2032,11 +2032,9 @@
               <w:spacing w:line="360" w:lineRule="auto"/>
               <w:jc w:val="both"/>
             </w:pPr>
-            <w:proofErr w:type="spellStart"/>
             <w:r>
               <w:t>MessageBoxEx</w:t>
             </w:r>
-            <w:proofErr w:type="spellEnd"/>
           </w:p>
         </w:tc>
         <w:tc>
@@ -2049,21 +2047,8 @@
               <w:jc w:val="both"/>
             </w:pPr>
             <w:r>
-              <w:t xml:space="preserve">Text, </w:t>
-            </w:r>
-            <w:proofErr w:type="spellStart"/>
-            <w:r>
-              <w:t>caption</w:t>
-            </w:r>
-            <w:proofErr w:type="spellEnd"/>
-            <w:r>
-              <w:t xml:space="preserve">, </w:t>
-            </w:r>
-            <w:proofErr w:type="spellStart"/>
-            <w:r>
-              <w:t>flags</w:t>
-            </w:r>
-            <w:proofErr w:type="spellEnd"/>
+              <w:t>Text, caption, flags</w:t>
+            </w:r>
           </w:p>
         </w:tc>
         <w:tc>
@@ -2075,11 +2060,9 @@
               <w:spacing w:line="360" w:lineRule="auto"/>
               <w:jc w:val="both"/>
             </w:pPr>
-            <w:proofErr w:type="spellStart"/>
             <w:r>
               <w:t>long</w:t>
             </w:r>
-            <w:proofErr w:type="spellEnd"/>
           </w:p>
         </w:tc>
         <w:tc>
@@ -2107,11 +2090,9 @@
               <w:spacing w:line="360" w:lineRule="auto"/>
               <w:jc w:val="both"/>
             </w:pPr>
-            <w:proofErr w:type="spellStart"/>
             <w:r>
               <w:t>Quit</w:t>
             </w:r>
-            <w:proofErr w:type="spellEnd"/>
           </w:p>
         </w:tc>
         <w:tc>
@@ -2140,11 +2121,9 @@
               <w:spacing w:line="360" w:lineRule="auto"/>
               <w:jc w:val="both"/>
             </w:pPr>
-            <w:proofErr w:type="spellStart"/>
             <w:r>
               <w:t>void</w:t>
             </w:r>
-            <w:proofErr w:type="spellEnd"/>
           </w:p>
         </w:tc>
         <w:tc>
@@ -2182,13 +2161,8 @@
         <w:t xml:space="preserve">Таблица 1.3 – </w:t>
       </w:r>
       <w:r>
-        <w:t xml:space="preserve">Используемые методы класса </w:t>
-      </w:r>
-      <w:proofErr w:type="spellStart"/>
-      <w:r>
-        <w:t>IDocuments</w:t>
-      </w:r>
-      <w:proofErr w:type="spellEnd"/>
+        <w:t>Используемые методы класса IDocuments</w:t>
+      </w:r>
     </w:p>
     <w:tbl>
       <w:tblPr>
@@ -2270,11 +2244,9 @@
               <w:spacing w:line="360" w:lineRule="auto"/>
               <w:jc w:val="both"/>
             </w:pPr>
-            <w:proofErr w:type="spellStart"/>
             <w:r>
               <w:t>Add</w:t>
             </w:r>
-            <w:proofErr w:type="spellEnd"/>
           </w:p>
         </w:tc>
         <w:tc>
@@ -2287,13 +2259,8 @@
               <w:jc w:val="both"/>
             </w:pPr>
             <w:r>
-              <w:t xml:space="preserve">Type, </w:t>
-            </w:r>
-            <w:proofErr w:type="spellStart"/>
-            <w:r>
-              <w:t>Visible</w:t>
-            </w:r>
-            <w:proofErr w:type="spellEnd"/>
+              <w:t>Type, Visible</w:t>
+            </w:r>
           </w:p>
         </w:tc>
         <w:tc>
@@ -2305,11 +2272,9 @@
               <w:spacing w:line="360" w:lineRule="auto"/>
               <w:jc w:val="both"/>
             </w:pPr>
-            <w:proofErr w:type="spellStart"/>
             <w:r>
               <w:t>IKompasDocument</w:t>
             </w:r>
-            <w:proofErr w:type="spellEnd"/>
           </w:p>
         </w:tc>
         <w:tc>
@@ -2351,27 +2316,9 @@
               <w:spacing w:line="360" w:lineRule="auto"/>
               <w:jc w:val="both"/>
             </w:pPr>
-            <w:proofErr w:type="spellStart"/>
-            <w:r>
-              <w:t>PathName</w:t>
-            </w:r>
-            <w:proofErr w:type="spellEnd"/>
-            <w:r>
-              <w:t xml:space="preserve">, </w:t>
-            </w:r>
-            <w:proofErr w:type="spellStart"/>
-            <w:r>
-              <w:t>Visible</w:t>
-            </w:r>
-            <w:proofErr w:type="spellEnd"/>
-            <w:r>
-              <w:t xml:space="preserve">, </w:t>
-            </w:r>
-            <w:proofErr w:type="spellStart"/>
-            <w:r>
-              <w:t>ReadOnly</w:t>
-            </w:r>
-            <w:proofErr w:type="spellEnd"/>
+            <w:r>
+              <w:t>PathName, Visible, ReadOnly</w:t>
+            </w:r>
           </w:p>
         </w:tc>
         <w:tc>
@@ -2383,11 +2330,9 @@
               <w:spacing w:line="360" w:lineRule="auto"/>
               <w:jc w:val="both"/>
             </w:pPr>
-            <w:proofErr w:type="spellStart"/>
             <w:r>
               <w:t>IKompasDocument</w:t>
             </w:r>
-            <w:proofErr w:type="spellEnd"/>
           </w:p>
         </w:tc>
         <w:tc>
@@ -2520,11 +2465,9 @@
               <w:spacing w:line="360" w:lineRule="auto"/>
               <w:jc w:val="both"/>
             </w:pPr>
-            <w:proofErr w:type="spellStart"/>
             <w:r>
               <w:t>Part</w:t>
             </w:r>
-            <w:proofErr w:type="spellEnd"/>
           </w:p>
         </w:tc>
         <w:tc>
@@ -2566,11 +2509,9 @@
               <w:spacing w:line="360" w:lineRule="auto"/>
               <w:jc w:val="both"/>
             </w:pPr>
-            <w:proofErr w:type="spellStart"/>
             <w:r>
               <w:t>TopPart</w:t>
             </w:r>
-            <w:proofErr w:type="spellEnd"/>
           </w:p>
         </w:tc>
         <w:tc>
@@ -2691,11 +2632,9 @@
               <w:spacing w:line="360" w:lineRule="auto"/>
               <w:jc w:val="both"/>
             </w:pPr>
-            <w:proofErr w:type="spellStart"/>
             <w:r>
               <w:t>DefaultObject</w:t>
             </w:r>
-            <w:proofErr w:type="spellEnd"/>
           </w:p>
         </w:tc>
         <w:tc>
@@ -2707,11 +2646,9 @@
               <w:spacing w:line="360" w:lineRule="auto"/>
               <w:jc w:val="both"/>
             </w:pPr>
-            <w:proofErr w:type="spellStart"/>
             <w:r>
               <w:t>Variant</w:t>
             </w:r>
-            <w:proofErr w:type="spellEnd"/>
           </w:p>
         </w:tc>
         <w:tc>
@@ -2753,11 +2690,9 @@
               <w:spacing w:line="360" w:lineRule="auto"/>
               <w:jc w:val="both"/>
             </w:pPr>
-            <w:proofErr w:type="spellStart"/>
             <w:r>
               <w:t>string</w:t>
             </w:r>
-            <w:proofErr w:type="spellEnd"/>
           </w:p>
         </w:tc>
         <w:tc>
@@ -2810,9 +2745,9 @@
       </w:tblPr>
       <w:tblGrid>
         <w:gridCol w:w="2145"/>
-        <w:gridCol w:w="1678"/>
-        <w:gridCol w:w="1984"/>
-        <w:gridCol w:w="3537"/>
+        <w:gridCol w:w="1510"/>
+        <w:gridCol w:w="2248"/>
+        <w:gridCol w:w="3441"/>
       </w:tblGrid>
       <w:tr>
         <w:tc>
@@ -2831,7 +2766,7 @@
         </w:tc>
         <w:tc>
           <w:tcPr>
-            <w:tcW w:w="1678" w:type="dxa"/>
+            <w:tcW w:w="1394" w:type="dxa"/>
           </w:tcPr>
           <w:p>
             <w:pPr>
@@ -2845,7 +2780,7 @@
         </w:tc>
         <w:tc>
           <w:tcPr>
-            <w:tcW w:w="1984" w:type="dxa"/>
+            <w:tcW w:w="2268" w:type="dxa"/>
           </w:tcPr>
           <w:p>
             <w:pPr>
@@ -2882,16 +2817,14 @@
               <w:spacing w:line="360" w:lineRule="auto"/>
               <w:jc w:val="both"/>
             </w:pPr>
-            <w:proofErr w:type="spellStart"/>
             <w:r>
               <w:t>NewEntity</w:t>
             </w:r>
-            <w:proofErr w:type="spellEnd"/>
-          </w:p>
-        </w:tc>
-        <w:tc>
-          <w:tcPr>
-            <w:tcW w:w="1678" w:type="dxa"/>
+          </w:p>
+        </w:tc>
+        <w:tc>
+          <w:tcPr>
+            <w:tcW w:w="1394" w:type="dxa"/>
           </w:tcPr>
           <w:p>
             <w:pPr>
@@ -2905,18 +2838,16 @@
         </w:tc>
         <w:tc>
           <w:tcPr>
-            <w:tcW w:w="1984" w:type="dxa"/>
-          </w:tcPr>
-          <w:p>
-            <w:pPr>
-              <w:spacing w:line="360" w:lineRule="auto"/>
-              <w:jc w:val="both"/>
-            </w:pPr>
-            <w:proofErr w:type="spellStart"/>
+            <w:tcW w:w="2268" w:type="dxa"/>
+          </w:tcPr>
+          <w:p>
+            <w:pPr>
+              <w:spacing w:line="360" w:lineRule="auto"/>
+              <w:jc w:val="both"/>
+            </w:pPr>
             <w:r>
               <w:t>IModelObject</w:t>
             </w:r>
-            <w:proofErr w:type="spellEnd"/>
           </w:p>
         </w:tc>
         <w:tc>
@@ -2944,16 +2875,14 @@
               <w:spacing w:line="360" w:lineRule="auto"/>
               <w:jc w:val="both"/>
             </w:pPr>
-            <w:proofErr w:type="spellStart"/>
             <w:r>
               <w:t>GetDefaultEntity</w:t>
             </w:r>
-            <w:proofErr w:type="spellEnd"/>
-          </w:p>
-        </w:tc>
-        <w:tc>
-          <w:tcPr>
-            <w:tcW w:w="1678" w:type="dxa"/>
+          </w:p>
+        </w:tc>
+        <w:tc>
+          <w:tcPr>
+            <w:tcW w:w="1394" w:type="dxa"/>
           </w:tcPr>
           <w:p>
             <w:pPr>
@@ -2967,18 +2896,16 @@
         </w:tc>
         <w:tc>
           <w:tcPr>
-            <w:tcW w:w="1984" w:type="dxa"/>
-          </w:tcPr>
-          <w:p>
-            <w:pPr>
-              <w:spacing w:line="360" w:lineRule="auto"/>
-              <w:jc w:val="both"/>
-            </w:pPr>
-            <w:proofErr w:type="spellStart"/>
+            <w:tcW w:w="2268" w:type="dxa"/>
+          </w:tcPr>
+          <w:p>
+            <w:pPr>
+              <w:spacing w:line="360" w:lineRule="auto"/>
+              <w:jc w:val="both"/>
+            </w:pPr>
             <w:r>
               <w:t>IModelObject</w:t>
             </w:r>
-            <w:proofErr w:type="spellEnd"/>
           </w:p>
         </w:tc>
         <w:tc>
@@ -3019,13 +2946,8 @@
         <w:t xml:space="preserve"> – </w:t>
       </w:r>
       <w:r>
-        <w:t xml:space="preserve">Используемые свойства и методы класса </w:t>
-      </w:r>
-      <w:proofErr w:type="spellStart"/>
-      <w:r>
-        <w:t>ISketch</w:t>
-      </w:r>
-      <w:proofErr w:type="spellEnd"/>
+        <w:t>Используемые свойства и методы класса ISketch</w:t>
+      </w:r>
     </w:p>
     <w:tbl>
       <w:tblPr>
@@ -3035,9 +2957,9 @@
       </w:tblPr>
       <w:tblGrid>
         <w:gridCol w:w="2168"/>
-        <w:gridCol w:w="2127"/>
-        <w:gridCol w:w="2752"/>
-        <w:gridCol w:w="2297"/>
+        <w:gridCol w:w="1796"/>
+        <w:gridCol w:w="2552"/>
+        <w:gridCol w:w="2828"/>
       </w:tblGrid>
       <w:tr>
         <w:tc>
@@ -3056,7 +2978,7 @@
         </w:tc>
         <w:tc>
           <w:tcPr>
-            <w:tcW w:w="2127" w:type="dxa"/>
+            <w:tcW w:w="1796" w:type="dxa"/>
           </w:tcPr>
           <w:p>
             <w:pPr>
@@ -3070,7 +2992,7 @@
         </w:tc>
         <w:tc>
           <w:tcPr>
-            <w:tcW w:w="2752" w:type="dxa"/>
+            <w:tcW w:w="2552" w:type="dxa"/>
           </w:tcPr>
           <w:p>
             <w:pPr>
@@ -3084,7 +3006,7 @@
         </w:tc>
         <w:tc>
           <w:tcPr>
-            <w:tcW w:w="2297" w:type="dxa"/>
+            <w:tcW w:w="2828" w:type="dxa"/>
           </w:tcPr>
           <w:p>
             <w:pPr>
@@ -3107,32 +3029,28 @@
               <w:spacing w:line="360" w:lineRule="auto"/>
               <w:jc w:val="both"/>
             </w:pPr>
-            <w:proofErr w:type="spellStart"/>
             <w:r>
               <w:t>Plane</w:t>
             </w:r>
-            <w:proofErr w:type="spellEnd"/>
-          </w:p>
-        </w:tc>
-        <w:tc>
-          <w:tcPr>
-            <w:tcW w:w="2127" w:type="dxa"/>
-          </w:tcPr>
-          <w:p>
-            <w:pPr>
-              <w:spacing w:line="360" w:lineRule="auto"/>
-              <w:jc w:val="both"/>
-            </w:pPr>
-            <w:proofErr w:type="spellStart"/>
+          </w:p>
+        </w:tc>
+        <w:tc>
+          <w:tcPr>
+            <w:tcW w:w="1796" w:type="dxa"/>
+          </w:tcPr>
+          <w:p>
+            <w:pPr>
+              <w:spacing w:line="360" w:lineRule="auto"/>
+              <w:jc w:val="both"/>
+            </w:pPr>
             <w:r>
               <w:t>Variant</w:t>
             </w:r>
-            <w:proofErr w:type="spellEnd"/>
-          </w:p>
-        </w:tc>
-        <w:tc>
-          <w:tcPr>
-            <w:tcW w:w="2752" w:type="dxa"/>
+          </w:p>
+        </w:tc>
+        <w:tc>
+          <w:tcPr>
+            <w:tcW w:w="2552" w:type="dxa"/>
           </w:tcPr>
           <w:p>
             <w:pPr>
@@ -3146,7 +3064,7 @@
         </w:tc>
         <w:tc>
           <w:tcPr>
-            <w:tcW w:w="2297" w:type="dxa"/>
+            <w:tcW w:w="2828" w:type="dxa"/>
           </w:tcPr>
           <w:p>
             <w:pPr>
@@ -3176,14 +3094,8 @@
         <w:ind w:firstLine="709"/>
         <w:jc w:val="both"/>
       </w:pPr>
-    </w:p>
-    <w:p>
-      <w:pPr>
-        <w:spacing w:after="0" w:line="360" w:lineRule="auto"/>
-        <w:ind w:firstLine="709"/>
-        <w:jc w:val="both"/>
-      </w:pPr>
-      <w:r>
+      <w:r>
+        <w:lastRenderedPageBreak/>
         <w:t>Окончание таблицы 1.7.</w:t>
       </w:r>
     </w:p>
@@ -3194,15 +3106,15 @@
         <w:tblLook w:val="04A0" w:firstRow="1" w:lastRow="0" w:firstColumn="1" w:lastColumn="0" w:noHBand="0" w:noVBand="1"/>
       </w:tblPr>
       <w:tblGrid>
-        <w:gridCol w:w="2207"/>
-        <w:gridCol w:w="2078"/>
-        <w:gridCol w:w="2752"/>
-        <w:gridCol w:w="2307"/>
+        <w:gridCol w:w="1555"/>
+        <w:gridCol w:w="1134"/>
+        <w:gridCol w:w="3118"/>
+        <w:gridCol w:w="3537"/>
       </w:tblGrid>
       <w:tr>
         <w:tc>
           <w:tcPr>
-            <w:tcW w:w="2336" w:type="dxa"/>
+            <w:tcW w:w="1555" w:type="dxa"/>
           </w:tcPr>
           <w:p>
             <w:pPr>
@@ -3212,16 +3124,14 @@
                 <w:lang w:val="en-US"/>
               </w:rPr>
             </w:pPr>
-            <w:proofErr w:type="spellStart"/>
             <w:r>
               <w:t>BeginEdit</w:t>
             </w:r>
-            <w:proofErr w:type="spellEnd"/>
-          </w:p>
-        </w:tc>
-        <w:tc>
-          <w:tcPr>
-            <w:tcW w:w="2336" w:type="dxa"/>
+          </w:p>
+        </w:tc>
+        <w:tc>
+          <w:tcPr>
+            <w:tcW w:w="1134" w:type="dxa"/>
           </w:tcPr>
           <w:p>
             <w:pPr>
@@ -3238,7 +3148,7 @@
         </w:tc>
         <w:tc>
           <w:tcPr>
-            <w:tcW w:w="2336" w:type="dxa"/>
+            <w:tcW w:w="3118" w:type="dxa"/>
           </w:tcPr>
           <w:p>
             <w:pPr>
@@ -3255,7 +3165,7 @@
         </w:tc>
         <w:tc>
           <w:tcPr>
-            <w:tcW w:w="2336" w:type="dxa"/>
+            <w:tcW w:w="3537" w:type="dxa"/>
           </w:tcPr>
           <w:p>
             <w:pPr>
@@ -3271,7 +3181,7 @@
       <w:tr>
         <w:tc>
           <w:tcPr>
-            <w:tcW w:w="2336" w:type="dxa"/>
+            <w:tcW w:w="1555" w:type="dxa"/>
           </w:tcPr>
           <w:p>
             <w:pPr>
@@ -3281,11 +3191,9 @@
                 <w:lang w:val="en-US"/>
               </w:rPr>
             </w:pPr>
-            <w:proofErr w:type="spellStart"/>
             <w:r>
               <w:t>EndEdi</w:t>
             </w:r>
-            <w:proofErr w:type="spellEnd"/>
             <w:r>
               <w:rPr>
                 <w:lang w:val="en-US"/>
@@ -3296,7 +3204,7 @@
         </w:tc>
         <w:tc>
           <w:tcPr>
-            <w:tcW w:w="2336" w:type="dxa"/>
+            <w:tcW w:w="1134" w:type="dxa"/>
           </w:tcPr>
           <w:p>
             <w:pPr>
@@ -3313,7 +3221,7 @@
         </w:tc>
         <w:tc>
           <w:tcPr>
-            <w:tcW w:w="2336" w:type="dxa"/>
+            <w:tcW w:w="3118" w:type="dxa"/>
           </w:tcPr>
           <w:p>
             <w:pPr>
@@ -3323,16 +3231,14 @@
                 <w:lang w:val="en-US"/>
               </w:rPr>
             </w:pPr>
-            <w:proofErr w:type="spellStart"/>
             <w:r>
               <w:t>void</w:t>
             </w:r>
-            <w:proofErr w:type="spellEnd"/>
-          </w:p>
-        </w:tc>
-        <w:tc>
-          <w:tcPr>
-            <w:tcW w:w="2336" w:type="dxa"/>
+          </w:p>
+        </w:tc>
+        <w:tc>
+          <w:tcPr>
+            <w:tcW w:w="3537" w:type="dxa"/>
           </w:tcPr>
           <w:p>
             <w:pPr>
@@ -3370,9 +3276,9 @@
       </w:tblPr>
       <w:tblGrid>
         <w:gridCol w:w="2336"/>
-        <w:gridCol w:w="2336"/>
-        <w:gridCol w:w="2336"/>
-        <w:gridCol w:w="2336"/>
+        <w:gridCol w:w="1770"/>
+        <w:gridCol w:w="2552"/>
+        <w:gridCol w:w="2686"/>
       </w:tblGrid>
       <w:tr>
         <w:tc>
@@ -3391,7 +3297,7 @@
         </w:tc>
         <w:tc>
           <w:tcPr>
-            <w:tcW w:w="2336" w:type="dxa"/>
+            <w:tcW w:w="1770" w:type="dxa"/>
           </w:tcPr>
           <w:p>
             <w:pPr>
@@ -3405,7 +3311,7 @@
         </w:tc>
         <w:tc>
           <w:tcPr>
-            <w:tcW w:w="2336" w:type="dxa"/>
+            <w:tcW w:w="2552" w:type="dxa"/>
           </w:tcPr>
           <w:p>
             <w:pPr>
@@ -3419,7 +3325,7 @@
         </w:tc>
         <w:tc>
           <w:tcPr>
-            <w:tcW w:w="2336" w:type="dxa"/>
+            <w:tcW w:w="2686" w:type="dxa"/>
           </w:tcPr>
           <w:p>
             <w:pPr>
@@ -3442,51 +3348,54 @@
               <w:spacing w:line="360" w:lineRule="auto"/>
               <w:jc w:val="both"/>
             </w:pPr>
-            <w:proofErr w:type="spellStart"/>
             <w:r>
               <w:t>ksLineSeg</w:t>
             </w:r>
-            <w:proofErr w:type="spellEnd"/>
-          </w:p>
-        </w:tc>
-        <w:tc>
-          <w:tcPr>
-            <w:tcW w:w="2336" w:type="dxa"/>
-          </w:tcPr>
-          <w:p>
-            <w:pPr>
-              <w:spacing w:line="360" w:lineRule="auto"/>
-              <w:jc w:val="both"/>
-            </w:pPr>
-            <w:r>
-              <w:t xml:space="preserve">x1, y1, x2, y2, </w:t>
-            </w:r>
-            <w:proofErr w:type="spellStart"/>
-            <w:r>
-              <w:t>style</w:t>
-            </w:r>
-            <w:proofErr w:type="spellEnd"/>
-          </w:p>
-        </w:tc>
-        <w:tc>
-          <w:tcPr>
-            <w:tcW w:w="2336" w:type="dxa"/>
-          </w:tcPr>
-          <w:p>
-            <w:pPr>
-              <w:spacing w:line="360" w:lineRule="auto"/>
-              <w:jc w:val="both"/>
-            </w:pPr>
-            <w:proofErr w:type="spellStart"/>
+          </w:p>
+        </w:tc>
+        <w:tc>
+          <w:tcPr>
+            <w:tcW w:w="1770" w:type="dxa"/>
+          </w:tcPr>
+          <w:p>
+            <w:pPr>
+              <w:spacing w:line="360" w:lineRule="auto"/>
+              <w:jc w:val="both"/>
+              <w:rPr>
+                <w:lang w:val="en-US"/>
+              </w:rPr>
+            </w:pPr>
+            <w:r>
+              <w:t xml:space="preserve">x1, y1, x2, </w:t>
+            </w:r>
+          </w:p>
+          <w:p>
+            <w:pPr>
+              <w:spacing w:line="360" w:lineRule="auto"/>
+              <w:jc w:val="both"/>
+            </w:pPr>
+            <w:r>
+              <w:t>y2, style</w:t>
+            </w:r>
+          </w:p>
+        </w:tc>
+        <w:tc>
+          <w:tcPr>
+            <w:tcW w:w="2552" w:type="dxa"/>
+          </w:tcPr>
+          <w:p>
+            <w:pPr>
+              <w:spacing w:line="360" w:lineRule="auto"/>
+              <w:jc w:val="both"/>
+            </w:pPr>
             <w:r>
               <w:t>long</w:t>
             </w:r>
-            <w:proofErr w:type="spellEnd"/>
-          </w:p>
-        </w:tc>
-        <w:tc>
-          <w:tcPr>
-            <w:tcW w:w="2336" w:type="dxa"/>
+          </w:p>
+        </w:tc>
+        <w:tc>
+          <w:tcPr>
+            <w:tcW w:w="2686" w:type="dxa"/>
           </w:tcPr>
           <w:p>
             <w:pPr>
@@ -3512,72 +3421,54 @@
               <w:spacing w:line="360" w:lineRule="auto"/>
               <w:jc w:val="both"/>
             </w:pPr>
-            <w:proofErr w:type="spellStart"/>
             <w:r>
               <w:t>ksCircle</w:t>
             </w:r>
-            <w:proofErr w:type="spellEnd"/>
-          </w:p>
-        </w:tc>
-        <w:tc>
-          <w:tcPr>
-            <w:tcW w:w="2336" w:type="dxa"/>
-          </w:tcPr>
-          <w:p>
-            <w:pPr>
-              <w:spacing w:line="360" w:lineRule="auto"/>
-              <w:jc w:val="both"/>
-            </w:pPr>
-            <w:proofErr w:type="spellStart"/>
-            <w:r>
-              <w:t>xc</w:t>
-            </w:r>
-            <w:proofErr w:type="spellEnd"/>
-            <w:r>
-              <w:t xml:space="preserve">, </w:t>
-            </w:r>
-            <w:proofErr w:type="spellStart"/>
-            <w:r>
-              <w:t>yc</w:t>
-            </w:r>
-            <w:proofErr w:type="spellEnd"/>
-            <w:r>
-              <w:t xml:space="preserve">, </w:t>
-            </w:r>
-            <w:proofErr w:type="spellStart"/>
-            <w:r>
-              <w:t>rad</w:t>
-            </w:r>
-            <w:proofErr w:type="spellEnd"/>
-            <w:r>
-              <w:t xml:space="preserve">, </w:t>
-            </w:r>
-            <w:proofErr w:type="spellStart"/>
+          </w:p>
+        </w:tc>
+        <w:tc>
+          <w:tcPr>
+            <w:tcW w:w="1770" w:type="dxa"/>
+          </w:tcPr>
+          <w:p>
+            <w:pPr>
+              <w:spacing w:line="360" w:lineRule="auto"/>
+              <w:jc w:val="both"/>
+              <w:rPr>
+                <w:lang w:val="en-US"/>
+              </w:rPr>
+            </w:pPr>
+            <w:r>
+              <w:t xml:space="preserve">xc, yc, rad, </w:t>
+            </w:r>
+          </w:p>
+          <w:p>
+            <w:pPr>
+              <w:spacing w:line="360" w:lineRule="auto"/>
+              <w:jc w:val="both"/>
+            </w:pPr>
             <w:r>
               <w:t>style</w:t>
             </w:r>
-            <w:proofErr w:type="spellEnd"/>
-          </w:p>
-        </w:tc>
-        <w:tc>
-          <w:tcPr>
-            <w:tcW w:w="2336" w:type="dxa"/>
-          </w:tcPr>
-          <w:p>
-            <w:pPr>
-              <w:spacing w:line="360" w:lineRule="auto"/>
-              <w:jc w:val="both"/>
-            </w:pPr>
-            <w:proofErr w:type="spellStart"/>
+          </w:p>
+        </w:tc>
+        <w:tc>
+          <w:tcPr>
+            <w:tcW w:w="2552" w:type="dxa"/>
+          </w:tcPr>
+          <w:p>
+            <w:pPr>
+              <w:spacing w:line="360" w:lineRule="auto"/>
+              <w:jc w:val="both"/>
+            </w:pPr>
             <w:r>
               <w:t>long</w:t>
             </w:r>
-            <w:proofErr w:type="spellEnd"/>
-          </w:p>
-        </w:tc>
-        <w:tc>
-          <w:tcPr>
-            <w:tcW w:w="2336" w:type="dxa"/>
+          </w:p>
+        </w:tc>
+        <w:tc>
+          <w:tcPr>
+            <w:tcW w:w="2686" w:type="dxa"/>
           </w:tcPr>
           <w:p>
             <w:pPr>
@@ -3600,48 +3491,42 @@
               <w:spacing w:line="360" w:lineRule="auto"/>
               <w:jc w:val="both"/>
             </w:pPr>
-            <w:proofErr w:type="spellStart"/>
             <w:r>
               <w:t>ksRectangle</w:t>
             </w:r>
-            <w:proofErr w:type="spellEnd"/>
-          </w:p>
-        </w:tc>
-        <w:tc>
-          <w:tcPr>
-            <w:tcW w:w="2336" w:type="dxa"/>
-          </w:tcPr>
-          <w:p>
-            <w:pPr>
-              <w:spacing w:line="360" w:lineRule="auto"/>
-              <w:jc w:val="both"/>
-            </w:pPr>
-            <w:proofErr w:type="spellStart"/>
+          </w:p>
+        </w:tc>
+        <w:tc>
+          <w:tcPr>
+            <w:tcW w:w="1770" w:type="dxa"/>
+          </w:tcPr>
+          <w:p>
+            <w:pPr>
+              <w:spacing w:line="360" w:lineRule="auto"/>
+              <w:jc w:val="both"/>
+            </w:pPr>
             <w:r>
               <w:t>param</w:t>
             </w:r>
-            <w:proofErr w:type="spellEnd"/>
-          </w:p>
-        </w:tc>
-        <w:tc>
-          <w:tcPr>
-            <w:tcW w:w="2336" w:type="dxa"/>
-          </w:tcPr>
-          <w:p>
-            <w:pPr>
-              <w:spacing w:line="360" w:lineRule="auto"/>
-              <w:jc w:val="both"/>
-            </w:pPr>
-            <w:proofErr w:type="spellStart"/>
+          </w:p>
+        </w:tc>
+        <w:tc>
+          <w:tcPr>
+            <w:tcW w:w="2552" w:type="dxa"/>
+          </w:tcPr>
+          <w:p>
+            <w:pPr>
+              <w:spacing w:line="360" w:lineRule="auto"/>
+              <w:jc w:val="both"/>
+            </w:pPr>
             <w:r>
               <w:t>long</w:t>
             </w:r>
-            <w:proofErr w:type="spellEnd"/>
-          </w:p>
-        </w:tc>
-        <w:tc>
-          <w:tcPr>
-            <w:tcW w:w="2336" w:type="dxa"/>
+          </w:p>
+        </w:tc>
+        <w:tc>
+          <w:tcPr>
+            <w:tcW w:w="2686" w:type="dxa"/>
           </w:tcPr>
           <w:p>
             <w:pPr>
@@ -3675,15 +3560,7 @@
         </w:rPr>
       </w:pPr>
       <w:r>
-        <w:t xml:space="preserve">Таблица 1.9 – Используемые свойства класса </w:t>
-      </w:r>
-      <w:proofErr w:type="spellStart"/>
-      <w:r>
-        <w:t>IBossExtrusion</w:t>
-      </w:r>
-      <w:proofErr w:type="spellEnd"/>
-      <w:r>
-        <w:t xml:space="preserve"> </w:t>
+        <w:t xml:space="preserve">Таблица 1.9 – Используемые свойства класса IBossExtrusion </w:t>
       </w:r>
     </w:p>
     <w:tbl>
@@ -3710,14 +3587,12 @@
                 <w:lang w:val="en-US"/>
               </w:rPr>
             </w:pPr>
-            <w:proofErr w:type="spellStart"/>
             <w:r>
               <w:rPr>
                 <w:lang w:val="en-US"/>
               </w:rPr>
               <w:t>Название</w:t>
             </w:r>
-            <w:proofErr w:type="spellEnd"/>
           </w:p>
         </w:tc>
         <w:tc>
@@ -3732,28 +3607,12 @@
                 <w:lang w:val="en-US"/>
               </w:rPr>
             </w:pPr>
-            <w:proofErr w:type="spellStart"/>
             <w:r>
               <w:rPr>
                 <w:lang w:val="en-US"/>
               </w:rPr>
-              <w:t>Тип</w:t>
-            </w:r>
-            <w:proofErr w:type="spellEnd"/>
-            <w:r>
-              <w:rPr>
-                <w:lang w:val="en-US"/>
-              </w:rPr>
-              <w:t xml:space="preserve"> </w:t>
-            </w:r>
-            <w:proofErr w:type="spellStart"/>
-            <w:r>
-              <w:rPr>
-                <w:lang w:val="en-US"/>
-              </w:rPr>
-              <w:t>данных</w:t>
-            </w:r>
-            <w:proofErr w:type="spellEnd"/>
+              <w:t>Тип данных</w:t>
+            </w:r>
           </w:p>
         </w:tc>
         <w:tc>
@@ -3784,11 +3643,9 @@
                 <w:lang w:val="en-US"/>
               </w:rPr>
             </w:pPr>
-            <w:proofErr w:type="spellStart"/>
             <w:r>
               <w:t>Sketch</w:t>
             </w:r>
-            <w:proofErr w:type="spellEnd"/>
           </w:p>
         </w:tc>
         <w:tc>
@@ -3803,11 +3660,9 @@
                 <w:lang w:val="en-US"/>
               </w:rPr>
             </w:pPr>
-            <w:proofErr w:type="spellStart"/>
             <w:r>
               <w:t>ISketch</w:t>
             </w:r>
-            <w:proofErr w:type="spellEnd"/>
           </w:p>
         </w:tc>
         <w:tc>
@@ -3839,11 +3694,9 @@
               <w:spacing w:line="360" w:lineRule="auto"/>
               <w:jc w:val="both"/>
             </w:pPr>
-            <w:proofErr w:type="spellStart"/>
             <w:r>
               <w:t>Direction</w:t>
             </w:r>
-            <w:proofErr w:type="spellEnd"/>
           </w:p>
         </w:tc>
         <w:tc>
@@ -3855,11 +3708,9 @@
               <w:spacing w:line="360" w:lineRule="auto"/>
               <w:jc w:val="both"/>
             </w:pPr>
-            <w:proofErr w:type="spellStart"/>
             <w:r>
               <w:t>ksDirectionType</w:t>
             </w:r>
-            <w:proofErr w:type="spellEnd"/>
           </w:p>
         </w:tc>
         <w:tc>
@@ -3887,11 +3738,9 @@
               <w:spacing w:line="360" w:lineRule="auto"/>
               <w:jc w:val="both"/>
             </w:pPr>
-            <w:proofErr w:type="spellStart"/>
             <w:r>
               <w:t>DepthNormal</w:t>
             </w:r>
-            <w:proofErr w:type="spellEnd"/>
           </w:p>
         </w:tc>
         <w:tc>
@@ -3903,11 +3752,9 @@
               <w:spacing w:line="360" w:lineRule="auto"/>
               <w:jc w:val="both"/>
             </w:pPr>
-            <w:proofErr w:type="spellStart"/>
             <w:r>
               <w:t>double</w:t>
             </w:r>
-            <w:proofErr w:type="spellEnd"/>
           </w:p>
         </w:tc>
         <w:tc>
@@ -3935,12 +3782,9 @@
               <w:spacing w:line="360" w:lineRule="auto"/>
               <w:jc w:val="both"/>
             </w:pPr>
-            <w:proofErr w:type="spellStart"/>
-            <w:r>
-              <w:lastRenderedPageBreak/>
+            <w:r>
               <w:t>DepthReverse</w:t>
             </w:r>
-            <w:proofErr w:type="spellEnd"/>
           </w:p>
         </w:tc>
         <w:tc>
@@ -3952,11 +3796,9 @@
               <w:spacing w:line="360" w:lineRule="auto"/>
               <w:jc w:val="both"/>
             </w:pPr>
-            <w:proofErr w:type="spellStart"/>
             <w:r>
               <w:t>double</w:t>
             </w:r>
-            <w:proofErr w:type="spellEnd"/>
           </w:p>
         </w:tc>
         <w:tc>
@@ -3988,12 +3830,6 @@
         <w:ind w:firstLine="709"/>
         <w:jc w:val="both"/>
       </w:pPr>
-    </w:p>
-    <w:p>
-      <w:pPr>
-        <w:spacing w:after="0" w:line="360" w:lineRule="auto"/>
-        <w:ind w:firstLine="709"/>
-      </w:pPr>
       <w:r>
         <w:t>Таблица 1.</w:t>
       </w:r>
@@ -4004,15 +3840,7 @@
         <w:t xml:space="preserve"> – </w:t>
       </w:r>
       <w:r>
-        <w:t xml:space="preserve">Используемые свойства класса </w:t>
-      </w:r>
-      <w:proofErr w:type="spellStart"/>
-      <w:r>
-        <w:t>ICutExtrusion</w:t>
-      </w:r>
-      <w:proofErr w:type="spellEnd"/>
-      <w:r>
-        <w:t xml:space="preserve"> </w:t>
+        <w:t xml:space="preserve">Используемые свойства класса ICutExtrusion </w:t>
       </w:r>
     </w:p>
     <w:tbl>
@@ -4036,14 +3864,12 @@
               <w:spacing w:line="360" w:lineRule="auto"/>
               <w:jc w:val="both"/>
             </w:pPr>
-            <w:proofErr w:type="spellStart"/>
             <w:r>
               <w:rPr>
                 <w:lang w:val="en-US"/>
               </w:rPr>
               <w:t>Название</w:t>
             </w:r>
-            <w:proofErr w:type="spellEnd"/>
           </w:p>
         </w:tc>
         <w:tc>
@@ -4055,28 +3881,12 @@
               <w:spacing w:line="360" w:lineRule="auto"/>
               <w:jc w:val="both"/>
             </w:pPr>
-            <w:proofErr w:type="spellStart"/>
             <w:r>
               <w:rPr>
                 <w:lang w:val="en-US"/>
               </w:rPr>
-              <w:t>Тип</w:t>
-            </w:r>
-            <w:proofErr w:type="spellEnd"/>
-            <w:r>
-              <w:rPr>
-                <w:lang w:val="en-US"/>
-              </w:rPr>
-              <w:t xml:space="preserve"> </w:t>
-            </w:r>
-            <w:proofErr w:type="spellStart"/>
-            <w:r>
-              <w:rPr>
-                <w:lang w:val="en-US"/>
-              </w:rPr>
-              <w:t>данных</w:t>
-            </w:r>
-            <w:proofErr w:type="spellEnd"/>
+              <w:t>Тип данных</w:t>
+            </w:r>
           </w:p>
         </w:tc>
         <w:tc>
@@ -4104,11 +3914,9 @@
               <w:spacing w:line="360" w:lineRule="auto"/>
               <w:jc w:val="both"/>
             </w:pPr>
-            <w:proofErr w:type="spellStart"/>
             <w:r>
               <w:t>Sketch</w:t>
             </w:r>
-            <w:proofErr w:type="spellEnd"/>
           </w:p>
         </w:tc>
         <w:tc>
@@ -4120,11 +3928,9 @@
               <w:spacing w:line="360" w:lineRule="auto"/>
               <w:jc w:val="both"/>
             </w:pPr>
-            <w:proofErr w:type="spellStart"/>
             <w:r>
               <w:t>ISketch</w:t>
             </w:r>
-            <w:proofErr w:type="spellEnd"/>
           </w:p>
         </w:tc>
         <w:tc>
@@ -4138,102 +3944,6 @@
             </w:pPr>
             <w:r>
               <w:t>Эскиз паза</w:t>
-            </w:r>
-          </w:p>
-        </w:tc>
-      </w:tr>
-      <w:tr>
-        <w:tc>
-          <w:tcPr>
-            <w:tcW w:w="3114" w:type="dxa"/>
-          </w:tcPr>
-          <w:p>
-            <w:pPr>
-              <w:spacing w:line="360" w:lineRule="auto"/>
-              <w:jc w:val="both"/>
-            </w:pPr>
-            <w:proofErr w:type="spellStart"/>
-            <w:r>
-              <w:t>ExtrusionType</w:t>
-            </w:r>
-            <w:proofErr w:type="spellEnd"/>
-          </w:p>
-        </w:tc>
-        <w:tc>
-          <w:tcPr>
-            <w:tcW w:w="3115" w:type="dxa"/>
-          </w:tcPr>
-          <w:p>
-            <w:pPr>
-              <w:spacing w:line="360" w:lineRule="auto"/>
-              <w:jc w:val="both"/>
-            </w:pPr>
-            <w:proofErr w:type="spellStart"/>
-            <w:r>
-              <w:t>ksEndType</w:t>
-            </w:r>
-            <w:proofErr w:type="spellEnd"/>
-          </w:p>
-        </w:tc>
-        <w:tc>
-          <w:tcPr>
-            <w:tcW w:w="3115" w:type="dxa"/>
-          </w:tcPr>
-          <w:p>
-            <w:pPr>
-              <w:spacing w:line="360" w:lineRule="auto"/>
-              <w:jc w:val="both"/>
-            </w:pPr>
-            <w:r>
-              <w:t>Способ вырезания</w:t>
-            </w:r>
-          </w:p>
-        </w:tc>
-      </w:tr>
-      <w:tr>
-        <w:tc>
-          <w:tcPr>
-            <w:tcW w:w="3114" w:type="dxa"/>
-          </w:tcPr>
-          <w:p>
-            <w:pPr>
-              <w:spacing w:line="360" w:lineRule="auto"/>
-              <w:jc w:val="both"/>
-            </w:pPr>
-            <w:proofErr w:type="spellStart"/>
-            <w:r>
-              <w:t>Direction</w:t>
-            </w:r>
-            <w:proofErr w:type="spellEnd"/>
-          </w:p>
-        </w:tc>
-        <w:tc>
-          <w:tcPr>
-            <w:tcW w:w="3115" w:type="dxa"/>
-          </w:tcPr>
-          <w:p>
-            <w:pPr>
-              <w:spacing w:line="360" w:lineRule="auto"/>
-              <w:jc w:val="both"/>
-            </w:pPr>
-            <w:proofErr w:type="spellStart"/>
-            <w:r>
-              <w:t>ksDirectionType</w:t>
-            </w:r>
-            <w:proofErr w:type="spellEnd"/>
-          </w:p>
-        </w:tc>
-        <w:tc>
-          <w:tcPr>
-            <w:tcW w:w="3115" w:type="dxa"/>
-          </w:tcPr>
-          <w:p>
-            <w:pPr>
-              <w:spacing w:line="360" w:lineRule="auto"/>
-              <w:jc w:val="both"/>
-            </w:pPr>
-            <w:r>
-              <w:t>Направление вырезания</w:t>
             </w:r>
           </w:p>
         </w:tc>
@@ -4244,33 +3954,23 @@
         <w:spacing w:after="0" w:line="360" w:lineRule="auto"/>
         <w:ind w:firstLine="709"/>
         <w:jc w:val="both"/>
-      </w:pPr>
-    </w:p>
-    <w:p>
-      <w:pPr>
-        <w:spacing w:after="0" w:line="360" w:lineRule="auto"/>
-        <w:ind w:firstLine="709"/>
-      </w:pPr>
-      <w:r>
-        <w:t>Таблица 1.</w:t>
-      </w:r>
-      <w:r>
-        <w:t>1</w:t>
-      </w:r>
-      <w:r>
-        <w:t>1</w:t>
-      </w:r>
-      <w:r>
-        <w:t xml:space="preserve"> – </w:t>
-      </w:r>
-      <w:r>
-        <w:t xml:space="preserve">Используемые методы класса </w:t>
-      </w:r>
-      <w:proofErr w:type="spellStart"/>
-      <w:r>
-        <w:t>IModelObject</w:t>
-      </w:r>
-      <w:proofErr w:type="spellEnd"/>
+        <w:rPr>
+          <w:lang w:val="en-US"/>
+        </w:rPr>
+      </w:pPr>
+      <w:r>
+        <w:lastRenderedPageBreak/>
+        <w:t>Окончание таблицы 1.</w:t>
+      </w:r>
+      <w:r>
+        <w:rPr>
+          <w:lang w:val="en-US"/>
+        </w:rPr>
+        <w:t>10</w:t>
+      </w:r>
+      <w:r>
+        <w:t>.</w:t>
+      </w:r>
     </w:p>
     <w:tbl>
       <w:tblPr>
@@ -4279,65 +3979,59 @@
         <w:tblLook w:val="04A0" w:firstRow="1" w:lastRow="0" w:firstColumn="1" w:lastColumn="0" w:noHBand="0" w:noVBand="1"/>
       </w:tblPr>
       <w:tblGrid>
-        <w:gridCol w:w="2336"/>
-        <w:gridCol w:w="2336"/>
-        <w:gridCol w:w="2336"/>
-        <w:gridCol w:w="2336"/>
+        <w:gridCol w:w="3114"/>
+        <w:gridCol w:w="3115"/>
+        <w:gridCol w:w="3115"/>
       </w:tblGrid>
       <w:tr>
         <w:tc>
           <w:tcPr>
-            <w:tcW w:w="2336" w:type="dxa"/>
-          </w:tcPr>
-          <w:p>
-            <w:pPr>
-              <w:spacing w:line="360" w:lineRule="auto"/>
-              <w:jc w:val="both"/>
-            </w:pPr>
-            <w:r>
-              <w:t>Название</w:t>
-            </w:r>
-          </w:p>
-        </w:tc>
-        <w:tc>
-          <w:tcPr>
-            <w:tcW w:w="2336" w:type="dxa"/>
-          </w:tcPr>
-          <w:p>
-            <w:pPr>
-              <w:spacing w:line="360" w:lineRule="auto"/>
-              <w:jc w:val="both"/>
-            </w:pPr>
-            <w:r>
-              <w:t>Входные параметры</w:t>
-            </w:r>
-          </w:p>
-        </w:tc>
-        <w:tc>
-          <w:tcPr>
-            <w:tcW w:w="2336" w:type="dxa"/>
-          </w:tcPr>
-          <w:p>
-            <w:pPr>
-              <w:spacing w:line="360" w:lineRule="auto"/>
-              <w:jc w:val="both"/>
-            </w:pPr>
-            <w:r>
-              <w:t>Тип возвращаемых данных</w:t>
-            </w:r>
-          </w:p>
-        </w:tc>
-        <w:tc>
-          <w:tcPr>
-            <w:tcW w:w="2336" w:type="dxa"/>
-          </w:tcPr>
-          <w:p>
-            <w:pPr>
-              <w:spacing w:line="360" w:lineRule="auto"/>
-              <w:jc w:val="both"/>
-            </w:pPr>
-            <w:r>
-              <w:t>Описание</w:t>
+            <w:tcW w:w="3114" w:type="dxa"/>
+          </w:tcPr>
+          <w:p>
+            <w:pPr>
+              <w:spacing w:line="360" w:lineRule="auto"/>
+              <w:jc w:val="both"/>
+              <w:rPr>
+                <w:lang w:val="en-US"/>
+              </w:rPr>
+            </w:pPr>
+            <w:r>
+              <w:t>ExtrusionType</w:t>
+            </w:r>
+          </w:p>
+        </w:tc>
+        <w:tc>
+          <w:tcPr>
+            <w:tcW w:w="3115" w:type="dxa"/>
+          </w:tcPr>
+          <w:p>
+            <w:pPr>
+              <w:spacing w:line="360" w:lineRule="auto"/>
+              <w:jc w:val="both"/>
+              <w:rPr>
+                <w:lang w:val="en-US"/>
+              </w:rPr>
+            </w:pPr>
+            <w:r>
+              <w:t>ksEndType</w:t>
+            </w:r>
+          </w:p>
+        </w:tc>
+        <w:tc>
+          <w:tcPr>
+            <w:tcW w:w="3115" w:type="dxa"/>
+          </w:tcPr>
+          <w:p>
+            <w:pPr>
+              <w:spacing w:line="360" w:lineRule="auto"/>
+              <w:jc w:val="both"/>
+              <w:rPr>
+                <w:lang w:val="en-US"/>
+              </w:rPr>
+            </w:pPr>
+            <w:r>
+              <w:t>Способ вырезания</w:t>
             </w:r>
           </w:p>
         </w:tc>
@@ -4345,37 +4039,7 @@
       <w:tr>
         <w:tc>
           <w:tcPr>
-            <w:tcW w:w="2336" w:type="dxa"/>
-          </w:tcPr>
-          <w:p>
-            <w:pPr>
-              <w:spacing w:line="360" w:lineRule="auto"/>
-              <w:jc w:val="both"/>
-            </w:pPr>
-            <w:proofErr w:type="spellStart"/>
-            <w:r>
-              <w:t>Create</w:t>
-            </w:r>
-            <w:proofErr w:type="spellEnd"/>
-          </w:p>
-        </w:tc>
-        <w:tc>
-          <w:tcPr>
-            <w:tcW w:w="2336" w:type="dxa"/>
-          </w:tcPr>
-          <w:p>
-            <w:pPr>
-              <w:spacing w:line="360" w:lineRule="auto"/>
-              <w:jc w:val="both"/>
-            </w:pPr>
-            <w:r>
-              <w:t>–</w:t>
-            </w:r>
-          </w:p>
-        </w:tc>
-        <w:tc>
-          <w:tcPr>
-            <w:tcW w:w="2336" w:type="dxa"/>
+            <w:tcW w:w="3114" w:type="dxa"/>
           </w:tcPr>
           <w:p>
             <w:pPr>
@@ -4386,24 +4050,143 @@
               </w:rPr>
             </w:pPr>
             <w:r>
+              <w:t>Direction</w:t>
+            </w:r>
+          </w:p>
+        </w:tc>
+        <w:tc>
+          <w:tcPr>
+            <w:tcW w:w="3115" w:type="dxa"/>
+          </w:tcPr>
+          <w:p>
+            <w:pPr>
+              <w:spacing w:line="360" w:lineRule="auto"/>
+              <w:jc w:val="both"/>
               <w:rPr>
                 <w:lang w:val="en-US"/>
               </w:rPr>
-              <w:t>bool</w:t>
-            </w:r>
-          </w:p>
-        </w:tc>
-        <w:tc>
-          <w:tcPr>
-            <w:tcW w:w="2336" w:type="dxa"/>
-          </w:tcPr>
-          <w:p>
-            <w:pPr>
-              <w:spacing w:line="360" w:lineRule="auto"/>
-              <w:jc w:val="both"/>
-            </w:pPr>
-            <w:r>
-              <w:t>Создание и фиксация операции в дереве построения</w:t>
+            </w:pPr>
+            <w:r>
+              <w:t>ksDirectionType</w:t>
+            </w:r>
+          </w:p>
+        </w:tc>
+        <w:tc>
+          <w:tcPr>
+            <w:tcW w:w="3115" w:type="dxa"/>
+          </w:tcPr>
+          <w:p>
+            <w:pPr>
+              <w:spacing w:line="360" w:lineRule="auto"/>
+              <w:jc w:val="both"/>
+              <w:rPr>
+                <w:lang w:val="en-US"/>
+              </w:rPr>
+            </w:pPr>
+            <w:r>
+              <w:t>Направление вырезания</w:t>
+            </w:r>
+          </w:p>
+        </w:tc>
+      </w:tr>
+    </w:tbl>
+    <w:p>
+      <w:pPr>
+        <w:spacing w:after="0" w:line="360" w:lineRule="auto"/>
+        <w:ind w:firstLine="709"/>
+        <w:jc w:val="both"/>
+        <w:rPr>
+          <w:lang w:val="en-US"/>
+        </w:rPr>
+      </w:pPr>
+    </w:p>
+    <w:p>
+      <w:pPr>
+        <w:spacing w:after="0" w:line="360" w:lineRule="auto"/>
+        <w:ind w:firstLine="709"/>
+      </w:pPr>
+      <w:r>
+        <w:t>Таблица 1.</w:t>
+      </w:r>
+      <w:r>
+        <w:t>1</w:t>
+      </w:r>
+      <w:r>
+        <w:t>1</w:t>
+      </w:r>
+      <w:r>
+        <w:t xml:space="preserve"> – </w:t>
+      </w:r>
+      <w:r>
+        <w:t>Используемые методы класса IModelObject</w:t>
+      </w:r>
+    </w:p>
+    <w:tbl>
+      <w:tblPr>
+        <w:tblStyle w:val="ac"/>
+        <w:tblW w:w="0" w:type="auto"/>
+        <w:tblLook w:val="04A0" w:firstRow="1" w:lastRow="0" w:firstColumn="1" w:lastColumn="0" w:noHBand="0" w:noVBand="1"/>
+      </w:tblPr>
+      <w:tblGrid>
+        <w:gridCol w:w="1555"/>
+        <w:gridCol w:w="1842"/>
+        <w:gridCol w:w="2127"/>
+        <w:gridCol w:w="3820"/>
+      </w:tblGrid>
+      <w:tr>
+        <w:tc>
+          <w:tcPr>
+            <w:tcW w:w="1555" w:type="dxa"/>
+          </w:tcPr>
+          <w:p>
+            <w:pPr>
+              <w:spacing w:line="360" w:lineRule="auto"/>
+              <w:jc w:val="both"/>
+            </w:pPr>
+            <w:r>
+              <w:t>Название</w:t>
+            </w:r>
+          </w:p>
+        </w:tc>
+        <w:tc>
+          <w:tcPr>
+            <w:tcW w:w="1842" w:type="dxa"/>
+          </w:tcPr>
+          <w:p>
+            <w:pPr>
+              <w:spacing w:line="360" w:lineRule="auto"/>
+              <w:jc w:val="both"/>
+            </w:pPr>
+            <w:r>
+              <w:t>Входные параметры</w:t>
+            </w:r>
+          </w:p>
+        </w:tc>
+        <w:tc>
+          <w:tcPr>
+            <w:tcW w:w="2127" w:type="dxa"/>
+          </w:tcPr>
+          <w:p>
+            <w:pPr>
+              <w:spacing w:line="360" w:lineRule="auto"/>
+              <w:jc w:val="both"/>
+            </w:pPr>
+            <w:r>
+              <w:t>Тип возвращаемых данных</w:t>
+            </w:r>
+          </w:p>
+        </w:tc>
+        <w:tc>
+          <w:tcPr>
+            <w:tcW w:w="3820" w:type="dxa"/>
+          </w:tcPr>
+          <w:p>
+            <w:pPr>
+              <w:spacing w:line="360" w:lineRule="auto"/>
+              <w:jc w:val="both"/>
+            </w:pPr>
+            <w:r>
+              <w:t>Описание</w:t>
             </w:r>
           </w:p>
         </w:tc>
@@ -4411,7 +4194,71 @@
       <w:tr>
         <w:tc>
           <w:tcPr>
-            <w:tcW w:w="2336" w:type="dxa"/>
+            <w:tcW w:w="1555" w:type="dxa"/>
+          </w:tcPr>
+          <w:p>
+            <w:pPr>
+              <w:spacing w:line="360" w:lineRule="auto"/>
+              <w:jc w:val="both"/>
+            </w:pPr>
+            <w:r>
+              <w:t>Create</w:t>
+            </w:r>
+          </w:p>
+        </w:tc>
+        <w:tc>
+          <w:tcPr>
+            <w:tcW w:w="1842" w:type="dxa"/>
+          </w:tcPr>
+          <w:p>
+            <w:pPr>
+              <w:spacing w:line="360" w:lineRule="auto"/>
+              <w:jc w:val="both"/>
+            </w:pPr>
+            <w:r>
+              <w:t>–</w:t>
+            </w:r>
+          </w:p>
+        </w:tc>
+        <w:tc>
+          <w:tcPr>
+            <w:tcW w:w="2127" w:type="dxa"/>
+          </w:tcPr>
+          <w:p>
+            <w:pPr>
+              <w:spacing w:line="360" w:lineRule="auto"/>
+              <w:jc w:val="both"/>
+              <w:rPr>
+                <w:lang w:val="en-US"/>
+              </w:rPr>
+            </w:pPr>
+            <w:r>
+              <w:rPr>
+                <w:lang w:val="en-US"/>
+              </w:rPr>
+              <w:t>bool</w:t>
+            </w:r>
+          </w:p>
+        </w:tc>
+        <w:tc>
+          <w:tcPr>
+            <w:tcW w:w="3820" w:type="dxa"/>
+          </w:tcPr>
+          <w:p>
+            <w:pPr>
+              <w:spacing w:line="360" w:lineRule="auto"/>
+              <w:jc w:val="both"/>
+            </w:pPr>
+            <w:r>
+              <w:t>Создание и фиксация операции в дереве построения</w:t>
+            </w:r>
+          </w:p>
+        </w:tc>
+      </w:tr>
+      <w:tr>
+        <w:tc>
+          <w:tcPr>
+            <w:tcW w:w="1555" w:type="dxa"/>
           </w:tcPr>
           <w:p>
             <w:pPr>
@@ -4425,7 +4272,7 @@
         </w:tc>
         <w:tc>
           <w:tcPr>
-            <w:tcW w:w="2336" w:type="dxa"/>
+            <w:tcW w:w="1842" w:type="dxa"/>
           </w:tcPr>
           <w:p>
             <w:pPr>
@@ -4439,7 +4286,7 @@
         </w:tc>
         <w:tc>
           <w:tcPr>
-            <w:tcW w:w="2336" w:type="dxa"/>
+            <w:tcW w:w="2127" w:type="dxa"/>
           </w:tcPr>
           <w:p>
             <w:pPr>
@@ -4456,7 +4303,7 @@
         </w:tc>
         <w:tc>
           <w:tcPr>
-            <w:tcW w:w="2336" w:type="dxa"/>
+            <w:tcW w:w="3820" w:type="dxa"/>
           </w:tcPr>
           <w:p>
             <w:pPr>
@@ -4490,7 +4337,7 @@
           <w:szCs w:val="28"/>
         </w:rPr>
       </w:pPr>
-      <w:bookmarkStart w:id="3" w:name="_Toc242129766"/>
+      <w:bookmarkStart w:id="3" w:name="_Toc243471364"/>
       <w:r>
         <w:rPr>
           <w:rFonts w:ascii="Times New Roman" w:hAnsi="Times New Roman" w:cs="Times New Roman"/>
@@ -4536,11 +4383,7 @@
         <w:t xml:space="preserve"> Программа закрывает </w:t>
       </w:r>
       <w:r>
-        <w:t xml:space="preserve">весь рабочий цикл мебельного заказа: от создания помещения и построения изделия </w:t>
-      </w:r>
-      <w:r>
-        <w:lastRenderedPageBreak/>
-        <w:t>до расчёта стоимости, подготовки чертежей, деталировки, карт раскроя и передачи данных на станки с ЧПУ.</w:t>
+        <w:t>весь рабочий цикл мебельного заказа: от создания помещения и построения изделия до расчёта стоимости, подготовки чертежей, деталировки, карт раскроя и передачи данных на станки с ЧПУ.</w:t>
       </w:r>
       <w:r>
         <w:t xml:space="preserve"> </w:t>
@@ -4580,6 +4423,7 @@
         <w:rPr>
           <w:noProof/>
         </w:rPr>
+        <w:lastRenderedPageBreak/>
         <w:drawing>
           <wp:inline distT="0" distB="0" distL="0" distR="0" wp14:anchorId="13BD5E19" wp14:editId="0C4D734E">
             <wp:extent cx="6033416" cy="3150870"/>
@@ -4798,7 +4642,7 @@
           <w:szCs w:val="28"/>
         </w:rPr>
       </w:pPr>
-      <w:bookmarkStart w:id="4" w:name="_Toc242129767"/>
+      <w:bookmarkStart w:id="4" w:name="_Toc243471365"/>
       <w:r>
         <w:rPr>
           <w:rFonts w:ascii="Times New Roman" w:hAnsi="Times New Roman" w:cs="Times New Roman"/>
@@ -4986,44 +4830,110 @@
       <w:r>
         <w:t xml:space="preserve">кронштейна </w:t>
       </w:r>
-      <w:r>
-        <w:rPr>
-          <w:lang w:val="en-US"/>
-        </w:rPr>
-        <w:t>L</w:t>
-      </w:r>
-      <w:r>
-        <w:t xml:space="preserve"> </w:t>
-      </w:r>
-      <w:r>
-        <w:t>(</w:t>
-      </w:r>
-      <w:r>
-        <w:t>9</w:t>
-      </w:r>
-      <w:r>
-        <w:t xml:space="preserve">0 </w:t>
-      </w:r>
-      <w:r>
-        <w:t>–</w:t>
-      </w:r>
-      <w:r>
-        <w:t xml:space="preserve"> </w:t>
-      </w:r>
-      <w:r>
-        <w:t>1</w:t>
-      </w:r>
-      <w:r>
-        <w:t>1</w:t>
-      </w:r>
-      <w:r>
-        <w:t>0</w:t>
-      </w:r>
-      <w:r>
-        <w:t>мм</w:t>
-      </w:r>
-      <w:r>
-        <w:t>);</w:t>
+      <m:oMath>
+        <m:r>
+          <w:rPr>
+            <w:rFonts w:ascii="Cambria Math" w:hAnsi="Cambria Math"/>
+            <w:lang w:val="en-US"/>
+          </w:rPr>
+          <m:t>L</m:t>
+        </m:r>
+        <m:r>
+          <w:rPr>
+            <w:rFonts w:ascii="Cambria Math" w:hAnsi="Cambria Math"/>
+          </w:rPr>
+          <m:t>∈[</m:t>
+        </m:r>
+        <m:func>
+          <m:funcPr>
+            <m:ctrlPr>
+              <w:rPr>
+                <w:rFonts w:ascii="Cambria Math" w:hAnsi="Cambria Math"/>
+              </w:rPr>
+            </m:ctrlPr>
+          </m:funcPr>
+          <m:fName>
+            <m:r>
+              <m:rPr>
+                <m:sty m:val="p"/>
+              </m:rPr>
+              <w:rPr>
+                <w:rFonts w:ascii="Cambria Math" w:hAnsi="Cambria Math"/>
+                <w:lang w:val="en-US"/>
+              </w:rPr>
+              <m:t>max</m:t>
+            </m:r>
+            <m:ctrlPr>
+              <w:rPr>
+                <w:rFonts w:ascii="Cambria Math" w:hAnsi="Cambria Math"/>
+                <w:i/>
+              </w:rPr>
+            </m:ctrlPr>
+          </m:fName>
+          <m:e>
+            <m:d>
+              <m:dPr>
+                <m:ctrlPr>
+                  <w:rPr>
+                    <w:rFonts w:ascii="Cambria Math" w:hAnsi="Cambria Math"/>
+                    <w:i/>
+                  </w:rPr>
+                </m:ctrlPr>
+              </m:dPr>
+              <m:e>
+                <m:r>
+                  <w:rPr>
+                    <w:rFonts w:ascii="Cambria Math" w:hAnsi="Cambria Math"/>
+                  </w:rPr>
+                  <m:t>90,</m:t>
+                </m:r>
+                <m:sSub>
+                  <m:sSubPr>
+                    <m:ctrlPr>
+                      <w:rPr>
+                        <w:rFonts w:ascii="Cambria Math" w:hAnsi="Cambria Math"/>
+                        <w:i/>
+                        <w:lang w:val="en-US"/>
+                      </w:rPr>
+                    </m:ctrlPr>
+                  </m:sSubPr>
+                  <m:e>
+                    <m:r>
+                      <w:rPr>
+                        <w:rFonts w:ascii="Cambria Math" w:hAnsi="Cambria Math"/>
+                        <w:lang w:val="en-US"/>
+                      </w:rPr>
+                      <m:t>l</m:t>
+                    </m:r>
+                  </m:e>
+                  <m:sub>
+                    <m:r>
+                      <w:rPr>
+                        <w:rFonts w:ascii="Cambria Math" w:hAnsi="Cambria Math"/>
+                      </w:rPr>
+                      <m:t>1</m:t>
+                    </m:r>
+                  </m:sub>
+                </m:sSub>
+                <m:r>
+                  <w:rPr>
+                    <w:rFonts w:ascii="Cambria Math" w:hAnsi="Cambria Math"/>
+                  </w:rPr>
+                  <m:t>+20</m:t>
+                </m:r>
+              </m:e>
+            </m:d>
+          </m:e>
+        </m:func>
+        <m:r>
+          <w:rPr>
+            <w:rFonts w:ascii="Cambria Math" w:hAnsi="Cambria Math"/>
+          </w:rPr>
+          <m:t>, 110] мм</m:t>
+        </m:r>
+      </m:oMath>
+      <w:r>
+        <w:t>;</w:t>
       </w:r>
     </w:p>
     <w:p>
@@ -5044,24 +4954,56 @@
       <w:r>
         <w:t xml:space="preserve">кронштейна </w:t>
       </w:r>
-      <w:r>
-        <w:rPr>
-          <w:lang w:val="en-US"/>
-        </w:rPr>
-        <w:t>H</w:t>
-      </w:r>
-      <w:r>
-        <w:t xml:space="preserve"> (50 </w:t>
-      </w:r>
-      <w:r>
-        <w:t>–</w:t>
-      </w:r>
-      <w:r>
-        <w:t xml:space="preserve"> </w:t>
-      </w:r>
-      <w:r>
-        <w:t>70мм)</w:t>
-      </w:r>
+      <m:oMath>
+        <m:r>
+          <w:rPr>
+            <w:rFonts w:ascii="Cambria Math" w:hAnsi="Cambria Math"/>
+            <w:lang w:val="en-US"/>
+          </w:rPr>
+          <m:t>H</m:t>
+        </m:r>
+        <m:r>
+          <w:rPr>
+            <w:rFonts w:ascii="Cambria Math" w:hAnsi="Cambria Math"/>
+          </w:rPr>
+          <m:t>∈</m:t>
+        </m:r>
+        <m:d>
+          <m:dPr>
+            <m:begChr m:val="["/>
+            <m:endChr m:val="]"/>
+            <m:ctrlPr>
+              <w:rPr>
+                <w:rFonts w:ascii="Cambria Math" w:hAnsi="Cambria Math"/>
+                <w:i/>
+              </w:rPr>
+            </m:ctrlPr>
+          </m:dPr>
+          <m:e>
+            <m:r>
+              <m:rPr>
+                <m:sty m:val="p"/>
+              </m:rPr>
+              <w:rPr>
+                <w:rFonts w:ascii="Cambria Math" w:hAnsi="Cambria Math"/>
+              </w:rPr>
+              <m:t>5</m:t>
+            </m:r>
+            <m:r>
+              <w:rPr>
+                <w:rFonts w:ascii="Cambria Math" w:hAnsi="Cambria Math"/>
+              </w:rPr>
+              <m:t>0,70</m:t>
+            </m:r>
+          </m:e>
+        </m:d>
+        <m:r>
+          <w:rPr>
+            <w:rFonts w:ascii="Cambria Math" w:hAnsi="Cambria Math"/>
+          </w:rPr>
+          <m:t xml:space="preserve"> мм</m:t>
+        </m:r>
+      </m:oMath>
       <w:r>
         <w:t>;</w:t>
       </w:r>
@@ -5078,38 +5020,110 @@
       <w:r>
         <w:t xml:space="preserve"> ширина кронштейна </w:t>
       </w:r>
-      <w:r>
-        <w:rPr>
-          <w:lang w:val="en-US"/>
-        </w:rPr>
-        <w:t>B</w:t>
-      </w:r>
-      <w:r>
-        <w:t xml:space="preserve"> </w:t>
-      </w:r>
-      <w:r>
-        <w:t>(</w:t>
-      </w:r>
-      <w:r>
-        <w:t>10</w:t>
-      </w:r>
-      <w:r>
-        <w:t xml:space="preserve">0 </w:t>
-      </w:r>
-      <w:r>
-        <w:t>–</w:t>
-      </w:r>
-      <w:r>
-        <w:t xml:space="preserve"> </w:t>
-      </w:r>
-      <w:r>
-        <w:t>120</w:t>
-      </w:r>
-      <w:r>
-        <w:t>мм</w:t>
-      </w:r>
-      <w:r>
-        <w:t>);</w:t>
+      <m:oMath>
+        <m:r>
+          <w:rPr>
+            <w:rFonts w:ascii="Cambria Math" w:hAnsi="Cambria Math"/>
+            <w:lang w:val="en-US"/>
+          </w:rPr>
+          <m:t>B</m:t>
+        </m:r>
+        <m:r>
+          <w:rPr>
+            <w:rFonts w:ascii="Cambria Math" w:hAnsi="Cambria Math"/>
+          </w:rPr>
+          <m:t>∈[</m:t>
+        </m:r>
+        <m:func>
+          <m:funcPr>
+            <m:ctrlPr>
+              <w:rPr>
+                <w:rFonts w:ascii="Cambria Math" w:hAnsi="Cambria Math"/>
+              </w:rPr>
+            </m:ctrlPr>
+          </m:funcPr>
+          <m:fName>
+            <m:r>
+              <m:rPr>
+                <m:sty m:val="p"/>
+              </m:rPr>
+              <w:rPr>
+                <w:rFonts w:ascii="Cambria Math" w:hAnsi="Cambria Math"/>
+                <w:lang w:val="en-US"/>
+              </w:rPr>
+              <m:t>max</m:t>
+            </m:r>
+            <m:ctrlPr>
+              <w:rPr>
+                <w:rFonts w:ascii="Cambria Math" w:hAnsi="Cambria Math"/>
+                <w:i/>
+              </w:rPr>
+            </m:ctrlPr>
+          </m:fName>
+          <m:e>
+            <m:d>
+              <m:dPr>
+                <m:ctrlPr>
+                  <w:rPr>
+                    <w:rFonts w:ascii="Cambria Math" w:hAnsi="Cambria Math"/>
+                    <w:i/>
+                  </w:rPr>
+                </m:ctrlPr>
+              </m:dPr>
+              <m:e>
+                <m:r>
+                  <w:rPr>
+                    <w:rFonts w:ascii="Cambria Math" w:hAnsi="Cambria Math"/>
+                  </w:rPr>
+                  <m:t>100,</m:t>
+                </m:r>
+                <m:sSub>
+                  <m:sSubPr>
+                    <m:ctrlPr>
+                      <w:rPr>
+                        <w:rFonts w:ascii="Cambria Math" w:hAnsi="Cambria Math"/>
+                        <w:i/>
+                        <w:lang w:val="en-US"/>
+                      </w:rPr>
+                    </m:ctrlPr>
+                  </m:sSubPr>
+                  <m:e>
+                    <m:r>
+                      <w:rPr>
+                        <w:rFonts w:ascii="Cambria Math" w:hAnsi="Cambria Math"/>
+                        <w:lang w:val="en-US"/>
+                      </w:rPr>
+                      <m:t>b</m:t>
+                    </m:r>
+                  </m:e>
+                  <m:sub>
+                    <m:r>
+                      <w:rPr>
+                        <w:rFonts w:ascii="Cambria Math" w:hAnsi="Cambria Math"/>
+                      </w:rPr>
+                      <m:t>1</m:t>
+                    </m:r>
+                  </m:sub>
+                </m:sSub>
+                <m:r>
+                  <w:rPr>
+                    <w:rFonts w:ascii="Cambria Math" w:hAnsi="Cambria Math"/>
+                  </w:rPr>
+                  <m:t>+40</m:t>
+                </m:r>
+              </m:e>
+            </m:d>
+            <m:r>
+              <w:rPr>
+                <w:rFonts w:ascii="Cambria Math" w:hAnsi="Cambria Math"/>
+              </w:rPr>
+              <m:t>, 120] мм</m:t>
+            </m:r>
+          </m:e>
+        </m:func>
+      </m:oMath>
+      <w:r>
+        <w:t>;</w:t>
       </w:r>
     </w:p>
     <w:p>
@@ -5124,18 +5138,132 @@
       <w:r>
         <w:t xml:space="preserve"> глубина паза </w:t>
       </w:r>
-      <w:r>
-        <w:rPr>
-          <w:lang w:val="en-US"/>
-        </w:rPr>
-        <w:t>l</w:t>
-      </w:r>
-      <w:r>
-        <w:t>1</w:t>
-      </w:r>
-      <w:r>
-        <w:t xml:space="preserve"> (70-90мм)</w:t>
-      </w:r>
+      <m:oMath>
+        <m:sSub>
+          <m:sSubPr>
+            <m:ctrlPr>
+              <w:rPr>
+                <w:rFonts w:ascii="Cambria Math" w:hAnsi="Cambria Math"/>
+                <w:i/>
+                <w:lang w:val="en-US"/>
+              </w:rPr>
+            </m:ctrlPr>
+          </m:sSubPr>
+          <m:e>
+            <m:r>
+              <w:rPr>
+                <w:rFonts w:ascii="Cambria Math" w:hAnsi="Cambria Math"/>
+                <w:lang w:val="en-US"/>
+              </w:rPr>
+              <m:t>l</m:t>
+            </m:r>
+          </m:e>
+          <m:sub>
+            <m:r>
+              <w:rPr>
+                <w:rFonts w:ascii="Cambria Math" w:hAnsi="Cambria Math"/>
+              </w:rPr>
+              <m:t>1</m:t>
+            </m:r>
+          </m:sub>
+        </m:sSub>
+        <m:r>
+          <w:rPr>
+            <w:rFonts w:ascii="Cambria Math" w:hAnsi="Cambria Math"/>
+          </w:rPr>
+          <m:t>∈</m:t>
+        </m:r>
+        <m:d>
+          <m:dPr>
+            <m:begChr m:val="["/>
+            <m:endChr m:val="]"/>
+            <m:ctrlPr>
+              <w:rPr>
+                <w:rFonts w:ascii="Cambria Math" w:hAnsi="Cambria Math"/>
+                <w:i/>
+                <w:lang w:val="en-US"/>
+              </w:rPr>
+            </m:ctrlPr>
+          </m:dPr>
+          <m:e>
+            <m:r>
+              <w:rPr>
+                <w:rFonts w:ascii="Cambria Math" w:hAnsi="Cambria Math"/>
+              </w:rPr>
+              <m:t>70,</m:t>
+            </m:r>
+            <m:func>
+              <m:funcPr>
+                <m:ctrlPr>
+                  <w:rPr>
+                    <w:rFonts w:ascii="Cambria Math" w:hAnsi="Cambria Math"/>
+                    <w:lang w:val="en-US"/>
+                  </w:rPr>
+                </m:ctrlPr>
+              </m:funcPr>
+              <m:fName>
+                <m:r>
+                  <m:rPr>
+                    <m:sty m:val="p"/>
+                  </m:rPr>
+                  <w:rPr>
+                    <w:rFonts w:ascii="Cambria Math" w:hAnsi="Cambria Math"/>
+                    <w:lang w:val="en-US"/>
+                  </w:rPr>
+                  <m:t>min</m:t>
+                </m:r>
+                <m:ctrlPr>
+                  <w:rPr>
+                    <w:rFonts w:ascii="Cambria Math" w:hAnsi="Cambria Math"/>
+                    <w:i/>
+                    <w:lang w:val="en-US"/>
+                  </w:rPr>
+                </m:ctrlPr>
+              </m:fName>
+              <m:e>
+                <m:d>
+                  <m:dPr>
+                    <m:ctrlPr>
+                      <w:rPr>
+                        <w:rFonts w:ascii="Cambria Math" w:hAnsi="Cambria Math"/>
+                        <w:i/>
+                        <w:lang w:val="en-US"/>
+                      </w:rPr>
+                    </m:ctrlPr>
+                  </m:dPr>
+                  <m:e>
+                    <m:r>
+                      <w:rPr>
+                        <w:rFonts w:ascii="Cambria Math" w:hAnsi="Cambria Math"/>
+                      </w:rPr>
+                      <m:t>90,</m:t>
+                    </m:r>
+                    <m:r>
+                      <w:rPr>
+                        <w:rFonts w:ascii="Cambria Math" w:hAnsi="Cambria Math"/>
+                        <w:lang w:val="en-US"/>
+                      </w:rPr>
+                      <m:t>L</m:t>
+                    </m:r>
+                    <m:r>
+                      <w:rPr>
+                        <w:rFonts w:ascii="Cambria Math" w:hAnsi="Cambria Math"/>
+                      </w:rPr>
+                      <m:t>-20</m:t>
+                    </m:r>
+                  </m:e>
+                </m:d>
+              </m:e>
+            </m:func>
+          </m:e>
+        </m:d>
+        <m:r>
+          <w:rPr>
+            <w:rFonts w:ascii="Cambria Math" w:hAnsi="Cambria Math"/>
+          </w:rPr>
+          <m:t xml:space="preserve"> мм</m:t>
+        </m:r>
+      </m:oMath>
       <w:r>
         <w:t>;</w:t>
       </w:r>
@@ -5161,30 +5289,132 @@
       <w:r>
         <w:t xml:space="preserve"> </w:t>
       </w:r>
-      <w:r>
-        <w:rPr>
-          <w:lang w:val="en-US"/>
-        </w:rPr>
-        <w:t>b</w:t>
-      </w:r>
-      <w:r>
-        <w:t>1</w:t>
-      </w:r>
-      <w:r>
-        <w:t>(</w:t>
-      </w:r>
-      <w:r>
-        <w:t>6</w:t>
-      </w:r>
-      <w:r>
-        <w:t>0-</w:t>
-      </w:r>
-      <w:r>
-        <w:t>8</w:t>
-      </w:r>
-      <w:r>
-        <w:t>0мм)</w:t>
-      </w:r>
+      <m:oMath>
+        <m:sSub>
+          <m:sSubPr>
+            <m:ctrlPr>
+              <w:rPr>
+                <w:rFonts w:ascii="Cambria Math" w:hAnsi="Cambria Math"/>
+                <w:i/>
+                <w:lang w:val="en-US"/>
+              </w:rPr>
+            </m:ctrlPr>
+          </m:sSubPr>
+          <m:e>
+            <m:r>
+              <w:rPr>
+                <w:rFonts w:ascii="Cambria Math" w:hAnsi="Cambria Math"/>
+                <w:lang w:val="en-US"/>
+              </w:rPr>
+              <m:t>b</m:t>
+            </m:r>
+          </m:e>
+          <m:sub>
+            <m:r>
+              <w:rPr>
+                <w:rFonts w:ascii="Cambria Math" w:hAnsi="Cambria Math"/>
+              </w:rPr>
+              <m:t>1</m:t>
+            </m:r>
+          </m:sub>
+        </m:sSub>
+        <m:r>
+          <w:rPr>
+            <w:rFonts w:ascii="Cambria Math" w:hAnsi="Cambria Math"/>
+          </w:rPr>
+          <m:t>∈</m:t>
+        </m:r>
+        <m:d>
+          <m:dPr>
+            <m:begChr m:val="["/>
+            <m:endChr m:val="]"/>
+            <m:ctrlPr>
+              <w:rPr>
+                <w:rFonts w:ascii="Cambria Math" w:hAnsi="Cambria Math"/>
+                <w:i/>
+                <w:lang w:val="en-US"/>
+              </w:rPr>
+            </m:ctrlPr>
+          </m:dPr>
+          <m:e>
+            <m:r>
+              <w:rPr>
+                <w:rFonts w:ascii="Cambria Math" w:hAnsi="Cambria Math"/>
+              </w:rPr>
+              <m:t>60,</m:t>
+            </m:r>
+            <m:func>
+              <m:funcPr>
+                <m:ctrlPr>
+                  <w:rPr>
+                    <w:rFonts w:ascii="Cambria Math" w:hAnsi="Cambria Math"/>
+                    <w:lang w:val="en-US"/>
+                  </w:rPr>
+                </m:ctrlPr>
+              </m:funcPr>
+              <m:fName>
+                <m:r>
+                  <m:rPr>
+                    <m:sty m:val="p"/>
+                  </m:rPr>
+                  <w:rPr>
+                    <w:rFonts w:ascii="Cambria Math" w:hAnsi="Cambria Math"/>
+                    <w:lang w:val="en-US"/>
+                  </w:rPr>
+                  <m:t>min</m:t>
+                </m:r>
+                <m:ctrlPr>
+                  <w:rPr>
+                    <w:rFonts w:ascii="Cambria Math" w:hAnsi="Cambria Math"/>
+                    <w:i/>
+                    <w:lang w:val="en-US"/>
+                  </w:rPr>
+                </m:ctrlPr>
+              </m:fName>
+              <m:e>
+                <m:d>
+                  <m:dPr>
+                    <m:ctrlPr>
+                      <w:rPr>
+                        <w:rFonts w:ascii="Cambria Math" w:hAnsi="Cambria Math"/>
+                        <w:i/>
+                        <w:lang w:val="en-US"/>
+                      </w:rPr>
+                    </m:ctrlPr>
+                  </m:dPr>
+                  <m:e>
+                    <m:r>
+                      <w:rPr>
+                        <w:rFonts w:ascii="Cambria Math" w:hAnsi="Cambria Math"/>
+                      </w:rPr>
+                      <m:t>80,</m:t>
+                    </m:r>
+                    <m:r>
+                      <w:rPr>
+                        <w:rFonts w:ascii="Cambria Math" w:hAnsi="Cambria Math"/>
+                        <w:lang w:val="en-US"/>
+                      </w:rPr>
+                      <m:t>B</m:t>
+                    </m:r>
+                    <m:r>
+                      <w:rPr>
+                        <w:rFonts w:ascii="Cambria Math" w:hAnsi="Cambria Math"/>
+                      </w:rPr>
+                      <m:t>-40</m:t>
+                    </m:r>
+                  </m:e>
+                </m:d>
+              </m:e>
+            </m:func>
+          </m:e>
+        </m:d>
+        <m:r>
+          <w:rPr>
+            <w:rFonts w:ascii="Cambria Math" w:hAnsi="Cambria Math"/>
+          </w:rPr>
+          <m:t xml:space="preserve"> мм</m:t>
+        </m:r>
+      </m:oMath>
       <w:r>
         <w:t>;</w:t>
       </w:r>
@@ -5246,7 +5476,13 @@
         <w:t>олщина кронштейна S</w:t>
       </w:r>
       <w:r>
-        <w:t xml:space="preserve"> (6мм)</w:t>
+        <w:t xml:space="preserve"> (6</w:t>
+      </w:r>
+      <w:r>
+        <w:t xml:space="preserve"> </w:t>
+      </w:r>
+      <w:r>
+        <w:t>мм)</w:t>
       </w:r>
       <w:r>
         <w:t>;</w:t>
@@ -5271,7 +5507,13 @@
         <w:t>d</w:t>
       </w:r>
       <w:r>
-        <w:t xml:space="preserve"> (4мм)</w:t>
+        <w:t xml:space="preserve"> (4</w:t>
+      </w:r>
+      <w:r>
+        <w:t xml:space="preserve"> </w:t>
+      </w:r>
+      <w:r>
+        <w:t>мм)</w:t>
       </w:r>
       <w:r>
         <w:t>;</w:t>
@@ -5305,6 +5547,9 @@
         <w:t>1 (15</w:t>
       </w:r>
       <w:r>
+        <w:t xml:space="preserve"> </w:t>
+      </w:r>
+      <w:r>
         <w:t>мм</w:t>
       </w:r>
       <w:r>
@@ -5334,6 +5579,9 @@
       </w:r>
       <w:r>
         <w:t>25</w:t>
+      </w:r>
+      <w:r>
+        <w:t xml:space="preserve"> </w:t>
       </w:r>
       <w:r>
         <w:t>мм</w:t>
@@ -5375,7 +5623,7 @@
           <w:szCs w:val="28"/>
         </w:rPr>
       </w:pPr>
-      <w:bookmarkStart w:id="5" w:name="_Toc242129768"/>
+      <w:bookmarkStart w:id="5" w:name="_Toc243471366"/>
       <w:r>
         <w:rPr>
           <w:rFonts w:ascii="Times New Roman" w:hAnsi="Times New Roman" w:cs="Times New Roman"/>
@@ -5410,7 +5658,7 @@
           <w:szCs w:val="28"/>
         </w:rPr>
       </w:pPr>
-      <w:bookmarkStart w:id="6" w:name="_Toc242129769"/>
+      <w:bookmarkStart w:id="6" w:name="_Toc243471367"/>
       <w:r>
         <w:rPr>
           <w:rFonts w:ascii="Times New Roman" w:hAnsi="Times New Roman" w:cs="Times New Roman"/>
@@ -5626,14 +5874,762 @@
       <w:r>
         <w:t xml:space="preserve">Свойства класса </w:t>
       </w:r>
-      <w:proofErr w:type="spellStart"/>
       <w:r>
         <w:rPr>
           <w:lang w:val="en-US"/>
         </w:rPr>
         <w:t>MainForm</w:t>
       </w:r>
-      <w:proofErr w:type="spellEnd"/>
+    </w:p>
+    <w:tbl>
+      <w:tblPr>
+        <w:tblStyle w:val="ac"/>
+        <w:tblW w:w="0" w:type="auto"/>
+        <w:tblLook w:val="04A0" w:firstRow="1" w:lastRow="0" w:firstColumn="1" w:lastColumn="0" w:noHBand="0" w:noVBand="1"/>
+      </w:tblPr>
+      <w:tblGrid>
+        <w:gridCol w:w="1980"/>
+        <w:gridCol w:w="2693"/>
+        <w:gridCol w:w="4671"/>
+      </w:tblGrid>
+      <w:tr>
+        <w:tc>
+          <w:tcPr>
+            <w:tcW w:w="1980" w:type="dxa"/>
+          </w:tcPr>
+          <w:p>
+            <w:pPr>
+              <w:spacing w:line="360" w:lineRule="auto"/>
+            </w:pPr>
+            <w:r>
+              <w:t>Название</w:t>
+            </w:r>
+          </w:p>
+        </w:tc>
+        <w:tc>
+          <w:tcPr>
+            <w:tcW w:w="2693" w:type="dxa"/>
+          </w:tcPr>
+          <w:p>
+            <w:pPr>
+              <w:spacing w:line="360" w:lineRule="auto"/>
+            </w:pPr>
+            <w:r>
+              <w:t>Тип данных</w:t>
+            </w:r>
+          </w:p>
+        </w:tc>
+        <w:tc>
+          <w:tcPr>
+            <w:tcW w:w="4671" w:type="dxa"/>
+          </w:tcPr>
+          <w:p>
+            <w:pPr>
+              <w:spacing w:line="360" w:lineRule="auto"/>
+            </w:pPr>
+            <w:r>
+              <w:t>Описание</w:t>
+            </w:r>
+          </w:p>
+        </w:tc>
+      </w:tr>
+      <w:tr>
+        <w:tc>
+          <w:tcPr>
+            <w:tcW w:w="1980" w:type="dxa"/>
+          </w:tcPr>
+          <w:p>
+            <w:pPr>
+              <w:spacing w:line="360" w:lineRule="auto"/>
+            </w:pPr>
+            <w:r>
+              <w:t>_builder</w:t>
+            </w:r>
+          </w:p>
+        </w:tc>
+        <w:tc>
+          <w:tcPr>
+            <w:tcW w:w="2693" w:type="dxa"/>
+          </w:tcPr>
+          <w:p>
+            <w:pPr>
+              <w:spacing w:line="360" w:lineRule="auto"/>
+            </w:pPr>
+            <w:r>
+              <w:t>Builder</w:t>
+            </w:r>
+          </w:p>
+        </w:tc>
+        <w:tc>
+          <w:tcPr>
+            <w:tcW w:w="4671" w:type="dxa"/>
+          </w:tcPr>
+          <w:p>
+            <w:pPr>
+              <w:spacing w:line="360" w:lineRule="auto"/>
+            </w:pPr>
+            <w:r>
+              <w:t>Хранит в себе объект построения модели</w:t>
+            </w:r>
+          </w:p>
+        </w:tc>
+      </w:tr>
+      <w:tr>
+        <w:tc>
+          <w:tcPr>
+            <w:tcW w:w="1980" w:type="dxa"/>
+          </w:tcPr>
+          <w:p>
+            <w:pPr>
+              <w:spacing w:line="360" w:lineRule="auto"/>
+            </w:pPr>
+            <w:r>
+              <w:t>_parameters</w:t>
+            </w:r>
+          </w:p>
+        </w:tc>
+        <w:tc>
+          <w:tcPr>
+            <w:tcW w:w="2693" w:type="dxa"/>
+          </w:tcPr>
+          <w:p>
+            <w:pPr>
+              <w:spacing w:line="360" w:lineRule="auto"/>
+            </w:pPr>
+            <w:r>
+              <w:t>BracketParameters</w:t>
+            </w:r>
+            <w:r>
+              <w:tab/>
+            </w:r>
+          </w:p>
+        </w:tc>
+        <w:tc>
+          <w:tcPr>
+            <w:tcW w:w="4671" w:type="dxa"/>
+          </w:tcPr>
+          <w:p>
+            <w:pPr>
+              <w:spacing w:line="360" w:lineRule="auto"/>
+            </w:pPr>
+            <w:r>
+              <w:t>Хранит в себе параметры кронштейна</w:t>
+            </w:r>
+          </w:p>
+        </w:tc>
+      </w:tr>
+    </w:tbl>
+    <w:p>
+      <w:pPr>
+        <w:spacing w:after="0" w:line="360" w:lineRule="auto"/>
+        <w:ind w:firstLine="709"/>
+      </w:pPr>
+    </w:p>
+    <w:p>
+      <w:pPr>
+        <w:spacing w:after="0" w:line="360" w:lineRule="auto"/>
+        <w:ind w:firstLine="709"/>
+      </w:pPr>
+      <w:r>
+        <w:t xml:space="preserve">Таблица 3.2 </w:t>
+      </w:r>
+      <w:r>
+        <w:rPr>
+          <w:szCs w:val="28"/>
+        </w:rPr>
+        <w:t xml:space="preserve">– </w:t>
+      </w:r>
+      <w:r>
+        <w:t xml:space="preserve">Методы класса </w:t>
+      </w:r>
+      <w:r>
+        <w:rPr>
+          <w:lang w:val="en-US"/>
+        </w:rPr>
+        <w:t>MainForm</w:t>
+      </w:r>
+    </w:p>
+    <w:tbl>
+      <w:tblPr>
+        <w:tblStyle w:val="ac"/>
+        <w:tblW w:w="0" w:type="auto"/>
+        <w:tblLook w:val="04A0" w:firstRow="1" w:lastRow="0" w:firstColumn="1" w:lastColumn="0" w:noHBand="0" w:noVBand="1"/>
+      </w:tblPr>
+      <w:tblGrid>
+        <w:gridCol w:w="3806"/>
+        <w:gridCol w:w="2753"/>
+        <w:gridCol w:w="2785"/>
+      </w:tblGrid>
+      <w:tr>
+        <w:tc>
+          <w:tcPr>
+            <w:tcW w:w="3806" w:type="dxa"/>
+          </w:tcPr>
+          <w:p>
+            <w:pPr>
+              <w:spacing w:line="360" w:lineRule="auto"/>
+            </w:pPr>
+            <w:r>
+              <w:t>Название</w:t>
+            </w:r>
+          </w:p>
+        </w:tc>
+        <w:tc>
+          <w:tcPr>
+            <w:tcW w:w="2753" w:type="dxa"/>
+          </w:tcPr>
+          <w:p>
+            <w:pPr>
+              <w:spacing w:line="360" w:lineRule="auto"/>
+            </w:pPr>
+            <w:r>
+              <w:t>Входные параметры</w:t>
+            </w:r>
+          </w:p>
+        </w:tc>
+        <w:tc>
+          <w:tcPr>
+            <w:tcW w:w="2785" w:type="dxa"/>
+          </w:tcPr>
+          <w:p>
+            <w:pPr>
+              <w:spacing w:line="360" w:lineRule="auto"/>
+            </w:pPr>
+            <w:r>
+              <w:t>Описание</w:t>
+            </w:r>
+          </w:p>
+        </w:tc>
+      </w:tr>
+      <w:tr>
+        <w:tc>
+          <w:tcPr>
+            <w:tcW w:w="3806" w:type="dxa"/>
+          </w:tcPr>
+          <w:p>
+            <w:pPr>
+              <w:spacing w:line="360" w:lineRule="auto"/>
+            </w:pPr>
+            <w:r>
+              <w:t>BuildModel</w:t>
+            </w:r>
+          </w:p>
+        </w:tc>
+        <w:tc>
+          <w:tcPr>
+            <w:tcW w:w="2753" w:type="dxa"/>
+          </w:tcPr>
+          <w:p>
+            <w:pPr>
+              <w:spacing w:line="360" w:lineRule="auto"/>
+            </w:pPr>
+            <w:r>
+              <w:t>−</w:t>
+            </w:r>
+          </w:p>
+        </w:tc>
+        <w:tc>
+          <w:tcPr>
+            <w:tcW w:w="2785" w:type="dxa"/>
+          </w:tcPr>
+          <w:p>
+            <w:pPr>
+              <w:spacing w:line="360" w:lineRule="auto"/>
+            </w:pPr>
+            <w:r>
+              <w:t>Построение модели по заданным параметрам</w:t>
+            </w:r>
+          </w:p>
+        </w:tc>
+      </w:tr>
+      <w:tr>
+        <w:tc>
+          <w:tcPr>
+            <w:tcW w:w="3806" w:type="dxa"/>
+          </w:tcPr>
+          <w:p>
+            <w:pPr>
+              <w:spacing w:line="360" w:lineRule="auto"/>
+            </w:pPr>
+            <w:r>
+              <w:t>LengthTextBoxTextChanged</w:t>
+            </w:r>
+          </w:p>
+        </w:tc>
+        <w:tc>
+          <w:tcPr>
+            <w:tcW w:w="2753" w:type="dxa"/>
+          </w:tcPr>
+          <w:p>
+            <w:pPr>
+              <w:spacing w:line="360" w:lineRule="auto"/>
+            </w:pPr>
+            <w:r>
+              <w:t>object sender, EventArgs e</w:t>
+            </w:r>
+          </w:p>
+        </w:tc>
+        <w:tc>
+          <w:tcPr>
+            <w:tcW w:w="2785" w:type="dxa"/>
+          </w:tcPr>
+          <w:p>
+            <w:pPr>
+              <w:spacing w:line="360" w:lineRule="auto"/>
+            </w:pPr>
+            <w:r>
+              <w:t>Ввод длины кронштейна L</w:t>
+            </w:r>
+          </w:p>
+        </w:tc>
+      </w:tr>
+      <w:tr>
+        <w:tc>
+          <w:tcPr>
+            <w:tcW w:w="3806" w:type="dxa"/>
+          </w:tcPr>
+          <w:p>
+            <w:pPr>
+              <w:spacing w:line="360" w:lineRule="auto"/>
+            </w:pPr>
+            <w:r>
+              <w:t>HeightTextBoxTextChanged</w:t>
+            </w:r>
+          </w:p>
+        </w:tc>
+        <w:tc>
+          <w:tcPr>
+            <w:tcW w:w="2753" w:type="dxa"/>
+          </w:tcPr>
+          <w:p>
+            <w:pPr>
+              <w:spacing w:line="360" w:lineRule="auto"/>
+            </w:pPr>
+            <w:r>
+              <w:t>object sender, EventArgs e</w:t>
+            </w:r>
+          </w:p>
+        </w:tc>
+        <w:tc>
+          <w:tcPr>
+            <w:tcW w:w="2785" w:type="dxa"/>
+          </w:tcPr>
+          <w:p>
+            <w:pPr>
+              <w:spacing w:line="360" w:lineRule="auto"/>
+            </w:pPr>
+            <w:r>
+              <w:t>Ввод высоты кронштейна H</w:t>
+            </w:r>
+          </w:p>
+        </w:tc>
+      </w:tr>
+      <w:tr>
+        <w:tc>
+          <w:tcPr>
+            <w:tcW w:w="3806" w:type="dxa"/>
+          </w:tcPr>
+          <w:p>
+            <w:pPr>
+              <w:spacing w:line="360" w:lineRule="auto"/>
+            </w:pPr>
+            <w:r>
+              <w:t>WidthTextBoxTextChanged</w:t>
+            </w:r>
+          </w:p>
+        </w:tc>
+        <w:tc>
+          <w:tcPr>
+            <w:tcW w:w="2753" w:type="dxa"/>
+          </w:tcPr>
+          <w:p>
+            <w:pPr>
+              <w:spacing w:line="360" w:lineRule="auto"/>
+            </w:pPr>
+            <w:r>
+              <w:t>object sender, EventArgs e</w:t>
+            </w:r>
+          </w:p>
+        </w:tc>
+        <w:tc>
+          <w:tcPr>
+            <w:tcW w:w="2785" w:type="dxa"/>
+          </w:tcPr>
+          <w:p>
+            <w:pPr>
+              <w:spacing w:line="360" w:lineRule="auto"/>
+            </w:pPr>
+            <w:r>
+              <w:t>Ввод ширины кронштейна B</w:t>
+            </w:r>
+          </w:p>
+        </w:tc>
+      </w:tr>
+      <w:tr>
+        <w:tc>
+          <w:tcPr>
+            <w:tcW w:w="3806" w:type="dxa"/>
+          </w:tcPr>
+          <w:p>
+            <w:pPr>
+              <w:spacing w:line="360" w:lineRule="auto"/>
+            </w:pPr>
+            <w:r>
+              <w:t>SlotDepthTextBoxTextChanged</w:t>
+            </w:r>
+          </w:p>
+        </w:tc>
+        <w:tc>
+          <w:tcPr>
+            <w:tcW w:w="2753" w:type="dxa"/>
+          </w:tcPr>
+          <w:p>
+            <w:pPr>
+              <w:spacing w:line="360" w:lineRule="auto"/>
+            </w:pPr>
+            <w:r>
+              <w:t>object sender, EventArgs e</w:t>
+            </w:r>
+          </w:p>
+        </w:tc>
+        <w:tc>
+          <w:tcPr>
+            <w:tcW w:w="2785" w:type="dxa"/>
+          </w:tcPr>
+          <w:p>
+            <w:pPr>
+              <w:spacing w:line="360" w:lineRule="auto"/>
+            </w:pPr>
+            <w:r>
+              <w:t>Ввод глубины паза l1</w:t>
+            </w:r>
+          </w:p>
+        </w:tc>
+      </w:tr>
+      <w:tr>
+        <w:tc>
+          <w:tcPr>
+            <w:tcW w:w="3806" w:type="dxa"/>
+          </w:tcPr>
+          <w:p>
+            <w:pPr>
+              <w:spacing w:line="360" w:lineRule="auto"/>
+            </w:pPr>
+            <w:r>
+              <w:t>SlotWidthTextBoxTextChanged</w:t>
+            </w:r>
+          </w:p>
+        </w:tc>
+        <w:tc>
+          <w:tcPr>
+            <w:tcW w:w="2753" w:type="dxa"/>
+          </w:tcPr>
+          <w:p>
+            <w:pPr>
+              <w:spacing w:line="360" w:lineRule="auto"/>
+            </w:pPr>
+            <w:r>
+              <w:t>object sender, EventArgs e</w:t>
+            </w:r>
+          </w:p>
+        </w:tc>
+        <w:tc>
+          <w:tcPr>
+            <w:tcW w:w="2785" w:type="dxa"/>
+          </w:tcPr>
+          <w:p>
+            <w:pPr>
+              <w:spacing w:line="360" w:lineRule="auto"/>
+            </w:pPr>
+            <w:r>
+              <w:t>Ввод ширины паза b1</w:t>
+            </w:r>
+          </w:p>
+        </w:tc>
+      </w:tr>
+      <w:tr>
+        <w:tc>
+          <w:tcPr>
+            <w:tcW w:w="3806" w:type="dxa"/>
+          </w:tcPr>
+          <w:p>
+            <w:pPr>
+              <w:spacing w:line="360" w:lineRule="auto"/>
+            </w:pPr>
+            <w:r>
+              <w:t>ValidateAndSetValue</w:t>
+            </w:r>
+          </w:p>
+        </w:tc>
+        <w:tc>
+          <w:tcPr>
+            <w:tcW w:w="2753" w:type="dxa"/>
+          </w:tcPr>
+          <w:p>
+            <w:pPr>
+              <w:spacing w:line="360" w:lineRule="auto"/>
+            </w:pPr>
+            <w:r>
+              <w:t>ParamType, TextBox textBox</w:t>
+            </w:r>
+          </w:p>
+        </w:tc>
+        <w:tc>
+          <w:tcPr>
+            <w:tcW w:w="2785" w:type="dxa"/>
+          </w:tcPr>
+          <w:p>
+            <w:pPr>
+              <w:spacing w:line="360" w:lineRule="auto"/>
+            </w:pPr>
+            <w:r>
+              <w:t>Валидация введённых значений</w:t>
+            </w:r>
+          </w:p>
+        </w:tc>
+      </w:tr>
+      <w:tr>
+        <w:tc>
+          <w:tcPr>
+            <w:tcW w:w="3806" w:type="dxa"/>
+          </w:tcPr>
+          <w:p>
+            <w:pPr>
+              <w:spacing w:line="360" w:lineRule="auto"/>
+            </w:pPr>
+            <w:r>
+              <w:t>SetColors</w:t>
+            </w:r>
+          </w:p>
+        </w:tc>
+        <w:tc>
+          <w:tcPr>
+            <w:tcW w:w="2753" w:type="dxa"/>
+          </w:tcPr>
+          <w:p>
+            <w:pPr>
+              <w:spacing w:line="360" w:lineRule="auto"/>
+            </w:pPr>
+            <w:r>
+              <w:t>string textBoxName</w:t>
+            </w:r>
+          </w:p>
+        </w:tc>
+        <w:tc>
+          <w:tcPr>
+            <w:tcW w:w="2785" w:type="dxa"/>
+          </w:tcPr>
+          <w:p>
+            <w:pPr>
+              <w:spacing w:line="360" w:lineRule="auto"/>
+            </w:pPr>
+            <w:r>
+              <w:t>Присваивает цвет фона поля ввода при ошибке</w:t>
+            </w:r>
+          </w:p>
+        </w:tc>
+      </w:tr>
+      <w:tr>
+        <w:tc>
+          <w:tcPr>
+            <w:tcW w:w="3806" w:type="dxa"/>
+          </w:tcPr>
+          <w:p>
+            <w:pPr>
+              <w:spacing w:line="360" w:lineRule="auto"/>
+            </w:pPr>
+            <w:r>
+              <w:t>TextBox_OnlyDigitKeyPress</w:t>
+            </w:r>
+          </w:p>
+        </w:tc>
+        <w:tc>
+          <w:tcPr>
+            <w:tcW w:w="2753" w:type="dxa"/>
+          </w:tcPr>
+          <w:p>
+            <w:pPr>
+              <w:spacing w:line="360" w:lineRule="auto"/>
+            </w:pPr>
+            <w:r>
+              <w:t>object sender, KeyPressEventArgs e</w:t>
+            </w:r>
+          </w:p>
+        </w:tc>
+        <w:tc>
+          <w:tcPr>
+            <w:tcW w:w="2785" w:type="dxa"/>
+          </w:tcPr>
+          <w:p>
+            <w:pPr>
+              <w:spacing w:line="360" w:lineRule="auto"/>
+            </w:pPr>
+            <w:r>
+              <w:t>Разрешает ввод в поля только цифр</w:t>
+            </w:r>
+          </w:p>
+        </w:tc>
+      </w:tr>
+    </w:tbl>
+    <w:p>
+      <w:pPr>
+        <w:spacing w:after="0" w:line="360" w:lineRule="auto"/>
+        <w:ind w:firstLine="709"/>
+      </w:pPr>
+    </w:p>
+    <w:p>
+      <w:pPr>
+        <w:spacing w:after="0" w:line="360" w:lineRule="auto"/>
+        <w:ind w:right="57" w:firstLine="709"/>
+        <w:jc w:val="both"/>
+      </w:pPr>
+      <w:r>
+        <w:t>Таблица 3.3 − Свойства класса BracketParameters</w:t>
+      </w:r>
+    </w:p>
+    <w:tbl>
+      <w:tblPr>
+        <w:tblStyle w:val="ac"/>
+        <w:tblW w:w="0" w:type="auto"/>
+        <w:tblLook w:val="04A0" w:firstRow="1" w:lastRow="0" w:firstColumn="1" w:lastColumn="0" w:noHBand="0" w:noVBand="1"/>
+      </w:tblPr>
+      <w:tblGrid>
+        <w:gridCol w:w="2405"/>
+        <w:gridCol w:w="3119"/>
+        <w:gridCol w:w="3820"/>
+      </w:tblGrid>
+      <w:tr>
+        <w:tc>
+          <w:tcPr>
+            <w:tcW w:w="2405" w:type="dxa"/>
+          </w:tcPr>
+          <w:p>
+            <w:pPr>
+              <w:spacing w:line="360" w:lineRule="auto"/>
+              <w:ind w:right="57"/>
+              <w:jc w:val="both"/>
+            </w:pPr>
+            <w:r>
+              <w:t>Название</w:t>
+            </w:r>
+          </w:p>
+        </w:tc>
+        <w:tc>
+          <w:tcPr>
+            <w:tcW w:w="3119" w:type="dxa"/>
+          </w:tcPr>
+          <w:p>
+            <w:pPr>
+              <w:spacing w:line="360" w:lineRule="auto"/>
+              <w:ind w:right="57"/>
+              <w:jc w:val="both"/>
+            </w:pPr>
+            <w:r>
+              <w:t>Тип данных</w:t>
+            </w:r>
+          </w:p>
+        </w:tc>
+        <w:tc>
+          <w:tcPr>
+            <w:tcW w:w="3820" w:type="dxa"/>
+          </w:tcPr>
+          <w:p>
+            <w:pPr>
+              <w:spacing w:line="360" w:lineRule="auto"/>
+              <w:ind w:right="57"/>
+              <w:jc w:val="both"/>
+            </w:pPr>
+            <w:r>
+              <w:t>Описание</w:t>
+            </w:r>
+          </w:p>
+        </w:tc>
+      </w:tr>
+      <w:tr>
+        <w:tc>
+          <w:tcPr>
+            <w:tcW w:w="2405" w:type="dxa"/>
+          </w:tcPr>
+          <w:p>
+            <w:pPr>
+              <w:spacing w:line="360" w:lineRule="auto"/>
+              <w:ind w:right="57"/>
+              <w:jc w:val="both"/>
+            </w:pPr>
+            <w:r>
+              <w:t>_parametersDict</w:t>
+            </w:r>
+          </w:p>
+        </w:tc>
+        <w:tc>
+          <w:tcPr>
+            <w:tcW w:w="3119" w:type="dxa"/>
+          </w:tcPr>
+          <w:p>
+            <w:pPr>
+              <w:spacing w:line="360" w:lineRule="auto"/>
+              <w:ind w:right="57"/>
+              <w:jc w:val="both"/>
+            </w:pPr>
+            <w:r>
+              <w:t>Dictionary&lt;ParamType, Parameter&gt;</w:t>
+            </w:r>
+          </w:p>
+        </w:tc>
+        <w:tc>
+          <w:tcPr>
+            <w:tcW w:w="3820" w:type="dxa"/>
+          </w:tcPr>
+          <w:p>
+            <w:pPr>
+              <w:spacing w:line="360" w:lineRule="auto"/>
+              <w:ind w:right="57"/>
+              <w:jc w:val="both"/>
+            </w:pPr>
+            <w:r>
+              <w:t>Хранит в себе словарь с параметрами кронштейна</w:t>
+            </w:r>
+          </w:p>
+        </w:tc>
+      </w:tr>
+    </w:tbl>
+    <w:p>
+      <w:pPr>
+        <w:spacing w:after="0" w:line="360" w:lineRule="auto"/>
+        <w:ind w:right="57" w:firstLine="709"/>
+        <w:jc w:val="both"/>
+      </w:pPr>
+    </w:p>
+    <w:p>
+      <w:pPr>
+        <w:spacing w:after="0" w:line="360" w:lineRule="auto"/>
+        <w:ind w:right="57" w:firstLine="709"/>
+        <w:jc w:val="both"/>
+      </w:pPr>
+      <w:r>
+        <w:t>Таблица 3.</w:t>
+      </w:r>
+      <w:r>
+        <w:t>4</w:t>
+      </w:r>
+      <w:r>
+        <w:t xml:space="preserve"> </w:t>
+      </w:r>
+      <w:r>
+        <w:t>–</w:t>
+      </w:r>
+      <w:r>
+        <w:t xml:space="preserve"> </w:t>
+      </w:r>
+      <w:r>
+        <w:t>Методы</w:t>
+      </w:r>
+      <w:r>
+        <w:t xml:space="preserve"> </w:t>
+      </w:r>
+      <w:r>
+        <w:t>класса BracketParameters</w:t>
+      </w:r>
     </w:p>
     <w:tbl>
       <w:tblPr>
@@ -5654,6 +6650,8 @@
           <w:p>
             <w:pPr>
               <w:spacing w:line="360" w:lineRule="auto"/>
+              <w:ind w:right="57"/>
+              <w:jc w:val="both"/>
             </w:pPr>
             <w:r>
               <w:t>Название</w:t>
@@ -5667,9 +6665,11 @@
           <w:p>
             <w:pPr>
               <w:spacing w:line="360" w:lineRule="auto"/>
-            </w:pPr>
-            <w:r>
-              <w:t>Тип данных</w:t>
+              <w:ind w:right="57"/>
+              <w:jc w:val="both"/>
+            </w:pPr>
+            <w:r>
+              <w:t>Входные параметры</w:t>
             </w:r>
           </w:p>
         </w:tc>
@@ -5680,6 +6680,8 @@
           <w:p>
             <w:pPr>
               <w:spacing w:line="360" w:lineRule="auto"/>
+              <w:ind w:right="57"/>
+              <w:jc w:val="both"/>
             </w:pPr>
             <w:r>
               <w:t>Описание</w:t>
@@ -5695,15 +6697,12 @@
           <w:p>
             <w:pPr>
               <w:spacing w:line="360" w:lineRule="auto"/>
-            </w:pPr>
-            <w:r>
-              <w:t>_</w:t>
-            </w:r>
-            <w:proofErr w:type="spellStart"/>
-            <w:r>
-              <w:t>builder</w:t>
-            </w:r>
-            <w:proofErr w:type="spellEnd"/>
+              <w:ind w:right="57"/>
+              <w:jc w:val="both"/>
+            </w:pPr>
+            <w:r>
+              <w:t>BracketParameters</w:t>
+            </w:r>
           </w:p>
         </w:tc>
         <w:tc>
@@ -5713,12 +6712,12 @@
           <w:p>
             <w:pPr>
               <w:spacing w:line="360" w:lineRule="auto"/>
-            </w:pPr>
-            <w:proofErr w:type="spellStart"/>
-            <w:r>
-              <w:t>Builder</w:t>
-            </w:r>
-            <w:proofErr w:type="spellEnd"/>
+              <w:ind w:right="57"/>
+              <w:jc w:val="both"/>
+            </w:pPr>
+            <w:r>
+              <w:t>Dictionary&lt;ParamType, Parameter&gt;</w:t>
+            </w:r>
           </w:p>
         </w:tc>
         <w:tc>
@@ -5728,9 +6727,11 @@
           <w:p>
             <w:pPr>
               <w:spacing w:line="360" w:lineRule="auto"/>
-            </w:pPr>
-            <w:r>
-              <w:t>Хранит в себе объект построения модели</w:t>
+              <w:ind w:right="57"/>
+              <w:jc w:val="both"/>
+            </w:pPr>
+            <w:r>
+              <w:t>Конструктор</w:t>
             </w:r>
           </w:p>
         </w:tc>
@@ -5743,15 +6744,12 @@
           <w:p>
             <w:pPr>
               <w:spacing w:line="360" w:lineRule="auto"/>
-            </w:pPr>
-            <w:r>
-              <w:t>_</w:t>
-            </w:r>
-            <w:proofErr w:type="spellStart"/>
-            <w:r>
-              <w:t>parameters</w:t>
-            </w:r>
-            <w:proofErr w:type="spellEnd"/>
+              <w:ind w:right="57"/>
+              <w:jc w:val="both"/>
+            </w:pPr>
+            <w:r>
+              <w:t>AddValueToParameter</w:t>
+            </w:r>
           </w:p>
         </w:tc>
         <w:tc>
@@ -5761,14 +6759,11 @@
           <w:p>
             <w:pPr>
               <w:spacing w:line="360" w:lineRule="auto"/>
-            </w:pPr>
-            <w:proofErr w:type="spellStart"/>
-            <w:r>
-              <w:t>BracketParameters</w:t>
-            </w:r>
-            <w:proofErr w:type="spellEnd"/>
-            <w:r>
-              <w:tab/>
+              <w:ind w:right="57"/>
+              <w:jc w:val="both"/>
+            </w:pPr>
+            <w:r>
+              <w:t>ParamType, double value</w:t>
             </w:r>
           </w:p>
         </w:tc>
@@ -5779,9 +6774,58 @@
           <w:p>
             <w:pPr>
               <w:spacing w:line="360" w:lineRule="auto"/>
-            </w:pPr>
-            <w:r>
-              <w:t>Хранит в себе параметры кронштейна</w:t>
+              <w:ind w:right="57"/>
+              <w:jc w:val="both"/>
+            </w:pPr>
+            <w:r>
+              <w:t>Добавление значения параметра</w:t>
+            </w:r>
+          </w:p>
+        </w:tc>
+      </w:tr>
+      <w:tr>
+        <w:tc>
+          <w:tcPr>
+            <w:tcW w:w="3114" w:type="dxa"/>
+          </w:tcPr>
+          <w:p>
+            <w:pPr>
+              <w:spacing w:line="360" w:lineRule="auto"/>
+              <w:ind w:right="57"/>
+              <w:jc w:val="both"/>
+            </w:pPr>
+            <w:r>
+              <w:t>ValidationParameter</w:t>
+            </w:r>
+          </w:p>
+        </w:tc>
+        <w:tc>
+          <w:tcPr>
+            <w:tcW w:w="3115" w:type="dxa"/>
+          </w:tcPr>
+          <w:p>
+            <w:pPr>
+              <w:spacing w:line="360" w:lineRule="auto"/>
+              <w:ind w:right="57"/>
+              <w:jc w:val="both"/>
+            </w:pPr>
+            <w:r>
+              <w:t>ParamType, double value</w:t>
+            </w:r>
+          </w:p>
+        </w:tc>
+        <w:tc>
+          <w:tcPr>
+            <w:tcW w:w="3115" w:type="dxa"/>
+          </w:tcPr>
+          <w:p>
+            <w:pPr>
+              <w:spacing w:line="360" w:lineRule="auto"/>
+              <w:ind w:right="57"/>
+              <w:jc w:val="both"/>
+            </w:pPr>
+            <w:r>
+              <w:t>Валидация зависимых значений параметров (l1 ≤ L − 20; b1 ≤ B − 40)</w:t>
             </w:r>
           </w:p>
         </w:tc>
@@ -5790,34 +6834,19 @@
     <w:p>
       <w:pPr>
         <w:spacing w:after="0" w:line="360" w:lineRule="auto"/>
-        <w:ind w:firstLine="709"/>
-      </w:pPr>
-    </w:p>
-    <w:p>
-      <w:pPr>
-        <w:spacing w:after="0" w:line="360" w:lineRule="auto"/>
-        <w:ind w:firstLine="709"/>
-      </w:pPr>
-      <w:r>
-        <w:t xml:space="preserve">Таблица 3.2 </w:t>
-      </w:r>
-      <w:r>
-        <w:rPr>
-          <w:szCs w:val="28"/>
-        </w:rPr>
-        <w:t xml:space="preserve">– </w:t>
-      </w:r>
-      <w:r>
-        <w:t xml:space="preserve">Методы класса </w:t>
-      </w:r>
-      <w:proofErr w:type="spellStart"/>
-      <w:r>
-        <w:rPr>
-          <w:lang w:val="en-US"/>
-        </w:rPr>
-        <w:t>MainForm</w:t>
-      </w:r>
-      <w:proofErr w:type="spellEnd"/>
+        <w:ind w:right="57" w:firstLine="709"/>
+        <w:jc w:val="both"/>
+      </w:pPr>
+    </w:p>
+    <w:p>
+      <w:pPr>
+        <w:spacing w:after="0" w:line="360" w:lineRule="auto"/>
+        <w:ind w:right="57" w:firstLine="709"/>
+        <w:jc w:val="both"/>
+      </w:pPr>
+      <w:r>
+        <w:t>Таблица 3.5 − Свойства класса Parameter</w:t>
+      </w:r>
     </w:p>
     <w:tbl>
       <w:tblPr>
@@ -5826,18 +6855,20 @@
         <w:tblLook w:val="04A0" w:firstRow="1" w:lastRow="0" w:firstColumn="1" w:lastColumn="0" w:noHBand="0" w:noVBand="1"/>
       </w:tblPr>
       <w:tblGrid>
-        <w:gridCol w:w="3806"/>
-        <w:gridCol w:w="2753"/>
-        <w:gridCol w:w="2785"/>
+        <w:gridCol w:w="2263"/>
+        <w:gridCol w:w="2410"/>
+        <w:gridCol w:w="4671"/>
       </w:tblGrid>
       <w:tr>
         <w:tc>
           <w:tcPr>
-            <w:tcW w:w="3806" w:type="dxa"/>
-          </w:tcPr>
-          <w:p>
-            <w:pPr>
-              <w:spacing w:line="360" w:lineRule="auto"/>
+            <w:tcW w:w="2263" w:type="dxa"/>
+          </w:tcPr>
+          <w:p>
+            <w:pPr>
+              <w:spacing w:line="360" w:lineRule="auto"/>
+              <w:ind w:right="57"/>
+              <w:jc w:val="both"/>
             </w:pPr>
             <w:r>
               <w:t>Название</w:t>
@@ -5846,24 +6877,28 @@
         </w:tc>
         <w:tc>
           <w:tcPr>
-            <w:tcW w:w="2753" w:type="dxa"/>
-          </w:tcPr>
-          <w:p>
-            <w:pPr>
-              <w:spacing w:line="360" w:lineRule="auto"/>
-            </w:pPr>
-            <w:r>
-              <w:t>Входные параметры</w:t>
-            </w:r>
-          </w:p>
-        </w:tc>
-        <w:tc>
-          <w:tcPr>
-            <w:tcW w:w="2785" w:type="dxa"/>
-          </w:tcPr>
-          <w:p>
-            <w:pPr>
-              <w:spacing w:line="360" w:lineRule="auto"/>
+            <w:tcW w:w="2410" w:type="dxa"/>
+          </w:tcPr>
+          <w:p>
+            <w:pPr>
+              <w:spacing w:line="360" w:lineRule="auto"/>
+              <w:ind w:right="57"/>
+              <w:jc w:val="both"/>
+            </w:pPr>
+            <w:r>
+              <w:t>Тип данных</w:t>
+            </w:r>
+          </w:p>
+        </w:tc>
+        <w:tc>
+          <w:tcPr>
+            <w:tcW w:w="4671" w:type="dxa"/>
+          </w:tcPr>
+          <w:p>
+            <w:pPr>
+              <w:spacing w:line="360" w:lineRule="auto"/>
+              <w:ind w:right="57"/>
+              <w:jc w:val="both"/>
             </w:pPr>
             <w:r>
               <w:t>Описание</w:t>
@@ -5874,42 +6909,46 @@
       <w:tr>
         <w:tc>
           <w:tcPr>
-            <w:tcW w:w="3806" w:type="dxa"/>
-          </w:tcPr>
-          <w:p>
-            <w:pPr>
-              <w:spacing w:line="360" w:lineRule="auto"/>
-            </w:pPr>
-            <w:proofErr w:type="spellStart"/>
-            <w:r>
-              <w:t>BuildModel</w:t>
-            </w:r>
-            <w:proofErr w:type="spellEnd"/>
-          </w:p>
-        </w:tc>
-        <w:tc>
-          <w:tcPr>
-            <w:tcW w:w="2753" w:type="dxa"/>
-          </w:tcPr>
-          <w:p>
-            <w:pPr>
-              <w:spacing w:line="360" w:lineRule="auto"/>
-            </w:pPr>
-            <w:r>
-              <w:t>−</w:t>
-            </w:r>
-          </w:p>
-        </w:tc>
-        <w:tc>
-          <w:tcPr>
-            <w:tcW w:w="2785" w:type="dxa"/>
-          </w:tcPr>
-          <w:p>
-            <w:pPr>
-              <w:spacing w:line="360" w:lineRule="auto"/>
-            </w:pPr>
-            <w:r>
-              <w:t>Построение модели по заданным параметрам</w:t>
+            <w:tcW w:w="2263" w:type="dxa"/>
+          </w:tcPr>
+          <w:p>
+            <w:pPr>
+              <w:spacing w:line="360" w:lineRule="auto"/>
+              <w:ind w:right="57"/>
+              <w:jc w:val="both"/>
+            </w:pPr>
+            <w:r>
+              <w:t>_maxValue</w:t>
+            </w:r>
+          </w:p>
+        </w:tc>
+        <w:tc>
+          <w:tcPr>
+            <w:tcW w:w="2410" w:type="dxa"/>
+          </w:tcPr>
+          <w:p>
+            <w:pPr>
+              <w:spacing w:line="360" w:lineRule="auto"/>
+              <w:ind w:right="57"/>
+              <w:jc w:val="both"/>
+            </w:pPr>
+            <w:r>
+              <w:t>double</w:t>
+            </w:r>
+          </w:p>
+        </w:tc>
+        <w:tc>
+          <w:tcPr>
+            <w:tcW w:w="4671" w:type="dxa"/>
+          </w:tcPr>
+          <w:p>
+            <w:pPr>
+              <w:spacing w:line="360" w:lineRule="auto"/>
+              <w:ind w:right="57"/>
+              <w:jc w:val="both"/>
+            </w:pPr>
+            <w:r>
+              <w:t>Максимально допустимое значение параметра</w:t>
             </w:r>
           </w:p>
         </w:tc>
@@ -5917,63 +6956,55 @@
       <w:tr>
         <w:tc>
           <w:tcPr>
-            <w:tcW w:w="3806" w:type="dxa"/>
-          </w:tcPr>
-          <w:p>
-            <w:pPr>
-              <w:spacing w:line="360" w:lineRule="auto"/>
-            </w:pPr>
-            <w:proofErr w:type="spellStart"/>
-            <w:r>
-              <w:t>LengthTextBoxTextChanged</w:t>
-            </w:r>
-            <w:proofErr w:type="spellEnd"/>
-          </w:p>
-        </w:tc>
-        <w:tc>
-          <w:tcPr>
-            <w:tcW w:w="2753" w:type="dxa"/>
-          </w:tcPr>
-          <w:p>
-            <w:pPr>
-              <w:spacing w:line="360" w:lineRule="auto"/>
-            </w:pPr>
-            <w:proofErr w:type="spellStart"/>
-            <w:r>
-              <w:t>object</w:t>
-            </w:r>
-            <w:proofErr w:type="spellEnd"/>
-            <w:r>
-              <w:t xml:space="preserve"> </w:t>
-            </w:r>
-            <w:proofErr w:type="spellStart"/>
-            <w:r>
-              <w:t>sender</w:t>
-            </w:r>
-            <w:proofErr w:type="spellEnd"/>
-            <w:r>
-              <w:t xml:space="preserve">, </w:t>
-            </w:r>
-            <w:proofErr w:type="spellStart"/>
-            <w:r>
-              <w:t>EventArgs</w:t>
-            </w:r>
-            <w:proofErr w:type="spellEnd"/>
-            <w:r>
-              <w:t xml:space="preserve"> e</w:t>
-            </w:r>
-          </w:p>
-        </w:tc>
-        <w:tc>
-          <w:tcPr>
-            <w:tcW w:w="2785" w:type="dxa"/>
-          </w:tcPr>
-          <w:p>
-            <w:pPr>
-              <w:spacing w:line="360" w:lineRule="auto"/>
-            </w:pPr>
-            <w:r>
-              <w:t>Ввод длины кронштейна L</w:t>
+            <w:tcW w:w="2263" w:type="dxa"/>
+          </w:tcPr>
+          <w:p>
+            <w:pPr>
+              <w:spacing w:line="360" w:lineRule="auto"/>
+              <w:ind w:right="57"/>
+              <w:jc w:val="both"/>
+            </w:pPr>
+            <w:r>
+              <w:t>_</w:t>
+            </w:r>
+            <w:r>
+              <w:rPr>
+                <w:lang w:val="en-US"/>
+              </w:rPr>
+              <w:t>minVa</w:t>
+            </w:r>
+            <w:r>
+              <w:t>lue</w:t>
+            </w:r>
+          </w:p>
+        </w:tc>
+        <w:tc>
+          <w:tcPr>
+            <w:tcW w:w="2410" w:type="dxa"/>
+          </w:tcPr>
+          <w:p>
+            <w:pPr>
+              <w:spacing w:line="360" w:lineRule="auto"/>
+              <w:ind w:right="57"/>
+              <w:jc w:val="both"/>
+            </w:pPr>
+            <w:r>
+              <w:t>double</w:t>
+            </w:r>
+          </w:p>
+        </w:tc>
+        <w:tc>
+          <w:tcPr>
+            <w:tcW w:w="4671" w:type="dxa"/>
+          </w:tcPr>
+          <w:p>
+            <w:pPr>
+              <w:spacing w:line="360" w:lineRule="auto"/>
+              <w:ind w:right="57"/>
+              <w:jc w:val="both"/>
+            </w:pPr>
+            <w:r>
+              <w:t>Минимально допустимое значение параметра</w:t>
             </w:r>
           </w:p>
         </w:tc>
@@ -5981,433 +7012,46 @@
       <w:tr>
         <w:tc>
           <w:tcPr>
-            <w:tcW w:w="3806" w:type="dxa"/>
-          </w:tcPr>
-          <w:p>
-            <w:pPr>
-              <w:spacing w:line="360" w:lineRule="auto"/>
-            </w:pPr>
-            <w:proofErr w:type="spellStart"/>
-            <w:r>
-              <w:t>HeightTextBoxTextChanged</w:t>
-            </w:r>
-            <w:proofErr w:type="spellEnd"/>
-          </w:p>
-        </w:tc>
-        <w:tc>
-          <w:tcPr>
-            <w:tcW w:w="2753" w:type="dxa"/>
-          </w:tcPr>
-          <w:p>
-            <w:pPr>
-              <w:spacing w:line="360" w:lineRule="auto"/>
-            </w:pPr>
-            <w:proofErr w:type="spellStart"/>
-            <w:r>
-              <w:t>object</w:t>
-            </w:r>
-            <w:proofErr w:type="spellEnd"/>
-            <w:r>
-              <w:t xml:space="preserve"> </w:t>
-            </w:r>
-            <w:proofErr w:type="spellStart"/>
-            <w:r>
-              <w:t>sender</w:t>
-            </w:r>
-            <w:proofErr w:type="spellEnd"/>
-            <w:r>
-              <w:t xml:space="preserve">, </w:t>
-            </w:r>
-            <w:proofErr w:type="spellStart"/>
-            <w:r>
-              <w:t>EventArgs</w:t>
-            </w:r>
-            <w:proofErr w:type="spellEnd"/>
-            <w:r>
-              <w:t xml:space="preserve"> e</w:t>
-            </w:r>
-          </w:p>
-        </w:tc>
-        <w:tc>
-          <w:tcPr>
-            <w:tcW w:w="2785" w:type="dxa"/>
-          </w:tcPr>
-          <w:p>
-            <w:pPr>
-              <w:spacing w:line="360" w:lineRule="auto"/>
-            </w:pPr>
-            <w:r>
-              <w:t>Ввод высоты кронштейна H</w:t>
-            </w:r>
-          </w:p>
-        </w:tc>
-      </w:tr>
-      <w:tr>
-        <w:tc>
-          <w:tcPr>
-            <w:tcW w:w="3806" w:type="dxa"/>
-          </w:tcPr>
-          <w:p>
-            <w:pPr>
-              <w:spacing w:line="360" w:lineRule="auto"/>
-            </w:pPr>
-            <w:proofErr w:type="spellStart"/>
-            <w:r>
-              <w:t>WidthTextBoxTextChanged</w:t>
-            </w:r>
-            <w:proofErr w:type="spellEnd"/>
-          </w:p>
-        </w:tc>
-        <w:tc>
-          <w:tcPr>
-            <w:tcW w:w="2753" w:type="dxa"/>
-          </w:tcPr>
-          <w:p>
-            <w:pPr>
-              <w:spacing w:line="360" w:lineRule="auto"/>
-            </w:pPr>
-            <w:proofErr w:type="spellStart"/>
-            <w:r>
-              <w:t>object</w:t>
-            </w:r>
-            <w:proofErr w:type="spellEnd"/>
-            <w:r>
-              <w:t xml:space="preserve"> </w:t>
-            </w:r>
-            <w:proofErr w:type="spellStart"/>
-            <w:r>
-              <w:t>sender</w:t>
-            </w:r>
-            <w:proofErr w:type="spellEnd"/>
-            <w:r>
-              <w:t xml:space="preserve">, </w:t>
-            </w:r>
-            <w:proofErr w:type="spellStart"/>
-            <w:r>
-              <w:t>EventArgs</w:t>
-            </w:r>
-            <w:proofErr w:type="spellEnd"/>
-            <w:r>
-              <w:t xml:space="preserve"> e</w:t>
-            </w:r>
-          </w:p>
-        </w:tc>
-        <w:tc>
-          <w:tcPr>
-            <w:tcW w:w="2785" w:type="dxa"/>
-          </w:tcPr>
-          <w:p>
-            <w:pPr>
-              <w:spacing w:line="360" w:lineRule="auto"/>
-            </w:pPr>
-            <w:r>
-              <w:t>Ввод ширины кронштейна B</w:t>
-            </w:r>
-          </w:p>
-        </w:tc>
-      </w:tr>
-      <w:tr>
-        <w:tc>
-          <w:tcPr>
-            <w:tcW w:w="3806" w:type="dxa"/>
-          </w:tcPr>
-          <w:p>
-            <w:pPr>
-              <w:spacing w:line="360" w:lineRule="auto"/>
-            </w:pPr>
-            <w:proofErr w:type="spellStart"/>
-            <w:r>
-              <w:t>SlotDepthTextBoxTextChanged</w:t>
-            </w:r>
-            <w:proofErr w:type="spellEnd"/>
-          </w:p>
-        </w:tc>
-        <w:tc>
-          <w:tcPr>
-            <w:tcW w:w="2753" w:type="dxa"/>
-          </w:tcPr>
-          <w:p>
-            <w:pPr>
-              <w:spacing w:line="360" w:lineRule="auto"/>
-            </w:pPr>
-            <w:proofErr w:type="spellStart"/>
-            <w:r>
-              <w:t>object</w:t>
-            </w:r>
-            <w:proofErr w:type="spellEnd"/>
-            <w:r>
-              <w:t xml:space="preserve"> </w:t>
-            </w:r>
-            <w:proofErr w:type="spellStart"/>
-            <w:r>
-              <w:t>sender</w:t>
-            </w:r>
-            <w:proofErr w:type="spellEnd"/>
-            <w:r>
-              <w:t xml:space="preserve">, </w:t>
-            </w:r>
-            <w:proofErr w:type="spellStart"/>
-            <w:r>
-              <w:t>EventArgs</w:t>
-            </w:r>
-            <w:proofErr w:type="spellEnd"/>
-            <w:r>
-              <w:t xml:space="preserve"> e</w:t>
-            </w:r>
-          </w:p>
-        </w:tc>
-        <w:tc>
-          <w:tcPr>
-            <w:tcW w:w="2785" w:type="dxa"/>
-          </w:tcPr>
-          <w:p>
-            <w:pPr>
-              <w:spacing w:line="360" w:lineRule="auto"/>
-            </w:pPr>
-            <w:r>
-              <w:t>Ввод глубины паза l1</w:t>
-            </w:r>
-          </w:p>
-        </w:tc>
-      </w:tr>
-      <w:tr>
-        <w:tc>
-          <w:tcPr>
-            <w:tcW w:w="3806" w:type="dxa"/>
-          </w:tcPr>
-          <w:p>
-            <w:pPr>
-              <w:spacing w:line="360" w:lineRule="auto"/>
-            </w:pPr>
-            <w:proofErr w:type="spellStart"/>
-            <w:r>
-              <w:t>SlotWidthTextBoxTextChanged</w:t>
-            </w:r>
-            <w:proofErr w:type="spellEnd"/>
-          </w:p>
-        </w:tc>
-        <w:tc>
-          <w:tcPr>
-            <w:tcW w:w="2753" w:type="dxa"/>
-          </w:tcPr>
-          <w:p>
-            <w:pPr>
-              <w:spacing w:line="360" w:lineRule="auto"/>
-            </w:pPr>
-            <w:proofErr w:type="spellStart"/>
-            <w:r>
-              <w:t>object</w:t>
-            </w:r>
-            <w:proofErr w:type="spellEnd"/>
-            <w:r>
-              <w:t xml:space="preserve"> </w:t>
-            </w:r>
-            <w:proofErr w:type="spellStart"/>
-            <w:r>
-              <w:t>sender</w:t>
-            </w:r>
-            <w:proofErr w:type="spellEnd"/>
-            <w:r>
-              <w:t xml:space="preserve">, </w:t>
-            </w:r>
-            <w:proofErr w:type="spellStart"/>
-            <w:r>
-              <w:t>EventArgs</w:t>
-            </w:r>
-            <w:proofErr w:type="spellEnd"/>
-            <w:r>
-              <w:t xml:space="preserve"> e</w:t>
-            </w:r>
-          </w:p>
-        </w:tc>
-        <w:tc>
-          <w:tcPr>
-            <w:tcW w:w="2785" w:type="dxa"/>
-          </w:tcPr>
-          <w:p>
-            <w:pPr>
-              <w:spacing w:line="360" w:lineRule="auto"/>
-            </w:pPr>
-            <w:r>
-              <w:t>Ввод ширины паза b1</w:t>
-            </w:r>
-          </w:p>
-        </w:tc>
-      </w:tr>
-      <w:tr>
-        <w:tc>
-          <w:tcPr>
-            <w:tcW w:w="3806" w:type="dxa"/>
-          </w:tcPr>
-          <w:p>
-            <w:pPr>
-              <w:spacing w:line="360" w:lineRule="auto"/>
-            </w:pPr>
-            <w:proofErr w:type="spellStart"/>
-            <w:r>
-              <w:t>ValidateAndSetValue</w:t>
-            </w:r>
-            <w:proofErr w:type="spellEnd"/>
-          </w:p>
-        </w:tc>
-        <w:tc>
-          <w:tcPr>
-            <w:tcW w:w="2753" w:type="dxa"/>
-          </w:tcPr>
-          <w:p>
-            <w:pPr>
-              <w:spacing w:line="360" w:lineRule="auto"/>
-            </w:pPr>
-            <w:proofErr w:type="spellStart"/>
-            <w:r>
-              <w:t>ParamType</w:t>
-            </w:r>
-            <w:proofErr w:type="spellEnd"/>
-            <w:r>
-              <w:t xml:space="preserve">, </w:t>
-            </w:r>
-            <w:proofErr w:type="spellStart"/>
-            <w:r>
-              <w:t>TextBox</w:t>
-            </w:r>
-            <w:proofErr w:type="spellEnd"/>
-            <w:r>
-              <w:t xml:space="preserve"> </w:t>
-            </w:r>
-            <w:proofErr w:type="spellStart"/>
-            <w:r>
-              <w:t>textBox</w:t>
-            </w:r>
-            <w:proofErr w:type="spellEnd"/>
-          </w:p>
-        </w:tc>
-        <w:tc>
-          <w:tcPr>
-            <w:tcW w:w="2785" w:type="dxa"/>
-          </w:tcPr>
-          <w:p>
-            <w:pPr>
-              <w:spacing w:line="360" w:lineRule="auto"/>
-            </w:pPr>
-            <w:r>
-              <w:t>Валидация введённых значений</w:t>
-            </w:r>
-          </w:p>
-        </w:tc>
-      </w:tr>
-      <w:tr>
-        <w:tc>
-          <w:tcPr>
-            <w:tcW w:w="3806" w:type="dxa"/>
-          </w:tcPr>
-          <w:p>
-            <w:pPr>
-              <w:spacing w:line="360" w:lineRule="auto"/>
-            </w:pPr>
-            <w:proofErr w:type="spellStart"/>
-            <w:r>
-              <w:t>SetColors</w:t>
-            </w:r>
-            <w:proofErr w:type="spellEnd"/>
-          </w:p>
-        </w:tc>
-        <w:tc>
-          <w:tcPr>
-            <w:tcW w:w="2753" w:type="dxa"/>
-          </w:tcPr>
-          <w:p>
-            <w:pPr>
-              <w:spacing w:line="360" w:lineRule="auto"/>
-            </w:pPr>
-            <w:proofErr w:type="spellStart"/>
-            <w:r>
-              <w:t>string</w:t>
-            </w:r>
-            <w:proofErr w:type="spellEnd"/>
-            <w:r>
-              <w:t xml:space="preserve"> </w:t>
-            </w:r>
-            <w:proofErr w:type="spellStart"/>
-            <w:r>
-              <w:t>textBoxName</w:t>
-            </w:r>
-            <w:proofErr w:type="spellEnd"/>
-          </w:p>
-        </w:tc>
-        <w:tc>
-          <w:tcPr>
-            <w:tcW w:w="2785" w:type="dxa"/>
-          </w:tcPr>
-          <w:p>
-            <w:pPr>
-              <w:spacing w:line="360" w:lineRule="auto"/>
-            </w:pPr>
-            <w:r>
-              <w:t>Присваивает цвет фона поля ввода при ошибке</w:t>
-            </w:r>
-          </w:p>
-        </w:tc>
-      </w:tr>
-      <w:tr>
-        <w:tc>
-          <w:tcPr>
-            <w:tcW w:w="3806" w:type="dxa"/>
-          </w:tcPr>
-          <w:p>
-            <w:pPr>
-              <w:spacing w:line="360" w:lineRule="auto"/>
-            </w:pPr>
-            <w:proofErr w:type="spellStart"/>
-            <w:r>
-              <w:t>TextBox_OnlyDigitKeyPress</w:t>
-            </w:r>
-            <w:proofErr w:type="spellEnd"/>
-          </w:p>
-        </w:tc>
-        <w:tc>
-          <w:tcPr>
-            <w:tcW w:w="2753" w:type="dxa"/>
-          </w:tcPr>
-          <w:p>
-            <w:pPr>
-              <w:spacing w:line="360" w:lineRule="auto"/>
-            </w:pPr>
-            <w:proofErr w:type="spellStart"/>
-            <w:r>
-              <w:t>object</w:t>
-            </w:r>
-            <w:proofErr w:type="spellEnd"/>
-            <w:r>
-              <w:t xml:space="preserve"> </w:t>
-            </w:r>
-            <w:proofErr w:type="spellStart"/>
-            <w:r>
-              <w:t>sender</w:t>
-            </w:r>
-            <w:proofErr w:type="spellEnd"/>
-            <w:r>
-              <w:t xml:space="preserve">, </w:t>
-            </w:r>
-            <w:proofErr w:type="spellStart"/>
-            <w:r>
-              <w:t>KeyPressEventArgs</w:t>
-            </w:r>
-            <w:proofErr w:type="spellEnd"/>
-            <w:r>
-              <w:t xml:space="preserve"> e</w:t>
-            </w:r>
-          </w:p>
-        </w:tc>
-        <w:tc>
-          <w:tcPr>
-            <w:tcW w:w="2785" w:type="dxa"/>
-          </w:tcPr>
-          <w:p>
-            <w:pPr>
-              <w:spacing w:line="360" w:lineRule="auto"/>
-            </w:pPr>
-            <w:r>
-              <w:t>Разрешает ввод в поля только цифр</w:t>
+            <w:tcW w:w="2263" w:type="dxa"/>
+          </w:tcPr>
+          <w:p>
+            <w:pPr>
+              <w:spacing w:line="360" w:lineRule="auto"/>
+              <w:ind w:right="57"/>
+              <w:jc w:val="both"/>
+            </w:pPr>
+            <w:r>
+              <w:t>_value</w:t>
+            </w:r>
+          </w:p>
+        </w:tc>
+        <w:tc>
+          <w:tcPr>
+            <w:tcW w:w="2410" w:type="dxa"/>
+          </w:tcPr>
+          <w:p>
+            <w:pPr>
+              <w:spacing w:line="360" w:lineRule="auto"/>
+              <w:ind w:right="57"/>
+              <w:jc w:val="both"/>
+            </w:pPr>
+            <w:r>
+              <w:t>double</w:t>
+            </w:r>
+          </w:p>
+        </w:tc>
+        <w:tc>
+          <w:tcPr>
+            <w:tcW w:w="4671" w:type="dxa"/>
+          </w:tcPr>
+          <w:p>
+            <w:pPr>
+              <w:spacing w:line="360" w:lineRule="auto"/>
+              <w:ind w:right="57"/>
+              <w:jc w:val="both"/>
+            </w:pPr>
+            <w:r>
+              <w:t>Значение параметра</w:t>
             </w:r>
           </w:p>
         </w:tc>
@@ -6416,775 +7060,27 @@
     <w:p>
       <w:pPr>
         <w:spacing w:after="0" w:line="360" w:lineRule="auto"/>
-        <w:ind w:firstLine="709"/>
-      </w:pPr>
-    </w:p>
-    <w:p>
-      <w:pPr>
-        <w:spacing w:after="0" w:line="360" w:lineRule="auto"/>
         <w:ind w:right="57" w:firstLine="709"/>
         <w:jc w:val="both"/>
-      </w:pPr>
-      <w:r>
-        <w:t xml:space="preserve">Таблица 3.3 − Свойства класса </w:t>
-      </w:r>
-      <w:proofErr w:type="spellStart"/>
-      <w:r>
-        <w:t>BracketParameters</w:t>
-      </w:r>
-      <w:proofErr w:type="spellEnd"/>
-    </w:p>
-    <w:tbl>
-      <w:tblPr>
-        <w:tblStyle w:val="ac"/>
-        <w:tblW w:w="0" w:type="auto"/>
-        <w:tblLook w:val="04A0" w:firstRow="1" w:lastRow="0" w:firstColumn="1" w:lastColumn="0" w:noHBand="0" w:noVBand="1"/>
-      </w:tblPr>
-      <w:tblGrid>
-        <w:gridCol w:w="3114"/>
-        <w:gridCol w:w="3115"/>
-        <w:gridCol w:w="3115"/>
-      </w:tblGrid>
-      <w:tr>
-        <w:tc>
-          <w:tcPr>
-            <w:tcW w:w="3114" w:type="dxa"/>
-          </w:tcPr>
-          <w:p>
-            <w:pPr>
-              <w:spacing w:line="360" w:lineRule="auto"/>
-              <w:ind w:right="57"/>
-              <w:jc w:val="both"/>
-            </w:pPr>
-            <w:r>
-              <w:t>Название</w:t>
-            </w:r>
-          </w:p>
-        </w:tc>
-        <w:tc>
-          <w:tcPr>
-            <w:tcW w:w="3115" w:type="dxa"/>
-          </w:tcPr>
-          <w:p>
-            <w:pPr>
-              <w:spacing w:line="360" w:lineRule="auto"/>
-              <w:ind w:right="57"/>
-              <w:jc w:val="both"/>
-            </w:pPr>
-            <w:r>
-              <w:t>Тип данных</w:t>
-            </w:r>
-          </w:p>
-        </w:tc>
-        <w:tc>
-          <w:tcPr>
-            <w:tcW w:w="3115" w:type="dxa"/>
-          </w:tcPr>
-          <w:p>
-            <w:pPr>
-              <w:spacing w:line="360" w:lineRule="auto"/>
-              <w:ind w:right="57"/>
-              <w:jc w:val="both"/>
-            </w:pPr>
-            <w:r>
-              <w:t>Описание</w:t>
-            </w:r>
-          </w:p>
-        </w:tc>
-      </w:tr>
-      <w:tr>
-        <w:tc>
-          <w:tcPr>
-            <w:tcW w:w="3114" w:type="dxa"/>
-          </w:tcPr>
-          <w:p>
-            <w:pPr>
-              <w:spacing w:line="360" w:lineRule="auto"/>
-              <w:ind w:right="57"/>
-              <w:jc w:val="both"/>
-            </w:pPr>
-            <w:r>
-              <w:t>_</w:t>
-            </w:r>
-            <w:proofErr w:type="spellStart"/>
-            <w:r>
-              <w:t>parametersDict</w:t>
-            </w:r>
-            <w:proofErr w:type="spellEnd"/>
-          </w:p>
-        </w:tc>
-        <w:tc>
-          <w:tcPr>
-            <w:tcW w:w="3115" w:type="dxa"/>
-          </w:tcPr>
-          <w:p>
-            <w:pPr>
-              <w:spacing w:line="360" w:lineRule="auto"/>
-              <w:ind w:right="57"/>
-              <w:jc w:val="both"/>
-            </w:pPr>
-            <w:proofErr w:type="spellStart"/>
-            <w:proofErr w:type="gramStart"/>
-            <w:r>
-              <w:t>Dictionary</w:t>
-            </w:r>
-            <w:proofErr w:type="spellEnd"/>
-            <w:r>
-              <w:t>&lt;</w:t>
-            </w:r>
-            <w:proofErr w:type="spellStart"/>
-            <w:proofErr w:type="gramEnd"/>
-            <w:r>
-              <w:t>ParamType</w:t>
-            </w:r>
-            <w:proofErr w:type="spellEnd"/>
-            <w:r>
-              <w:t xml:space="preserve">, </w:t>
-            </w:r>
-            <w:proofErr w:type="spellStart"/>
-            <w:r>
-              <w:t>Parameter</w:t>
-            </w:r>
-            <w:proofErr w:type="spellEnd"/>
-            <w:r>
-              <w:t>&gt;</w:t>
-            </w:r>
-          </w:p>
-        </w:tc>
-        <w:tc>
-          <w:tcPr>
-            <w:tcW w:w="3115" w:type="dxa"/>
-          </w:tcPr>
-          <w:p>
-            <w:pPr>
-              <w:spacing w:line="360" w:lineRule="auto"/>
-              <w:ind w:right="57"/>
-              <w:jc w:val="both"/>
-            </w:pPr>
-            <w:r>
-              <w:t>Хранит в себе словарь с параметрами кронштейна</w:t>
-            </w:r>
-          </w:p>
-        </w:tc>
-      </w:tr>
-    </w:tbl>
+        <w:rPr>
+          <w:lang w:val="en-US"/>
+        </w:rPr>
+      </w:pPr>
+    </w:p>
     <w:p>
       <w:pPr>
         <w:spacing w:after="0" w:line="360" w:lineRule="auto"/>
         <w:ind w:right="57" w:firstLine="709"/>
         <w:jc w:val="both"/>
-      </w:pPr>
-    </w:p>
-    <w:p>
-      <w:pPr>
-        <w:spacing w:after="0" w:line="360" w:lineRule="auto"/>
-        <w:ind w:right="57" w:firstLine="709"/>
-        <w:jc w:val="both"/>
-      </w:pPr>
-      <w:r>
-        <w:t>Таблица 3.</w:t>
-      </w:r>
-      <w:r>
-        <w:t>4</w:t>
-      </w:r>
-      <w:r>
-        <w:t xml:space="preserve"> </w:t>
-      </w:r>
-      <w:r>
-        <w:t>–</w:t>
-      </w:r>
-      <w:r>
-        <w:t xml:space="preserve"> </w:t>
-      </w:r>
-      <w:r>
-        <w:t>Методы</w:t>
-      </w:r>
-      <w:r>
-        <w:t xml:space="preserve"> </w:t>
-      </w:r>
-      <w:r>
-        <w:t xml:space="preserve">класса </w:t>
-      </w:r>
-      <w:proofErr w:type="spellStart"/>
-      <w:r>
-        <w:t>BracketParameters</w:t>
-      </w:r>
-      <w:proofErr w:type="spellEnd"/>
-    </w:p>
-    <w:tbl>
-      <w:tblPr>
-        <w:tblStyle w:val="ac"/>
-        <w:tblW w:w="0" w:type="auto"/>
-        <w:tblLook w:val="04A0" w:firstRow="1" w:lastRow="0" w:firstColumn="1" w:lastColumn="0" w:noHBand="0" w:noVBand="1"/>
-      </w:tblPr>
-      <w:tblGrid>
-        <w:gridCol w:w="3114"/>
-        <w:gridCol w:w="3115"/>
-        <w:gridCol w:w="3115"/>
-      </w:tblGrid>
-      <w:tr>
-        <w:tc>
-          <w:tcPr>
-            <w:tcW w:w="3114" w:type="dxa"/>
-          </w:tcPr>
-          <w:p>
-            <w:pPr>
-              <w:spacing w:line="360" w:lineRule="auto"/>
-              <w:ind w:right="57"/>
-              <w:jc w:val="both"/>
-            </w:pPr>
-            <w:r>
-              <w:t>Название</w:t>
-            </w:r>
-          </w:p>
-        </w:tc>
-        <w:tc>
-          <w:tcPr>
-            <w:tcW w:w="3115" w:type="dxa"/>
-          </w:tcPr>
-          <w:p>
-            <w:pPr>
-              <w:spacing w:line="360" w:lineRule="auto"/>
-              <w:ind w:right="57"/>
-              <w:jc w:val="both"/>
-            </w:pPr>
-            <w:r>
-              <w:t>Входные параметры</w:t>
-            </w:r>
-          </w:p>
-        </w:tc>
-        <w:tc>
-          <w:tcPr>
-            <w:tcW w:w="3115" w:type="dxa"/>
-          </w:tcPr>
-          <w:p>
-            <w:pPr>
-              <w:spacing w:line="360" w:lineRule="auto"/>
-              <w:ind w:right="57"/>
-              <w:jc w:val="both"/>
-            </w:pPr>
-            <w:r>
-              <w:t>Описание</w:t>
-            </w:r>
-          </w:p>
-        </w:tc>
-      </w:tr>
-      <w:tr>
-        <w:tc>
-          <w:tcPr>
-            <w:tcW w:w="3114" w:type="dxa"/>
-          </w:tcPr>
-          <w:p>
-            <w:pPr>
-              <w:spacing w:line="360" w:lineRule="auto"/>
-              <w:ind w:right="57"/>
-              <w:jc w:val="both"/>
-            </w:pPr>
-            <w:proofErr w:type="spellStart"/>
-            <w:r>
-              <w:t>BracketParameters</w:t>
-            </w:r>
-            <w:proofErr w:type="spellEnd"/>
-          </w:p>
-        </w:tc>
-        <w:tc>
-          <w:tcPr>
-            <w:tcW w:w="3115" w:type="dxa"/>
-          </w:tcPr>
-          <w:p>
-            <w:pPr>
-              <w:spacing w:line="360" w:lineRule="auto"/>
-              <w:ind w:right="57"/>
-              <w:jc w:val="both"/>
-            </w:pPr>
-            <w:proofErr w:type="spellStart"/>
-            <w:proofErr w:type="gramStart"/>
-            <w:r>
-              <w:t>Dictionary</w:t>
-            </w:r>
-            <w:proofErr w:type="spellEnd"/>
-            <w:r>
-              <w:t>&lt;</w:t>
-            </w:r>
-            <w:proofErr w:type="spellStart"/>
-            <w:proofErr w:type="gramEnd"/>
-            <w:r>
-              <w:t>ParamType</w:t>
-            </w:r>
-            <w:proofErr w:type="spellEnd"/>
-            <w:r>
-              <w:t xml:space="preserve">, </w:t>
-            </w:r>
-            <w:proofErr w:type="spellStart"/>
-            <w:r>
-              <w:t>Parameter</w:t>
-            </w:r>
-            <w:proofErr w:type="spellEnd"/>
-            <w:r>
-              <w:t>&gt;</w:t>
-            </w:r>
-          </w:p>
-        </w:tc>
-        <w:tc>
-          <w:tcPr>
-            <w:tcW w:w="3115" w:type="dxa"/>
-          </w:tcPr>
-          <w:p>
-            <w:pPr>
-              <w:spacing w:line="360" w:lineRule="auto"/>
-              <w:ind w:right="57"/>
-              <w:jc w:val="both"/>
-            </w:pPr>
-            <w:r>
-              <w:t>Конструктор</w:t>
-            </w:r>
-          </w:p>
-        </w:tc>
-      </w:tr>
-      <w:tr>
-        <w:tc>
-          <w:tcPr>
-            <w:tcW w:w="3114" w:type="dxa"/>
-          </w:tcPr>
-          <w:p>
-            <w:pPr>
-              <w:spacing w:line="360" w:lineRule="auto"/>
-              <w:ind w:right="57"/>
-              <w:jc w:val="both"/>
-            </w:pPr>
-            <w:proofErr w:type="spellStart"/>
-            <w:r>
-              <w:t>AddValueToParameter</w:t>
-            </w:r>
-            <w:proofErr w:type="spellEnd"/>
-          </w:p>
-        </w:tc>
-        <w:tc>
-          <w:tcPr>
-            <w:tcW w:w="3115" w:type="dxa"/>
-          </w:tcPr>
-          <w:p>
-            <w:pPr>
-              <w:spacing w:line="360" w:lineRule="auto"/>
-              <w:ind w:right="57"/>
-              <w:jc w:val="both"/>
-            </w:pPr>
-            <w:proofErr w:type="spellStart"/>
-            <w:r>
-              <w:t>ParamType</w:t>
-            </w:r>
-            <w:proofErr w:type="spellEnd"/>
-            <w:r>
-              <w:t xml:space="preserve">, </w:t>
-            </w:r>
-            <w:proofErr w:type="spellStart"/>
-            <w:r>
-              <w:t>double</w:t>
-            </w:r>
-            <w:proofErr w:type="spellEnd"/>
-            <w:r>
-              <w:t xml:space="preserve"> </w:t>
-            </w:r>
-            <w:proofErr w:type="spellStart"/>
-            <w:r>
-              <w:t>value</w:t>
-            </w:r>
-            <w:proofErr w:type="spellEnd"/>
-          </w:p>
-        </w:tc>
-        <w:tc>
-          <w:tcPr>
-            <w:tcW w:w="3115" w:type="dxa"/>
-          </w:tcPr>
-          <w:p>
-            <w:pPr>
-              <w:spacing w:line="360" w:lineRule="auto"/>
-              <w:ind w:right="57"/>
-              <w:jc w:val="both"/>
-            </w:pPr>
-            <w:r>
-              <w:t>Добавление значения параметра</w:t>
-            </w:r>
-          </w:p>
-        </w:tc>
-      </w:tr>
-      <w:tr>
-        <w:tc>
-          <w:tcPr>
-            <w:tcW w:w="3114" w:type="dxa"/>
-          </w:tcPr>
-          <w:p>
-            <w:pPr>
-              <w:spacing w:line="360" w:lineRule="auto"/>
-              <w:ind w:right="57"/>
-              <w:jc w:val="both"/>
-            </w:pPr>
-            <w:proofErr w:type="spellStart"/>
-            <w:r>
-              <w:t>ValidationParameter</w:t>
-            </w:r>
-            <w:proofErr w:type="spellEnd"/>
-          </w:p>
-        </w:tc>
-        <w:tc>
-          <w:tcPr>
-            <w:tcW w:w="3115" w:type="dxa"/>
-          </w:tcPr>
-          <w:p>
-            <w:pPr>
-              <w:spacing w:line="360" w:lineRule="auto"/>
-              <w:ind w:right="57"/>
-              <w:jc w:val="both"/>
-            </w:pPr>
-            <w:proofErr w:type="spellStart"/>
-            <w:r>
-              <w:t>ParamType</w:t>
-            </w:r>
-            <w:proofErr w:type="spellEnd"/>
-            <w:r>
-              <w:t xml:space="preserve">, </w:t>
-            </w:r>
-            <w:proofErr w:type="spellStart"/>
-            <w:r>
-              <w:t>double</w:t>
-            </w:r>
-            <w:proofErr w:type="spellEnd"/>
-            <w:r>
-              <w:t xml:space="preserve"> </w:t>
-            </w:r>
-            <w:proofErr w:type="spellStart"/>
-            <w:r>
-              <w:t>value</w:t>
-            </w:r>
-            <w:proofErr w:type="spellEnd"/>
-          </w:p>
-        </w:tc>
-        <w:tc>
-          <w:tcPr>
-            <w:tcW w:w="3115" w:type="dxa"/>
-          </w:tcPr>
-          <w:p>
-            <w:pPr>
-              <w:spacing w:line="360" w:lineRule="auto"/>
-              <w:ind w:right="57"/>
-              <w:jc w:val="both"/>
-            </w:pPr>
-            <w:r>
-              <w:t>Валидация зависимых значений параметров (l1 ≤ L − 20; b1 ≤ B − 40)</w:t>
-            </w:r>
-          </w:p>
-        </w:tc>
-      </w:tr>
-    </w:tbl>
-    <w:p>
-      <w:pPr>
-        <w:spacing w:after="0" w:line="360" w:lineRule="auto"/>
-        <w:ind w:right="57" w:firstLine="709"/>
-        <w:jc w:val="both"/>
-      </w:pPr>
-    </w:p>
-    <w:p>
-      <w:pPr>
-        <w:spacing w:after="0" w:line="360" w:lineRule="auto"/>
-        <w:ind w:right="57" w:firstLine="709"/>
-        <w:jc w:val="both"/>
-      </w:pPr>
-      <w:r>
-        <w:t xml:space="preserve">Таблица 3.5 − Свойства класса </w:t>
-      </w:r>
-      <w:proofErr w:type="spellStart"/>
-      <w:r>
-        <w:t>Parameter</w:t>
-      </w:r>
-      <w:proofErr w:type="spellEnd"/>
-    </w:p>
-    <w:tbl>
-      <w:tblPr>
-        <w:tblStyle w:val="ac"/>
-        <w:tblW w:w="0" w:type="auto"/>
-        <w:tblLook w:val="04A0" w:firstRow="1" w:lastRow="0" w:firstColumn="1" w:lastColumn="0" w:noHBand="0" w:noVBand="1"/>
-      </w:tblPr>
-      <w:tblGrid>
-        <w:gridCol w:w="1838"/>
-        <w:gridCol w:w="4111"/>
-        <w:gridCol w:w="3395"/>
-      </w:tblGrid>
-      <w:tr>
-        <w:tc>
-          <w:tcPr>
-            <w:tcW w:w="1838" w:type="dxa"/>
-          </w:tcPr>
-          <w:p>
-            <w:pPr>
-              <w:spacing w:line="360" w:lineRule="auto"/>
-              <w:ind w:right="57"/>
-              <w:jc w:val="both"/>
-            </w:pPr>
-            <w:r>
-              <w:t>Название</w:t>
-            </w:r>
-          </w:p>
-        </w:tc>
-        <w:tc>
-          <w:tcPr>
-            <w:tcW w:w="4111" w:type="dxa"/>
-          </w:tcPr>
-          <w:p>
-            <w:pPr>
-              <w:spacing w:line="360" w:lineRule="auto"/>
-              <w:ind w:right="57"/>
-              <w:jc w:val="both"/>
-            </w:pPr>
-            <w:r>
-              <w:t>Тип данных</w:t>
-            </w:r>
-          </w:p>
-        </w:tc>
-        <w:tc>
-          <w:tcPr>
-            <w:tcW w:w="3395" w:type="dxa"/>
-          </w:tcPr>
-          <w:p>
-            <w:pPr>
-              <w:spacing w:line="360" w:lineRule="auto"/>
-              <w:ind w:right="57"/>
-              <w:jc w:val="both"/>
-            </w:pPr>
-            <w:r>
-              <w:t>Описание</w:t>
-            </w:r>
-          </w:p>
-        </w:tc>
-      </w:tr>
-      <w:tr>
-        <w:tc>
-          <w:tcPr>
-            <w:tcW w:w="1838" w:type="dxa"/>
-          </w:tcPr>
-          <w:p>
-            <w:pPr>
-              <w:spacing w:line="360" w:lineRule="auto"/>
-              <w:ind w:right="57"/>
-              <w:jc w:val="both"/>
-            </w:pPr>
-            <w:r>
-              <w:t>_</w:t>
-            </w:r>
-            <w:proofErr w:type="spellStart"/>
-            <w:r>
-              <w:t>maxValue</w:t>
-            </w:r>
-            <w:proofErr w:type="spellEnd"/>
-          </w:p>
-        </w:tc>
-        <w:tc>
-          <w:tcPr>
-            <w:tcW w:w="4111" w:type="dxa"/>
-          </w:tcPr>
-          <w:p>
-            <w:pPr>
-              <w:spacing w:line="360" w:lineRule="auto"/>
-              <w:ind w:right="57"/>
-              <w:jc w:val="both"/>
-            </w:pPr>
-            <w:proofErr w:type="spellStart"/>
-            <w:r>
-              <w:t>double</w:t>
-            </w:r>
-            <w:proofErr w:type="spellEnd"/>
-          </w:p>
-        </w:tc>
-        <w:tc>
-          <w:tcPr>
-            <w:tcW w:w="3395" w:type="dxa"/>
-          </w:tcPr>
-          <w:p>
-            <w:pPr>
-              <w:spacing w:line="360" w:lineRule="auto"/>
-              <w:ind w:right="57"/>
-              <w:jc w:val="both"/>
-            </w:pPr>
-            <w:r>
-              <w:t>Максимально допустимое значение параметра</w:t>
-            </w:r>
-          </w:p>
-        </w:tc>
-      </w:tr>
-      <w:tr>
-        <w:tc>
-          <w:tcPr>
-            <w:tcW w:w="1838" w:type="dxa"/>
-          </w:tcPr>
-          <w:p>
-            <w:pPr>
-              <w:spacing w:line="360" w:lineRule="auto"/>
-              <w:ind w:right="57"/>
-              <w:jc w:val="both"/>
-            </w:pPr>
-            <w:r>
-              <w:t>_</w:t>
-            </w:r>
-            <w:proofErr w:type="spellStart"/>
-            <w:r>
-              <w:rPr>
-                <w:lang w:val="en-US"/>
-              </w:rPr>
-              <w:t>minVa</w:t>
-            </w:r>
-            <w:r>
-              <w:t>lue</w:t>
-            </w:r>
-            <w:proofErr w:type="spellEnd"/>
-          </w:p>
-        </w:tc>
-        <w:tc>
-          <w:tcPr>
-            <w:tcW w:w="4111" w:type="dxa"/>
-          </w:tcPr>
-          <w:p>
-            <w:pPr>
-              <w:spacing w:line="360" w:lineRule="auto"/>
-              <w:ind w:right="57"/>
-              <w:jc w:val="both"/>
-            </w:pPr>
-            <w:proofErr w:type="spellStart"/>
-            <w:r>
-              <w:t>double</w:t>
-            </w:r>
-            <w:proofErr w:type="spellEnd"/>
-          </w:p>
-        </w:tc>
-        <w:tc>
-          <w:tcPr>
-            <w:tcW w:w="3395" w:type="dxa"/>
-          </w:tcPr>
-          <w:p>
-            <w:pPr>
-              <w:spacing w:line="360" w:lineRule="auto"/>
-              <w:ind w:right="57"/>
-              <w:jc w:val="both"/>
-            </w:pPr>
-            <w:r>
-              <w:t>Минимально допустимое значение параметра</w:t>
-            </w:r>
-          </w:p>
-        </w:tc>
-      </w:tr>
-      <w:tr>
-        <w:tc>
-          <w:tcPr>
-            <w:tcW w:w="1838" w:type="dxa"/>
-          </w:tcPr>
-          <w:p>
-            <w:pPr>
-              <w:spacing w:line="360" w:lineRule="auto"/>
-              <w:ind w:right="57"/>
-              <w:jc w:val="both"/>
-            </w:pPr>
-            <w:r>
-              <w:t>_</w:t>
-            </w:r>
-            <w:proofErr w:type="spellStart"/>
-            <w:r>
-              <w:t>value</w:t>
-            </w:r>
-            <w:proofErr w:type="spellEnd"/>
-          </w:p>
-        </w:tc>
-        <w:tc>
-          <w:tcPr>
-            <w:tcW w:w="4111" w:type="dxa"/>
-          </w:tcPr>
-          <w:p>
-            <w:pPr>
-              <w:spacing w:line="360" w:lineRule="auto"/>
-              <w:ind w:right="57"/>
-              <w:jc w:val="both"/>
-            </w:pPr>
-            <w:proofErr w:type="spellStart"/>
-            <w:r>
-              <w:t>double</w:t>
-            </w:r>
-            <w:proofErr w:type="spellEnd"/>
-          </w:p>
-        </w:tc>
-        <w:tc>
-          <w:tcPr>
-            <w:tcW w:w="3395" w:type="dxa"/>
-          </w:tcPr>
-          <w:p>
-            <w:pPr>
-              <w:spacing w:line="360" w:lineRule="auto"/>
-              <w:ind w:right="57"/>
-              <w:jc w:val="both"/>
-            </w:pPr>
-            <w:r>
-              <w:t>Значение параметра</w:t>
-            </w:r>
-          </w:p>
-        </w:tc>
-      </w:tr>
-    </w:tbl>
-    <w:p>
-      <w:pPr>
-        <w:spacing w:after="0" w:line="360" w:lineRule="auto"/>
-        <w:ind w:right="57" w:firstLine="709"/>
-        <w:jc w:val="both"/>
         <w:rPr>
           <w:lang w:val="en-US"/>
         </w:rPr>
       </w:pPr>
-    </w:p>
-    <w:p>
-      <w:pPr>
-        <w:spacing w:after="0" w:line="360" w:lineRule="auto"/>
-        <w:ind w:right="57" w:firstLine="709"/>
-        <w:jc w:val="both"/>
+      <w:r>
         <w:rPr>
           <w:lang w:val="en-US"/>
         </w:rPr>
-      </w:pPr>
-      <w:proofErr w:type="spellStart"/>
-      <w:r>
-        <w:rPr>
-          <w:lang w:val="en-US"/>
-        </w:rPr>
-        <w:t>Таблица</w:t>
-      </w:r>
-      <w:proofErr w:type="spellEnd"/>
-      <w:r>
-        <w:rPr>
-          <w:lang w:val="en-US"/>
-        </w:rPr>
-        <w:t xml:space="preserve"> 3.6 − </w:t>
-      </w:r>
-      <w:proofErr w:type="spellStart"/>
-      <w:r>
-        <w:rPr>
-          <w:lang w:val="en-US"/>
-        </w:rPr>
-        <w:t>Методы</w:t>
-      </w:r>
-      <w:proofErr w:type="spellEnd"/>
-      <w:r>
-        <w:rPr>
-          <w:lang w:val="en-US"/>
-        </w:rPr>
-        <w:t xml:space="preserve"> </w:t>
-      </w:r>
-      <w:proofErr w:type="spellStart"/>
-      <w:r>
-        <w:rPr>
-          <w:lang w:val="en-US"/>
-        </w:rPr>
-        <w:t>класса</w:t>
-      </w:r>
-      <w:proofErr w:type="spellEnd"/>
-      <w:r>
-        <w:rPr>
-          <w:lang w:val="en-US"/>
-        </w:rPr>
-        <w:t xml:space="preserve"> Parameter</w:t>
+        <w:t>Таблица 3.6 − Методы класса Parameter</w:t>
       </w:r>
     </w:p>
     <w:tbl>
@@ -7268,11 +7164,9 @@
                 <w:lang w:val="en-US"/>
               </w:rPr>
             </w:pPr>
-            <w:proofErr w:type="spellStart"/>
             <w:r>
               <w:t>Parameter</w:t>
             </w:r>
-            <w:proofErr w:type="spellEnd"/>
           </w:p>
         </w:tc>
         <w:tc>
@@ -7292,44 +7186,8 @@
               <w:rPr>
                 <w:lang w:val="en-US"/>
               </w:rPr>
-              <w:t xml:space="preserve">double </w:t>
-            </w:r>
-            <w:proofErr w:type="spellStart"/>
-            <w:r>
-              <w:rPr>
-                <w:lang w:val="en-US"/>
-              </w:rPr>
-              <w:t>minValue</w:t>
-            </w:r>
-            <w:proofErr w:type="spellEnd"/>
-            <w:r>
-              <w:rPr>
-                <w:lang w:val="en-US"/>
-              </w:rPr>
-              <w:t xml:space="preserve">, double </w:t>
-            </w:r>
-            <w:proofErr w:type="spellStart"/>
-            <w:r>
-              <w:rPr>
-                <w:lang w:val="en-US"/>
-              </w:rPr>
-              <w:t>maxValue</w:t>
-            </w:r>
-            <w:proofErr w:type="spellEnd"/>
-            <w:r>
-              <w:rPr>
-                <w:lang w:val="en-US"/>
-              </w:rPr>
-              <w:t xml:space="preserve">, double </w:t>
-            </w:r>
-            <w:proofErr w:type="spellStart"/>
-            <w:r>
-              <w:rPr>
-                <w:lang w:val="en-US"/>
-              </w:rPr>
-              <w:t>initialValue</w:t>
-            </w:r>
-            <w:proofErr w:type="spellEnd"/>
+              <w:t>double minValue, double maxValue, double initialValue</w:t>
+            </w:r>
           </w:p>
         </w:tc>
         <w:tc>
@@ -7352,6 +7210,16 @@
         </w:tc>
       </w:tr>
     </w:tbl>
+    <w:p>
+      <w:pPr>
+        <w:spacing w:after="0" w:line="360" w:lineRule="auto"/>
+        <w:ind w:right="57" w:firstLine="709"/>
+        <w:jc w:val="both"/>
+        <w:rPr>
+          <w:lang w:val="en-US"/>
+        </w:rPr>
+      </w:pPr>
+    </w:p>
     <w:p>
       <w:pPr>
         <w:spacing w:after="0" w:line="360" w:lineRule="auto"/>
@@ -7384,11 +7252,9 @@
               <w:spacing w:line="360" w:lineRule="auto"/>
               <w:jc w:val="both"/>
             </w:pPr>
-            <w:proofErr w:type="spellStart"/>
             <w:r>
               <w:t>MaxValue</w:t>
             </w:r>
-            <w:proofErr w:type="spellEnd"/>
           </w:p>
         </w:tc>
         <w:tc>
@@ -7400,11 +7266,9 @@
               <w:spacing w:line="360" w:lineRule="auto"/>
               <w:jc w:val="both"/>
             </w:pPr>
-            <w:proofErr w:type="spellStart"/>
             <w:r>
               <w:t>double</w:t>
             </w:r>
-            <w:proofErr w:type="spellEnd"/>
           </w:p>
         </w:tc>
         <w:tc>
@@ -7417,13 +7281,8 @@
               <w:jc w:val="both"/>
             </w:pPr>
             <w:r>
-              <w:t>Установка и получение значения поля _</w:t>
-            </w:r>
-            <w:proofErr w:type="spellStart"/>
-            <w:r>
-              <w:t>maxValue</w:t>
-            </w:r>
-            <w:proofErr w:type="spellEnd"/>
+              <w:t>Установка и получение значения поля _maxValue</w:t>
+            </w:r>
           </w:p>
         </w:tc>
       </w:tr>
@@ -7437,11 +7296,9 @@
               <w:spacing w:line="360" w:lineRule="auto"/>
               <w:jc w:val="both"/>
             </w:pPr>
-            <w:proofErr w:type="spellStart"/>
             <w:r>
               <w:t>MinValue</w:t>
             </w:r>
-            <w:proofErr w:type="spellEnd"/>
           </w:p>
         </w:tc>
         <w:tc>
@@ -7453,11 +7310,9 @@
               <w:spacing w:line="360" w:lineRule="auto"/>
               <w:jc w:val="both"/>
             </w:pPr>
-            <w:proofErr w:type="spellStart"/>
             <w:r>
               <w:t>double</w:t>
             </w:r>
-            <w:proofErr w:type="spellEnd"/>
           </w:p>
         </w:tc>
         <w:tc>
@@ -7470,13 +7325,8 @@
               <w:jc w:val="both"/>
             </w:pPr>
             <w:r>
-              <w:t>Установка и получение значения поля _</w:t>
-            </w:r>
-            <w:proofErr w:type="spellStart"/>
-            <w:r>
-              <w:t>minValue</w:t>
-            </w:r>
-            <w:proofErr w:type="spellEnd"/>
+              <w:t>Установка и получение значения поля _minValue</w:t>
+            </w:r>
           </w:p>
         </w:tc>
       </w:tr>
@@ -7504,11 +7354,9 @@
               <w:spacing w:line="360" w:lineRule="auto"/>
               <w:jc w:val="both"/>
             </w:pPr>
-            <w:proofErr w:type="spellStart"/>
             <w:r>
               <w:t>double</w:t>
             </w:r>
-            <w:proofErr w:type="spellEnd"/>
           </w:p>
         </w:tc>
         <w:tc>
@@ -7521,13 +7369,8 @@
               <w:jc w:val="both"/>
             </w:pPr>
             <w:r>
-              <w:t>Установка и получение значения поля _</w:t>
-            </w:r>
-            <w:proofErr w:type="spellStart"/>
-            <w:r>
-              <w:t>value</w:t>
-            </w:r>
-            <w:proofErr w:type="spellEnd"/>
+              <w:t>Установка и получение значения поля _value</w:t>
+            </w:r>
           </w:p>
         </w:tc>
       </w:tr>
@@ -7546,13 +7389,8 @@
         <w:jc w:val="both"/>
       </w:pPr>
       <w:r>
-        <w:t xml:space="preserve">Таблица 3.7 − Свойства класса </w:t>
-      </w:r>
-      <w:proofErr w:type="spellStart"/>
-      <w:r>
-        <w:t>Builder</w:t>
-      </w:r>
-      <w:proofErr w:type="spellEnd"/>
+        <w:t>Таблица 3.7 − Свойства класса Builder</w:t>
+      </w:r>
     </w:p>
     <w:tbl>
       <w:tblPr>
@@ -7561,14 +7399,14 @@
         <w:tblLook w:val="04A0" w:firstRow="1" w:lastRow="0" w:firstColumn="1" w:lastColumn="0" w:noHBand="0" w:noVBand="1"/>
       </w:tblPr>
       <w:tblGrid>
-        <w:gridCol w:w="3114"/>
-        <w:gridCol w:w="1984"/>
-        <w:gridCol w:w="4246"/>
+        <w:gridCol w:w="2122"/>
+        <w:gridCol w:w="2551"/>
+        <w:gridCol w:w="4671"/>
       </w:tblGrid>
       <w:tr>
         <w:tc>
           <w:tcPr>
-            <w:tcW w:w="3114" w:type="dxa"/>
+            <w:tcW w:w="2122" w:type="dxa"/>
           </w:tcPr>
           <w:p>
             <w:pPr>
@@ -7578,19 +7416,17 @@
                 <w:lang w:val="en-US"/>
               </w:rPr>
             </w:pPr>
-            <w:proofErr w:type="spellStart"/>
             <w:r>
               <w:rPr>
                 <w:lang w:val="en-US"/>
               </w:rPr>
               <w:t>Название</w:t>
             </w:r>
-            <w:proofErr w:type="spellEnd"/>
-          </w:p>
-        </w:tc>
-        <w:tc>
-          <w:tcPr>
-            <w:tcW w:w="1984" w:type="dxa"/>
+          </w:p>
+        </w:tc>
+        <w:tc>
+          <w:tcPr>
+            <w:tcW w:w="2551" w:type="dxa"/>
           </w:tcPr>
           <w:p>
             <w:pPr>
@@ -7604,7 +7440,7 @@
         </w:tc>
         <w:tc>
           <w:tcPr>
-            <w:tcW w:w="4246" w:type="dxa"/>
+            <w:tcW w:w="4671" w:type="dxa"/>
           </w:tcPr>
           <w:p>
             <w:pPr>
@@ -7620,42 +7456,35 @@
       <w:tr>
         <w:tc>
           <w:tcPr>
-            <w:tcW w:w="3114" w:type="dxa"/>
-          </w:tcPr>
-          <w:p>
-            <w:pPr>
-              <w:spacing w:line="360" w:lineRule="auto"/>
-              <w:jc w:val="both"/>
-            </w:pPr>
-            <w:r>
-              <w:t>_</w:t>
-            </w:r>
-            <w:proofErr w:type="spellStart"/>
-            <w:r>
-              <w:t>wrapper</w:t>
-            </w:r>
-            <w:proofErr w:type="spellEnd"/>
-          </w:p>
-        </w:tc>
-        <w:tc>
-          <w:tcPr>
-            <w:tcW w:w="1984" w:type="dxa"/>
-          </w:tcPr>
-          <w:p>
-            <w:pPr>
-              <w:spacing w:line="360" w:lineRule="auto"/>
-              <w:jc w:val="both"/>
-            </w:pPr>
-            <w:proofErr w:type="spellStart"/>
+            <w:tcW w:w="2122" w:type="dxa"/>
+          </w:tcPr>
+          <w:p>
+            <w:pPr>
+              <w:spacing w:line="360" w:lineRule="auto"/>
+              <w:jc w:val="both"/>
+            </w:pPr>
+            <w:r>
+              <w:t>_wrapper</w:t>
+            </w:r>
+          </w:p>
+        </w:tc>
+        <w:tc>
+          <w:tcPr>
+            <w:tcW w:w="2551" w:type="dxa"/>
+          </w:tcPr>
+          <w:p>
+            <w:pPr>
+              <w:spacing w:line="360" w:lineRule="auto"/>
+              <w:jc w:val="both"/>
+            </w:pPr>
             <w:r>
               <w:t>Wrapper</w:t>
             </w:r>
-            <w:proofErr w:type="spellEnd"/>
-          </w:p>
-        </w:tc>
-        <w:tc>
-          <w:tcPr>
-            <w:tcW w:w="4246" w:type="dxa"/>
+          </w:p>
+        </w:tc>
+        <w:tc>
+          <w:tcPr>
+            <w:tcW w:w="4671" w:type="dxa"/>
           </w:tcPr>
           <w:p>
             <w:pPr>
@@ -7685,47 +7514,11 @@
           <w:lang w:val="en-US"/>
         </w:rPr>
       </w:pPr>
-      <w:proofErr w:type="spellStart"/>
       <w:r>
         <w:rPr>
           <w:lang w:val="en-US"/>
         </w:rPr>
-        <w:t>Таблица</w:t>
-      </w:r>
-      <w:proofErr w:type="spellEnd"/>
-      <w:r>
-        <w:rPr>
-          <w:lang w:val="en-US"/>
-        </w:rPr>
-        <w:t xml:space="preserve"> 3.8 − </w:t>
-      </w:r>
-      <w:proofErr w:type="spellStart"/>
-      <w:r>
-        <w:rPr>
-          <w:lang w:val="en-US"/>
-        </w:rPr>
-        <w:t>Методы</w:t>
-      </w:r>
-      <w:proofErr w:type="spellEnd"/>
-      <w:r>
-        <w:rPr>
-          <w:lang w:val="en-US"/>
-        </w:rPr>
-        <w:t xml:space="preserve"> </w:t>
-      </w:r>
-      <w:proofErr w:type="spellStart"/>
-      <w:r>
-        <w:rPr>
-          <w:lang w:val="en-US"/>
-        </w:rPr>
-        <w:t>класса</w:t>
-      </w:r>
-      <w:proofErr w:type="spellEnd"/>
-      <w:r>
-        <w:rPr>
-          <w:lang w:val="en-US"/>
-        </w:rPr>
-        <w:t xml:space="preserve"> Builder</w:t>
+        <w:t>Таблица 3.8 − Методы класса Builder</w:t>
       </w:r>
     </w:p>
     <w:tbl>
@@ -7769,50 +7562,32 @@
                 <w:lang w:val="en-US"/>
               </w:rPr>
             </w:pPr>
-            <w:proofErr w:type="spellStart"/>
             <w:r>
               <w:rPr>
                 <w:lang w:val="en-US"/>
               </w:rPr>
-              <w:t>Входные</w:t>
-            </w:r>
-            <w:proofErr w:type="spellEnd"/>
-            <w:r>
+              <w:t>Входные параметры</w:t>
+            </w:r>
+          </w:p>
+        </w:tc>
+        <w:tc>
+          <w:tcPr>
+            <w:tcW w:w="4246" w:type="dxa"/>
+          </w:tcPr>
+          <w:p>
+            <w:pPr>
+              <w:spacing w:line="360" w:lineRule="auto"/>
+              <w:jc w:val="both"/>
               <w:rPr>
                 <w:lang w:val="en-US"/>
               </w:rPr>
-              <w:t xml:space="preserve"> </w:t>
-            </w:r>
-            <w:proofErr w:type="spellStart"/>
+            </w:pPr>
             <w:r>
               <w:rPr>
                 <w:lang w:val="en-US"/>
               </w:rPr>
-              <w:t>параметры</w:t>
-            </w:r>
-            <w:proofErr w:type="spellEnd"/>
-          </w:p>
-        </w:tc>
-        <w:tc>
-          <w:tcPr>
-            <w:tcW w:w="4246" w:type="dxa"/>
-          </w:tcPr>
-          <w:p>
-            <w:pPr>
-              <w:spacing w:line="360" w:lineRule="auto"/>
-              <w:jc w:val="both"/>
-              <w:rPr>
-                <w:lang w:val="en-US"/>
-              </w:rPr>
-            </w:pPr>
-            <w:proofErr w:type="spellStart"/>
-            <w:r>
-              <w:rPr>
-                <w:lang w:val="en-US"/>
-              </w:rPr>
               <w:t>Описание</w:t>
             </w:r>
-            <w:proofErr w:type="spellEnd"/>
           </w:p>
         </w:tc>
       </w:tr>
@@ -7829,11 +7604,9 @@
                 <w:lang w:val="en-US"/>
               </w:rPr>
             </w:pPr>
-            <w:proofErr w:type="spellStart"/>
             <w:r>
               <w:t>Build</w:t>
             </w:r>
-            <w:proofErr w:type="spellEnd"/>
           </w:p>
         </w:tc>
         <w:tc>
@@ -7848,14 +7621,12 @@
                 <w:lang w:val="en-US"/>
               </w:rPr>
             </w:pPr>
-            <w:proofErr w:type="spellStart"/>
             <w:r>
               <w:rPr>
                 <w:lang w:val="en-US"/>
               </w:rPr>
               <w:t>BracketParameters</w:t>
             </w:r>
-            <w:proofErr w:type="spellEnd"/>
             <w:r>
               <w:rPr>
                 <w:lang w:val="en-US"/>
@@ -7889,11 +7660,9 @@
               <w:spacing w:line="360" w:lineRule="auto"/>
               <w:jc w:val="both"/>
             </w:pPr>
-            <w:proofErr w:type="spellStart"/>
             <w:r>
               <w:t>BuildBase</w:t>
             </w:r>
-            <w:proofErr w:type="spellEnd"/>
           </w:p>
         </w:tc>
         <w:tc>
@@ -7935,11 +7704,9 @@
               <w:spacing w:line="360" w:lineRule="auto"/>
               <w:jc w:val="both"/>
             </w:pPr>
-            <w:proofErr w:type="spellStart"/>
             <w:r>
               <w:t>BuildSlot</w:t>
             </w:r>
-            <w:proofErr w:type="spellEnd"/>
           </w:p>
         </w:tc>
         <w:tc>
@@ -7981,11 +7748,9 @@
               <w:spacing w:line="360" w:lineRule="auto"/>
               <w:jc w:val="both"/>
             </w:pPr>
-            <w:proofErr w:type="spellStart"/>
             <w:r>
               <w:t>BuildMountingHoles</w:t>
             </w:r>
-            <w:proofErr w:type="spellEnd"/>
           </w:p>
         </w:tc>
         <w:tc>
@@ -8032,13 +7797,8 @@
         <w:jc w:val="both"/>
       </w:pPr>
       <w:r>
-        <w:t xml:space="preserve">Таблица 3.9 − Свойства класса </w:t>
-      </w:r>
-      <w:proofErr w:type="spellStart"/>
-      <w:r>
-        <w:t>Wrapper</w:t>
-      </w:r>
-      <w:proofErr w:type="spellEnd"/>
+        <w:t>Таблица 3.9 − Свойства класса Wrapper</w:t>
+      </w:r>
     </w:p>
     <w:tbl>
       <w:tblPr>
@@ -8061,14 +7821,12 @@
               <w:spacing w:line="360" w:lineRule="auto"/>
               <w:jc w:val="both"/>
             </w:pPr>
-            <w:proofErr w:type="spellStart"/>
             <w:r>
               <w:rPr>
                 <w:lang w:val="en-US"/>
               </w:rPr>
               <w:t>Название</w:t>
             </w:r>
-            <w:proofErr w:type="spellEnd"/>
           </w:p>
         </w:tc>
         <w:tc>
@@ -8111,13 +7869,8 @@
               <w:jc w:val="both"/>
             </w:pPr>
             <w:r>
-              <w:t>_</w:t>
-            </w:r>
-            <w:proofErr w:type="spellStart"/>
-            <w:r>
-              <w:t>kompas</w:t>
-            </w:r>
-            <w:proofErr w:type="spellEnd"/>
+              <w:t>_kompas</w:t>
+            </w:r>
           </w:p>
         </w:tc>
         <w:tc>
@@ -8129,11 +7882,9 @@
               <w:spacing w:line="360" w:lineRule="auto"/>
               <w:jc w:val="both"/>
             </w:pPr>
-            <w:proofErr w:type="spellStart"/>
             <w:r>
               <w:t>KompasObject</w:t>
             </w:r>
-            <w:proofErr w:type="spellEnd"/>
           </w:p>
         </w:tc>
         <w:tc>
@@ -8166,13 +7917,8 @@
         <w:jc w:val="both"/>
       </w:pPr>
       <w:r>
-        <w:t xml:space="preserve">Таблица 3.10 − Методы класса </w:t>
-      </w:r>
-      <w:proofErr w:type="spellStart"/>
-      <w:r>
-        <w:t>Wrapper</w:t>
-      </w:r>
-      <w:proofErr w:type="spellEnd"/>
+        <w:t>Таблица 3.10 − Методы класса Wrapper</w:t>
+      </w:r>
     </w:p>
     <w:tbl>
       <w:tblPr>
@@ -8181,14 +7927,14 @@
         <w:tblLook w:val="04A0" w:firstRow="1" w:lastRow="0" w:firstColumn="1" w:lastColumn="0" w:noHBand="0" w:noVBand="1"/>
       </w:tblPr>
       <w:tblGrid>
-        <w:gridCol w:w="3114"/>
-        <w:gridCol w:w="3115"/>
-        <w:gridCol w:w="3115"/>
+        <w:gridCol w:w="2263"/>
+        <w:gridCol w:w="3119"/>
+        <w:gridCol w:w="3962"/>
       </w:tblGrid>
       <w:tr>
         <w:tc>
           <w:tcPr>
-            <w:tcW w:w="3114" w:type="dxa"/>
+            <w:tcW w:w="2263" w:type="dxa"/>
           </w:tcPr>
           <w:p>
             <w:pPr>
@@ -8202,77 +7948,57 @@
         </w:tc>
         <w:tc>
           <w:tcPr>
-            <w:tcW w:w="3115" w:type="dxa"/>
-          </w:tcPr>
-          <w:p>
-            <w:pPr>
-              <w:spacing w:line="360" w:lineRule="auto"/>
-              <w:jc w:val="both"/>
-            </w:pPr>
-            <w:proofErr w:type="spellStart"/>
+            <w:tcW w:w="3119" w:type="dxa"/>
+          </w:tcPr>
+          <w:p>
+            <w:pPr>
+              <w:spacing w:line="360" w:lineRule="auto"/>
+              <w:jc w:val="both"/>
+            </w:pPr>
             <w:r>
               <w:rPr>
                 <w:lang w:val="en-US"/>
               </w:rPr>
-              <w:t>Входные</w:t>
-            </w:r>
-            <w:proofErr w:type="spellEnd"/>
+              <w:t>Входные параметры</w:t>
+            </w:r>
+          </w:p>
+        </w:tc>
+        <w:tc>
+          <w:tcPr>
+            <w:tcW w:w="3962" w:type="dxa"/>
+          </w:tcPr>
+          <w:p>
+            <w:pPr>
+              <w:spacing w:line="360" w:lineRule="auto"/>
+              <w:jc w:val="both"/>
+            </w:pPr>
             <w:r>
               <w:rPr>
                 <w:lang w:val="en-US"/>
               </w:rPr>
-              <w:t xml:space="preserve"> </w:t>
-            </w:r>
-            <w:proofErr w:type="spellStart"/>
-            <w:r>
-              <w:rPr>
-                <w:lang w:val="en-US"/>
-              </w:rPr>
-              <w:t>параметры</w:t>
-            </w:r>
-            <w:proofErr w:type="spellEnd"/>
-          </w:p>
-        </w:tc>
-        <w:tc>
-          <w:tcPr>
-            <w:tcW w:w="3115" w:type="dxa"/>
-          </w:tcPr>
-          <w:p>
-            <w:pPr>
-              <w:spacing w:line="360" w:lineRule="auto"/>
-              <w:jc w:val="both"/>
-            </w:pPr>
-            <w:proofErr w:type="spellStart"/>
-            <w:r>
-              <w:rPr>
-                <w:lang w:val="en-US"/>
-              </w:rPr>
               <w:t>Описание</w:t>
             </w:r>
-            <w:proofErr w:type="spellEnd"/>
           </w:p>
         </w:tc>
       </w:tr>
       <w:tr>
         <w:tc>
           <w:tcPr>
-            <w:tcW w:w="3114" w:type="dxa"/>
-          </w:tcPr>
-          <w:p>
-            <w:pPr>
-              <w:spacing w:line="360" w:lineRule="auto"/>
-              <w:jc w:val="both"/>
-            </w:pPr>
-            <w:proofErr w:type="spellStart"/>
+            <w:tcW w:w="2263" w:type="dxa"/>
+          </w:tcPr>
+          <w:p>
+            <w:pPr>
+              <w:spacing w:line="360" w:lineRule="auto"/>
+              <w:jc w:val="both"/>
+            </w:pPr>
             <w:r>
               <w:t>OpenCAD</w:t>
             </w:r>
-            <w:proofErr w:type="spellEnd"/>
-          </w:p>
-        </w:tc>
-        <w:tc>
-          <w:tcPr>
-            <w:tcW w:w="3115" w:type="dxa"/>
+          </w:p>
+        </w:tc>
+        <w:tc>
+          <w:tcPr>
+            <w:tcW w:w="3119" w:type="dxa"/>
           </w:tcPr>
           <w:p>
             <w:pPr>
@@ -8286,7 +8012,7 @@
         </w:tc>
         <w:tc>
           <w:tcPr>
-            <w:tcW w:w="3115" w:type="dxa"/>
+            <w:tcW w:w="3962" w:type="dxa"/>
           </w:tcPr>
           <w:p>
             <w:pPr>
@@ -8302,39 +8028,35 @@
       <w:tr>
         <w:tc>
           <w:tcPr>
-            <w:tcW w:w="3114" w:type="dxa"/>
-          </w:tcPr>
-          <w:p>
-            <w:pPr>
-              <w:spacing w:line="360" w:lineRule="auto"/>
-              <w:jc w:val="both"/>
-            </w:pPr>
-            <w:proofErr w:type="spellStart"/>
+            <w:tcW w:w="2263" w:type="dxa"/>
+          </w:tcPr>
+          <w:p>
+            <w:pPr>
+              <w:spacing w:line="360" w:lineRule="auto"/>
+              <w:jc w:val="both"/>
+            </w:pPr>
             <w:r>
               <w:t>CreateSketch</w:t>
             </w:r>
-            <w:proofErr w:type="spellEnd"/>
-          </w:p>
-        </w:tc>
-        <w:tc>
-          <w:tcPr>
-            <w:tcW w:w="3115" w:type="dxa"/>
-          </w:tcPr>
-          <w:p>
-            <w:pPr>
-              <w:spacing w:line="360" w:lineRule="auto"/>
-              <w:jc w:val="both"/>
-            </w:pPr>
-            <w:proofErr w:type="spellStart"/>
+          </w:p>
+        </w:tc>
+        <w:tc>
+          <w:tcPr>
+            <w:tcW w:w="3119" w:type="dxa"/>
+          </w:tcPr>
+          <w:p>
+            <w:pPr>
+              <w:spacing w:line="360" w:lineRule="auto"/>
+              <w:jc w:val="both"/>
+            </w:pPr>
             <w:r>
               <w:t>Plane</w:t>
             </w:r>
-            <w:proofErr w:type="spellEnd"/>
-          </w:p>
-        </w:tc>
-        <w:tc>
-          <w:tcPr>
-            <w:tcW w:w="3115" w:type="dxa"/>
+          </w:p>
+        </w:tc>
+        <w:tc>
+          <w:tcPr>
+            <w:tcW w:w="3962" w:type="dxa"/>
           </w:tcPr>
           <w:p>
             <w:pPr>
@@ -8380,11 +8102,9 @@
               <w:spacing w:line="360" w:lineRule="auto"/>
               <w:jc w:val="both"/>
             </w:pPr>
-            <w:proofErr w:type="spellStart"/>
             <w:r>
               <w:t>CreateLine</w:t>
             </w:r>
-            <w:proofErr w:type="spellEnd"/>
           </w:p>
         </w:tc>
         <w:tc>
@@ -8426,11 +8146,9 @@
               <w:spacing w:line="360" w:lineRule="auto"/>
               <w:jc w:val="both"/>
             </w:pPr>
-            <w:proofErr w:type="spellStart"/>
             <w:r>
               <w:t>CreateRectangle</w:t>
             </w:r>
-            <w:proofErr w:type="spellEnd"/>
           </w:p>
         </w:tc>
         <w:tc>
@@ -8443,21 +8161,8 @@
               <w:jc w:val="both"/>
             </w:pPr>
             <w:r>
-              <w:t xml:space="preserve">Point, </w:t>
-            </w:r>
-            <w:proofErr w:type="spellStart"/>
-            <w:r>
-              <w:t>double</w:t>
-            </w:r>
-            <w:proofErr w:type="spellEnd"/>
-            <w:r>
-              <w:t xml:space="preserve">, </w:t>
-            </w:r>
-            <w:proofErr w:type="spellStart"/>
-            <w:r>
-              <w:t>double</w:t>
-            </w:r>
-            <w:proofErr w:type="spellEnd"/>
+              <w:t>Point, double, double</w:t>
+            </w:r>
           </w:p>
         </w:tc>
         <w:tc>
@@ -8485,11 +8190,9 @@
               <w:spacing w:line="360" w:lineRule="auto"/>
               <w:jc w:val="both"/>
             </w:pPr>
-            <w:proofErr w:type="spellStart"/>
             <w:r>
               <w:t>CreateCircle</w:t>
             </w:r>
-            <w:proofErr w:type="spellEnd"/>
           </w:p>
         </w:tc>
         <w:tc>
@@ -8502,13 +8205,8 @@
               <w:jc w:val="both"/>
             </w:pPr>
             <w:r>
-              <w:t xml:space="preserve">Point, </w:t>
-            </w:r>
-            <w:proofErr w:type="spellStart"/>
-            <w:r>
-              <w:t>double</w:t>
-            </w:r>
-            <w:proofErr w:type="spellEnd"/>
+              <w:t>Point, double</w:t>
+            </w:r>
           </w:p>
         </w:tc>
         <w:tc>
@@ -8536,11 +8234,9 @@
               <w:spacing w:line="360" w:lineRule="auto"/>
               <w:jc w:val="both"/>
             </w:pPr>
-            <w:proofErr w:type="spellStart"/>
             <w:r>
               <w:t>Extrusion</w:t>
             </w:r>
-            <w:proofErr w:type="spellEnd"/>
           </w:p>
         </w:tc>
         <w:tc>
@@ -8552,27 +8248,9 @@
               <w:spacing w:line="360" w:lineRule="auto"/>
               <w:jc w:val="both"/>
             </w:pPr>
-            <w:proofErr w:type="spellStart"/>
-            <w:r>
-              <w:t>Sketch</w:t>
-            </w:r>
-            <w:proofErr w:type="spellEnd"/>
-            <w:r>
-              <w:t xml:space="preserve">, </w:t>
-            </w:r>
-            <w:proofErr w:type="spellStart"/>
-            <w:r>
-              <w:t>double</w:t>
-            </w:r>
-            <w:proofErr w:type="spellEnd"/>
-            <w:r>
-              <w:t xml:space="preserve">, </w:t>
-            </w:r>
-            <w:proofErr w:type="spellStart"/>
-            <w:r>
-              <w:t>bool</w:t>
-            </w:r>
-            <w:proofErr w:type="spellEnd"/>
+            <w:r>
+              <w:t>Sketch, double, bool</w:t>
+            </w:r>
           </w:p>
         </w:tc>
         <w:tc>
@@ -8600,11 +8278,9 @@
               <w:spacing w:line="360" w:lineRule="auto"/>
               <w:jc w:val="both"/>
             </w:pPr>
-            <w:proofErr w:type="spellStart"/>
             <w:r>
               <w:t>CutExtrusion</w:t>
             </w:r>
-            <w:proofErr w:type="spellEnd"/>
           </w:p>
         </w:tc>
         <w:tc>
@@ -8616,19 +8292,9 @@
               <w:spacing w:line="360" w:lineRule="auto"/>
               <w:jc w:val="both"/>
             </w:pPr>
-            <w:proofErr w:type="spellStart"/>
-            <w:r>
-              <w:t>Sketch</w:t>
-            </w:r>
-            <w:proofErr w:type="spellEnd"/>
-            <w:r>
-              <w:t xml:space="preserve">, </w:t>
-            </w:r>
-            <w:proofErr w:type="spellStart"/>
-            <w:r>
-              <w:t>bool</w:t>
-            </w:r>
-            <w:proofErr w:type="spellEnd"/>
+            <w:r>
+              <w:t>Sketch, bool</w:t>
+            </w:r>
           </w:p>
         </w:tc>
         <w:tc>
@@ -8664,6 +8330,7 @@
           <w:bCs/>
         </w:rPr>
       </w:pPr>
+      <w:bookmarkStart w:id="7" w:name="_Toc243471368"/>
       <w:r>
         <w:rPr>
           <w:rFonts w:ascii="Times New Roman" w:hAnsi="Times New Roman" w:cs="Times New Roman"/>
@@ -8675,6 +8342,7 @@
         </w:rPr>
         <w:t>3.2 Макеты пользовательского интерфейса</w:t>
       </w:r>
+      <w:bookmarkEnd w:id="7"/>
     </w:p>
     <w:p>
       <w:pPr>
@@ -8785,140 +8453,98 @@
         <w:t xml:space="preserve">Также программа содержит валидацию. </w:t>
       </w:r>
       <w:r>
-        <w:t xml:space="preserve">При вводе значения в </w:t>
-      </w:r>
-      <w:proofErr w:type="spellStart"/>
-      <w:r>
-        <w:t>TextBox</w:t>
-      </w:r>
-      <w:proofErr w:type="spellEnd"/>
-      <w:r>
-        <w:t xml:space="preserve"> метод </w:t>
-      </w:r>
-      <w:proofErr w:type="spellStart"/>
-      <w:proofErr w:type="gramStart"/>
-      <w:r>
-        <w:t>ValidateAndSetValue</w:t>
-      </w:r>
-      <w:proofErr w:type="spellEnd"/>
-      <w:r>
-        <w:t>(</w:t>
-      </w:r>
-      <w:proofErr w:type="gramEnd"/>
-      <w:r>
-        <w:t xml:space="preserve">) класса </w:t>
-      </w:r>
-      <w:proofErr w:type="spellStart"/>
-      <w:r>
-        <w:t>MainForm</w:t>
-      </w:r>
-      <w:proofErr w:type="spellEnd"/>
-      <w:r>
-        <w:t xml:space="preserve"> проверяет, не пустое ли поле и является ли введённый текст числом. Если проверка не пройдена, метод </w:t>
-      </w:r>
-      <w:proofErr w:type="spellStart"/>
-      <w:proofErr w:type="gramStart"/>
-      <w:r>
-        <w:t>SetColors</w:t>
-      </w:r>
-      <w:proofErr w:type="spellEnd"/>
-      <w:r>
-        <w:t>(</w:t>
-      </w:r>
-      <w:proofErr w:type="gramEnd"/>
-      <w:r>
-        <w:t>) окрашивает поле в красный цвет.</w:t>
+        <w:t>При вводе значения в TextBox метод ValidateAndSetValue() класса MainForm проверяет, не пустое ли поле и является ли введённый текст числом. Если проверка не пройдена, метод SetColors() окрашивает поле в красный цвет.</w:t>
       </w:r>
       <w:r>
         <w:t xml:space="preserve"> </w:t>
       </w:r>
       <w:r>
-        <w:t xml:space="preserve">Если текст корректен, вызывается метод </w:t>
-      </w:r>
-      <w:proofErr w:type="spellStart"/>
-      <w:proofErr w:type="gramStart"/>
-      <w:r>
-        <w:t>ValidationParameter</w:t>
-      </w:r>
-      <w:proofErr w:type="spellEnd"/>
-      <w:r>
-        <w:t>(</w:t>
-      </w:r>
-      <w:proofErr w:type="gramEnd"/>
-      <w:r>
-        <w:t xml:space="preserve">) класса </w:t>
-      </w:r>
-      <w:proofErr w:type="spellStart"/>
-      <w:r>
-        <w:t>BracketParameters</w:t>
-      </w:r>
-      <w:proofErr w:type="spellEnd"/>
-      <w:r>
-        <w:t>. Он достаёт из словаря _</w:t>
-      </w:r>
-      <w:proofErr w:type="spellStart"/>
-      <w:r>
-        <w:t>parametersDict</w:t>
-      </w:r>
-      <w:proofErr w:type="spellEnd"/>
-      <w:r>
-        <w:t xml:space="preserve"> нужный объект </w:t>
-      </w:r>
-      <w:proofErr w:type="spellStart"/>
-      <w:r>
-        <w:t>Parameter</w:t>
-      </w:r>
-      <w:proofErr w:type="spellEnd"/>
-      <w:r>
-        <w:t xml:space="preserve"> и проверяет, находится ли введённое число между его </w:t>
-      </w:r>
-      <w:proofErr w:type="spellStart"/>
-      <w:r>
-        <w:t>MinValue</w:t>
-      </w:r>
-      <w:proofErr w:type="spellEnd"/>
-      <w:r>
-        <w:t xml:space="preserve"> и </w:t>
-      </w:r>
-      <w:proofErr w:type="spellStart"/>
-      <w:r>
-        <w:t>MaxValue</w:t>
-      </w:r>
-      <w:proofErr w:type="spellEnd"/>
-      <w:r>
-        <w:t xml:space="preserve">. Если да — метод </w:t>
-      </w:r>
-      <w:proofErr w:type="spellStart"/>
-      <w:proofErr w:type="gramStart"/>
-      <w:r>
-        <w:t>AddValueToParameter</w:t>
-      </w:r>
-      <w:proofErr w:type="spellEnd"/>
-      <w:r>
-        <w:t>(</w:t>
-      </w:r>
-      <w:proofErr w:type="gramEnd"/>
-      <w:r>
-        <w:t>) записывает новое значение в свойство Value, а поле ввода возвращает обычный цвет. Если нет — поле остаётся красным.</w:t>
+        <w:t>Если текст корректен, вызывается метод ValidationParameter() класса BracketParameters. Он достаёт из словаря _parametersDict нужный объект Parameter и проверяет, находится ли введённое число между его MinValue и MaxValue. Если да — метод AddValueToParameter() записывает новое значение в свойство Value, а поле ввода возвращает обычный цвет. Если нет — поле остаётся красным.</w:t>
       </w:r>
       <w:r>
         <w:t xml:space="preserve"> </w:t>
       </w:r>
       <w:r>
-        <w:t xml:space="preserve">При нажатии кнопки «Построить» сначала проверяется, нет ли красных полей, а затем вызывается метод </w:t>
-      </w:r>
-      <w:proofErr w:type="spellStart"/>
-      <w:proofErr w:type="gramStart"/>
-      <w:r>
-        <w:t>ValidateDependencies</w:t>
-      </w:r>
-      <w:proofErr w:type="spellEnd"/>
-      <w:r>
-        <w:t>(</w:t>
-      </w:r>
-      <w:proofErr w:type="gramEnd"/>
-      <w:r>
-        <w:t>). Он проверяет, что глубина паза l1 не больше L - 20, а ширина паза b1 не больше B - 40. Если зависимости нарушены, построение блокируется.</w:t>
+        <w:t>При нажатии кнопки «Построить» сначала проверяется, нет ли красных полей, а затем вызывается метод ValidateDependencies(). Он проверяет, что глубина паза l1 не больше L - 20, а ширина паза b1 не больше B - 40. Если зависимости нарушены, построение блокируется.</w:t>
+      </w:r>
+    </w:p>
+    <w:p>
+      <w:pPr>
+        <w:spacing w:after="0" w:line="360" w:lineRule="auto"/>
+        <w:ind w:firstLine="709"/>
+        <w:jc w:val="both"/>
+        <w:rPr>
+          <w:lang w:val="en-US"/>
+        </w:rPr>
+      </w:pPr>
+      <w:r>
+        <w:drawing>
+          <wp:inline distT="0" distB="0" distL="0" distR="0" wp14:anchorId="5E87AC84" wp14:editId="5A7AB709">
+            <wp:extent cx="4706007" cy="3448531"/>
+            <wp:effectExtent l="19050" t="19050" r="18415" b="19050"/>
+            <wp:docPr id="172063084" name="Рисунок 1"/>
+            <wp:cNvGraphicFramePr>
+              <a:graphicFrameLocks xmlns:a="http://schemas.openxmlformats.org/drawingml/2006/main" noChangeAspect="1"/>
+            </wp:cNvGraphicFramePr>
+            <a:graphic xmlns:a="http://schemas.openxmlformats.org/drawingml/2006/main">
+              <a:graphicData uri="http://schemas.openxmlformats.org/drawingml/2006/picture">
+                <pic:pic xmlns:pic="http://schemas.openxmlformats.org/drawingml/2006/picture">
+                  <pic:nvPicPr>
+                    <pic:cNvPr id="172063084" name=""/>
+                    <pic:cNvPicPr/>
+                  </pic:nvPicPr>
+                  <pic:blipFill>
+                    <a:blip r:embed="rId13"/>
+                    <a:stretch>
+                      <a:fillRect/>
+                    </a:stretch>
+                  </pic:blipFill>
+                  <pic:spPr>
+                    <a:xfrm>
+                      <a:off x="0" y="0"/>
+                      <a:ext cx="4706007" cy="3448531"/>
+                    </a:xfrm>
+                    <a:prstGeom prst="rect">
+                      <a:avLst/>
+                    </a:prstGeom>
+                    <a:ln w="12700">
+                      <a:solidFill>
+                        <a:schemeClr val="tx1"/>
+                      </a:solidFill>
+                    </a:ln>
+                  </pic:spPr>
+                </pic:pic>
+              </a:graphicData>
+            </a:graphic>
+          </wp:inline>
+        </w:drawing>
+      </w:r>
+    </w:p>
+    <w:p>
+      <w:pPr>
+        <w:spacing w:after="0" w:line="360" w:lineRule="auto"/>
+        <w:jc w:val="center"/>
+      </w:pPr>
+      <w:r>
+        <w:t>Рисунок 3.</w:t>
+      </w:r>
+      <w:r>
+        <w:t>3</w:t>
+      </w:r>
+      <w:r>
+        <w:t xml:space="preserve"> </w:t>
+      </w:r>
+      <w:r>
+        <w:t>–</w:t>
+      </w:r>
+      <w:r>
+        <w:t xml:space="preserve"> </w:t>
+      </w:r>
+      <w:r>
+        <w:t xml:space="preserve">Реакция программы </w:t>
+      </w:r>
+      <w:r>
+        <w:t>на ошибки в введенных параметрах</w:t>
       </w:r>
     </w:p>
     <w:p>
@@ -8950,7 +8576,7 @@
           <w:szCs w:val="28"/>
         </w:rPr>
       </w:pPr>
-      <w:bookmarkStart w:id="7" w:name="_Toc242129770"/>
+      <w:bookmarkStart w:id="8" w:name="_Toc243471369"/>
       <w:r>
         <w:rPr>
           <w:rFonts w:ascii="Times New Roman" w:hAnsi="Times New Roman" w:cs="Times New Roman"/>
@@ -8985,7 +8611,7 @@
         </w:rPr>
         <w:t>Список источников</w:t>
       </w:r>
-      <w:bookmarkEnd w:id="7"/>
+      <w:bookmarkEnd w:id="8"/>
     </w:p>
     <w:p>
       <w:pPr>
@@ -9032,7 +8658,7 @@
       <w:r>
         <w:t xml:space="preserve"> Режим доступа </w:t>
       </w:r>
-      <w:hyperlink r:id="rId13" w:history="1">
+      <w:hyperlink r:id="rId14" w:history="1">
         <w:r>
           <w:rPr>
             <w:rStyle w:val="ae"/>
@@ -9079,7 +8705,7 @@
       <w:r>
         <w:t xml:space="preserve"> </w:t>
       </w:r>
-      <w:hyperlink r:id="rId14" w:history="1">
+      <w:hyperlink r:id="rId15" w:history="1">
         <w:r>
           <w:rPr>
             <w:rStyle w:val="ae"/>
@@ -9145,7 +8771,6 @@
           </w:rPr>
           <w:t>-</w:t>
         </w:r>
-        <w:proofErr w:type="spellStart"/>
         <w:r>
           <w:rPr>
             <w:rStyle w:val="ae"/>
@@ -9153,14 +8778,12 @@
           </w:rPr>
           <w:t>asia</w:t>
         </w:r>
-        <w:proofErr w:type="spellEnd"/>
         <w:r>
           <w:rPr>
             <w:rStyle w:val="ae"/>
           </w:rPr>
           <w:t>-</w:t>
         </w:r>
-        <w:proofErr w:type="spellStart"/>
         <w:r>
           <w:rPr>
             <w:rStyle w:val="ae"/>
@@ -9168,7 +8791,6 @@
           </w:rPr>
           <w:t>caucasus</w:t>
         </w:r>
-        <w:proofErr w:type="spellEnd"/>
         <w:r>
           <w:rPr>
             <w:rStyle w:val="ae"/>
@@ -9214,7 +8836,6 @@
           </w:rPr>
           <w:t>-</w:t>
         </w:r>
-        <w:proofErr w:type="spellStart"/>
         <w:r>
           <w:rPr>
             <w:rStyle w:val="ae"/>
@@ -9222,7 +8843,6 @@
           </w:rPr>
           <w:t>api</w:t>
         </w:r>
-        <w:proofErr w:type="spellEnd"/>
       </w:hyperlink>
       <w:r>
         <w:t xml:space="preserve"> </w:t>
@@ -9257,7 +8877,7 @@
       <w:r>
         <w:t xml:space="preserve">Режим доступа </w:t>
       </w:r>
-      <w:hyperlink r:id="rId15" w:history="1">
+      <w:hyperlink r:id="rId16" w:history="1">
         <w:r>
           <w:rPr>
             <w:rStyle w:val="ae"/>
@@ -9304,7 +8924,7 @@
       <w:r>
         <w:t xml:space="preserve"> </w:t>
       </w:r>
-      <w:hyperlink r:id="rId16" w:history="1">
+      <w:hyperlink r:id="rId17" w:history="1">
         <w:r>
           <w:rPr>
             <w:rStyle w:val="ae"/>
@@ -9354,7 +8974,7 @@
       <w:r>
         <w:t xml:space="preserve"> </w:t>
       </w:r>
-      <w:hyperlink r:id="rId17" w:history="1">
+      <w:hyperlink r:id="rId18" w:history="1">
         <w:r>
           <w:rPr>
             <w:rStyle w:val="ae"/>
@@ -9420,7 +9040,6 @@
           </w:rPr>
           <w:t>/</w:t>
         </w:r>
-        <w:proofErr w:type="spellStart"/>
         <w:r>
           <w:rPr>
             <w:rStyle w:val="ae"/>
@@ -9428,14 +9047,12 @@
           </w:rPr>
           <w:t>ru</w:t>
         </w:r>
-        <w:proofErr w:type="spellEnd"/>
         <w:r>
           <w:rPr>
             <w:rStyle w:val="ae"/>
           </w:rPr>
           <w:t>/</w:t>
         </w:r>
-        <w:proofErr w:type="spellStart"/>
         <w:r>
           <w:rPr>
             <w:rStyle w:val="ae"/>
@@ -9443,7 +9060,6 @@
           </w:rPr>
           <w:t>uml</w:t>
         </w:r>
-        <w:proofErr w:type="spellEnd"/>
         <w:r>
           <w:rPr>
             <w:rStyle w:val="ae"/>
@@ -9498,12 +9114,12 @@
       </w:r>
     </w:p>
     <w:sectPr>
-      <w:headerReference w:type="even" r:id="rId18"/>
-      <w:headerReference w:type="default" r:id="rId19"/>
-      <w:footerReference w:type="even" r:id="rId20"/>
-      <w:footerReference w:type="default" r:id="rId21"/>
-      <w:headerReference w:type="first" r:id="rId22"/>
-      <w:footerReference w:type="first" r:id="rId23"/>
+      <w:headerReference w:type="even" r:id="rId19"/>
+      <w:headerReference w:type="default" r:id="rId20"/>
+      <w:footerReference w:type="even" r:id="rId21"/>
+      <w:footerReference w:type="default" r:id="rId22"/>
+      <w:headerReference w:type="first" r:id="rId23"/>
+      <w:footerReference w:type="first" r:id="rId24"/>
       <w:pgSz w:w="11906" w:h="16838" w:code="9"/>
       <w:pgMar w:top="1134" w:right="851" w:bottom="1134" w:left="1701" w:header="709" w:footer="709" w:gutter="0"/>
       <w:cols w:space="708"/>
